--- a/3_ОТЧЁТЫ/2026-09-15/(Руфина) Аналитическая_записка_2026-09-15_данные_по_11.09.docx
+++ b/3_ОТЧЁТЫ/2026-09-15/(Руфина) Аналитическая_записка_2026-09-15_данные_по_11.09.docx
@@ -197,7 +197,7 @@
                 <w:b/>
                 <w:sz w:val="21"/>
               </w:rPr>
-              <w:t>3 205 SKU, 50,64 млн руб. запаса</w:t>
+              <w:t>2 967 SKU, 48,40 млн руб. запаса</w:t>
             </w:r>
           </w:p>
         </w:tc>
@@ -370,7 +370,7 @@
                 <w:color w:val="1F3864"/>
                 <w:sz w:val="21"/>
               </w:rPr>
-              <w:t>Каждый рубль запаса приносит 1,08 руб. валовой прибыли в год при стоимости владения 0,57 руб. Портфель окупается, но запас прочности небольшой.</w:t>
+              <w:t>Каждый рубль запаса приносит 1,09 руб. валовой прибыли в год при стоимости владения 0,57 руб. Портфель окупается, но запас прочности небольшой.</w:t>
             </w:r>
           </w:p>
         </w:tc>
@@ -487,7 +487,7 @@
                 <w:rFonts w:ascii="Arial" w:hAnsi="Arial"/>
                 <w:sz w:val="18"/>
               </w:rPr>
-              <w:t>50,64 млн ₽</w:t>
+              <w:t>48,40 млн ₽</w:t>
             </w:r>
           </w:p>
         </w:tc>
@@ -505,7 +505,7 @@
                 <w:rFonts w:ascii="Arial" w:hAnsi="Arial"/>
                 <w:sz w:val="18"/>
               </w:rPr>
-              <w:t>из них 9,71 млн ₽ не продаётся вовсе</w:t>
+              <w:t>из них 9,42 млн ₽ не продаётся вовсе</w:t>
             </w:r>
           </w:p>
         </w:tc>
@@ -540,7 +540,7 @@
                 <w:rFonts w:ascii="Arial" w:hAnsi="Arial"/>
                 <w:sz w:val="18"/>
               </w:rPr>
-              <w:t>32,9 %</w:t>
+              <w:t>32,3 %</w:t>
             </w:r>
           </w:p>
         </w:tc>
@@ -558,7 +558,7 @@
                 <w:rFonts w:ascii="Arial" w:hAnsi="Arial"/>
                 <w:sz w:val="18"/>
               </w:rPr>
-              <w:t>недополучено 4,79 млн ₽ оборота</w:t>
+              <w:t>недополучено 4,60 млн ₽ оборота</w:t>
             </w:r>
           </w:p>
         </w:tc>
@@ -593,7 +593,7 @@
                 <w:rFonts w:ascii="Arial" w:hAnsi="Arial"/>
                 <w:sz w:val="18"/>
               </w:rPr>
-              <w:t>12,07 млн ₽</w:t>
+              <w:t>11,47 млн ₽</w:t>
             </w:r>
           </w:p>
         </w:tc>
@@ -611,7 +611,7 @@
                 <w:rFonts w:ascii="Arial" w:hAnsi="Arial"/>
                 <w:sz w:val="18"/>
               </w:rPr>
-              <w:t>плюс 5,01 млн ₽/год экономии на хранении</w:t>
+              <w:t>плюс 4,76 млн ₽/год экономии на хранении</w:t>
             </w:r>
           </w:p>
         </w:tc>
@@ -655,7 +655,7 @@
                 <w:color w:val="C00000"/>
                 <w:sz w:val="21"/>
               </w:rPr>
-              <w:t>Если не делать ничего, за квартал потеряем 2,62 млн ₽: 2,22 млн на содержании ненужного запаса и 0,40 млн упущенной прибыли на дефиците. При этом 10,33 млн ₽ остаются замороженными.</w:t>
+              <w:t>Если не делать ничего, за квартал потеряем 2,50 млн ₽: 2,12 млн на содержании ненужного запаса и 0,38 млн упущенной прибыли на дефиците. При этом 9,83 млн ₽ остаются замороженными.</w:t>
             </w:r>
           </w:p>
         </w:tc>
@@ -849,7 +849,7 @@
                 <w:rFonts w:ascii="Arial" w:hAnsi="Arial"/>
                 <w:sz w:val="18"/>
               </w:rPr>
-              <w:t>141,09</w:t>
+              <w:t>134,57</w:t>
             </w:r>
           </w:p>
         </w:tc>
@@ -869,7 +869,7 @@
                 <w:color w:val="C00000"/>
                 <w:sz w:val="18"/>
               </w:rPr>
-              <w:t>−16,89</w:t>
+              <w:t>−23,41</w:t>
             </w:r>
           </w:p>
         </w:tc>
@@ -887,7 +887,7 @@
                 <w:rFonts w:ascii="Arial" w:hAnsi="Arial"/>
                 <w:sz w:val="18"/>
               </w:rPr>
-              <w:t>89,3 %</w:t>
+              <w:t>85,2 %</w:t>
             </w:r>
           </w:p>
         </w:tc>
@@ -940,7 +940,7 @@
                 <w:rFonts w:ascii="Arial" w:hAnsi="Arial"/>
                 <w:sz w:val="18"/>
               </w:rPr>
-              <w:t>141,09</w:t>
+              <w:t>134,57</w:t>
             </w:r>
           </w:p>
         </w:tc>
@@ -960,7 +960,7 @@
                 <w:color w:val="C00000"/>
                 <w:sz w:val="18"/>
               </w:rPr>
-              <w:t>−33,49</w:t>
+              <w:t>−40,01</w:t>
             </w:r>
           </w:p>
         </w:tc>
@@ -978,7 +978,7 @@
                 <w:rFonts w:ascii="Arial" w:hAnsi="Arial"/>
                 <w:sz w:val="18"/>
               </w:rPr>
-              <w:t>80,8 %</w:t>
+              <w:t>77,1 %</w:t>
             </w:r>
           </w:p>
         </w:tc>
@@ -1031,7 +1031,7 @@
                 <w:rFonts w:ascii="Arial" w:hAnsi="Arial"/>
                 <w:sz w:val="18"/>
               </w:rPr>
-              <w:t>141,09</w:t>
+              <w:t>134,57</w:t>
             </w:r>
           </w:p>
         </w:tc>
@@ -1051,7 +1051,7 @@
                 <w:color w:val="C00000"/>
                 <w:sz w:val="18"/>
               </w:rPr>
-              <w:t>−21,80</w:t>
+              <w:t>−28,32</w:t>
             </w:r>
           </w:p>
         </w:tc>
@@ -1069,7 +1069,7 @@
                 <w:rFonts w:ascii="Arial" w:hAnsi="Arial"/>
                 <w:sz w:val="18"/>
               </w:rPr>
-              <w:t>86,6 %</w:t>
+              <w:t>82,6 %</w:t>
             </w:r>
           </w:p>
         </w:tc>
@@ -1128,7 +1128,7 @@
                 <w:color w:val="C00000"/>
                 <w:sz w:val="21"/>
               </w:rPr>
-              <w:t>План выполнен на 89,3 %. Отставание 16,89 млн ₽ за 8 месяцев — это главный вопрос, на который отвечает вся остальная записка.</w:t>
+              <w:t>План выполнен на 85,2 %. Отставание 23,41 млн ₽ за 8 месяцев — это главный вопрос, на который отвечает вся остальная записка.</w:t>
             </w:r>
           </w:p>
         </w:tc>
@@ -1165,7 +1165,23 @@
           <w:i w:val="0"/>
           <w:sz w:val="21"/>
         </w:rPr>
-        <w:t>За те же 8 месяцев: 102,80 млн ₽ в прошлом году против 141,09 млн ₽ в этом — +37,2 %.</w:t>
+        <w:t>За те же 8 месяцев: 102,80 млн ₽ в прошлом году против 134,57 млн ₽ в этом — +30,9 %.</w:t>
+      </w:r>
+    </w:p>
+    <w:p>
+      <w:pPr>
+        <w:spacing w:after="100"/>
+        <w:jc w:val="both"/>
+      </w:pPr>
+      <w:r>
+        <w:rPr>
+          <w:rFonts w:ascii="Arial" w:hAnsi="Arial"/>
+          <w:b w:val="0"/>
+          <w:i/>
+          <w:color w:val="6B7280"/>
+          <w:sz w:val="18"/>
+        </w:rPr>
+        <w:t>Сравнение возможно только по периметру целиком: между годами товар переразнесли по направлениям (доля отдельных направлений сдвинулась до 19 п.п.). Сопоставлять направления год к году — сравнивать разные наборы товара. Как именно переразнесли — лист «0e.Сдвиг структуры».</w:t>
       </w:r>
     </w:p>
     <w:p>
@@ -1351,7 +1367,7 @@
                 <w:rFonts w:ascii="Arial" w:hAnsi="Arial"/>
                 <w:sz w:val="17"/>
               </w:rPr>
-              <w:t>4,79</w:t>
+              <w:t>4,60</w:t>
             </w:r>
           </w:p>
         </w:tc>
@@ -1422,7 +1438,7 @@
                 <w:rFonts w:ascii="Arial" w:hAnsi="Arial"/>
                 <w:sz w:val="17"/>
               </w:rPr>
-              <w:t>4,20</w:t>
+              <w:t>3,94</w:t>
             </w:r>
           </w:p>
         </w:tc>
@@ -1440,7 +1456,7 @@
                 <w:rFonts w:ascii="Arial" w:hAnsi="Arial"/>
                 <w:sz w:val="17"/>
               </w:rPr>
-              <w:t>2,41</w:t>
+              <w:t>2,26</w:t>
             </w:r>
           </w:p>
         </w:tc>
@@ -1511,7 +1527,7 @@
                 <w:rFonts w:ascii="Arial" w:hAnsi="Arial"/>
                 <w:sz w:val="17"/>
               </w:rPr>
-              <w:t>6,12</w:t>
+              <w:t>5,89</w:t>
             </w:r>
           </w:p>
         </w:tc>
@@ -1529,7 +1545,7 @@
                 <w:rFonts w:ascii="Arial" w:hAnsi="Arial"/>
                 <w:sz w:val="17"/>
               </w:rPr>
-              <w:t>2,60</w:t>
+              <w:t>2,49</w:t>
             </w:r>
           </w:p>
         </w:tc>
@@ -1705,7 +1721,7 @@
           <w:i w:val="0"/>
           <w:sz w:val="21"/>
         </w:rPr>
-        <w:t>Из 50,64 млн ₽ запаса 6,12 млн не продавались ни разу за период. Ещё 8,41 млн — медленный товар, содержание которого дороже приносимой им прибыли.</w:t>
+        <w:t>Из 48,40 млн ₽ запаса 5,89 млн не продавались ни разу за период. Ещё 7,87 млн — медленный товар, содержание которого дороже приносимой им прибыли.</w:t>
       </w:r>
     </w:p>
     <w:p>
@@ -1720,7 +1736,7 @@
           <w:i/>
           <w:sz w:val="19"/>
         </w:rPr>
-        <w:t>Отдельно выделены новинки: 100 позиций на 3,59 млн ₽ моложе 90 дней. Продаж по ним ещё нет, но это не неликвид — за ними надо наблюдать, а не выводить.</w:t>
+        <w:t>Отдельно выделены новинки: 93 позиций на 3,53 млн ₽ моложе 90 дней. Продаж по ним ещё нет, но это не неликвид — за ними надо наблюдать, а не выводить.</w:t>
       </w:r>
     </w:p>
     <w:p>
@@ -1827,7 +1843,7 @@
       <w:r>
         <w:drawing>
           <wp:inline xmlns:a="http://schemas.openxmlformats.org/drawingml/2006/main" xmlns:pic="http://schemas.openxmlformats.org/drawingml/2006/picture">
-            <wp:extent cx="6120000" cy="3496629"/>
+            <wp:extent cx="6120000" cy="2910863"/>
             <wp:docPr id="3" name="Picture 3"/>
             <wp:cNvGraphicFramePr>
               <a:graphicFrameLocks noChangeAspect="1"/>
@@ -1848,7 +1864,7 @@
                   <pic:spPr>
                     <a:xfrm>
                       <a:off x="0" y="0"/>
-                      <a:ext cx="6120000" cy="3496629"/>
+                      <a:ext cx="6120000" cy="2910863"/>
                     </a:xfrm>
                     <a:prstGeom prst="rect"/>
                   </pic:spPr>
@@ -1886,7 +1902,7 @@
           <w:i w:val="0"/>
           <w:sz w:val="21"/>
         </w:rPr>
-        <w:t>Ниже порога: СКВ, Котловое оборудование и во, ИСРМ. Совокупный запас 10,02 млн ₽, убыток 1,41 млн ₽ в год.</w:t>
+        <w:t>Ниже порога: СКВ, Котловое оборудование и во. Совокупный запас 9,87 млн ₽, убыток 1,38 млн ₽ в год.</w:t>
       </w:r>
     </w:p>
     <w:tbl>
@@ -3210,7 +3226,7 @@
                 <w:rFonts w:ascii="Arial" w:hAnsi="Arial"/>
                 <w:sz w:val="16"/>
               </w:rPr>
-              <w:t>ИСРМ · Группы Термо</w:t>
+              <w:t>ИСРМ · Группы Комфорт</w:t>
             </w:r>
           </w:p>
         </w:tc>
@@ -3228,7 +3244,7 @@
                 <w:rFonts w:ascii="Arial" w:hAnsi="Arial"/>
                 <w:sz w:val="16"/>
               </w:rPr>
-              <w:t>▂▃▄▆▅▄█▅▃</w:t>
+              <w:t>▁▃▇█▆▄▅▇▂</w:t>
             </w:r>
           </w:p>
         </w:tc>
@@ -3246,7 +3262,7 @@
                 <w:rFonts w:ascii="Arial" w:hAnsi="Arial"/>
                 <w:sz w:val="16"/>
               </w:rPr>
-              <w:t>219</w:t>
+              <w:t>188</w:t>
             </w:r>
           </w:p>
         </w:tc>
@@ -3264,7 +3280,7 @@
                 <w:rFonts w:ascii="Arial" w:hAnsi="Arial"/>
                 <w:sz w:val="16"/>
               </w:rPr>
-              <w:t>6,95</w:t>
+              <w:t>6,06</w:t>
             </w:r>
           </w:p>
         </w:tc>
@@ -3282,7 +3298,7 @@
                 <w:rFonts w:ascii="Arial" w:hAnsi="Arial"/>
                 <w:sz w:val="16"/>
               </w:rPr>
-              <w:t>22,0 %</w:t>
+              <w:t>20,5 %</w:t>
             </w:r>
           </w:p>
         </w:tc>
@@ -3300,7 +3316,7 @@
                 <w:rFonts w:ascii="Arial" w:hAnsi="Arial"/>
                 <w:sz w:val="16"/>
               </w:rPr>
-              <w:t>2,07</w:t>
+              <w:t>2,91</w:t>
             </w:r>
           </w:p>
         </w:tc>
@@ -3318,7 +3334,7 @@
                 <w:rFonts w:ascii="Arial" w:hAnsi="Arial"/>
                 <w:sz w:val="16"/>
               </w:rPr>
-              <w:t>107</w:t>
+              <w:t>91</w:t>
             </w:r>
           </w:p>
         </w:tc>
@@ -3336,7 +3352,7 @@
                 <w:rFonts w:ascii="Arial" w:hAnsi="Arial"/>
                 <w:sz w:val="16"/>
               </w:rPr>
-              <w:t>0,96</w:t>
+              <w:t>1,03</w:t>
             </w:r>
           </w:p>
         </w:tc>
@@ -3354,7 +3370,7 @@
                 <w:rFonts w:ascii="Arial" w:hAnsi="Arial"/>
                 <w:sz w:val="16"/>
               </w:rPr>
-              <w:t>0,90</w:t>
+              <w:t>0,80</w:t>
             </w:r>
           </w:p>
         </w:tc>
@@ -3372,7 +3388,7 @@
                 <w:rFonts w:ascii="Arial" w:hAnsi="Arial"/>
                 <w:sz w:val="16"/>
               </w:rPr>
-              <w:t>24 %</w:t>
+              <w:t>15 %</w:t>
             </w:r>
           </w:p>
         </w:tc>
@@ -3389,7 +3405,7 @@
                 <w:rFonts w:ascii="Arial" w:hAnsi="Arial"/>
                 <w:sz w:val="16"/>
               </w:rPr>
-              <w:t>ИСРМ · Группы Комфорт</w:t>
+              <w:t>ТТ · Группы Комфорт</w:t>
             </w:r>
           </w:p>
         </w:tc>
@@ -3407,7 +3423,7 @@
                 <w:rFonts w:ascii="Arial" w:hAnsi="Arial"/>
                 <w:sz w:val="16"/>
               </w:rPr>
-              <w:t>▁▃▇█▆▄▅▇▂</w:t>
+              <w:t>▃█▄▅▂▂▆▇▂</w:t>
             </w:r>
           </w:p>
         </w:tc>
@@ -3425,7 +3441,7 @@
                 <w:rFonts w:ascii="Arial" w:hAnsi="Arial"/>
                 <w:sz w:val="16"/>
               </w:rPr>
-              <w:t>188</w:t>
+              <w:t>114</w:t>
             </w:r>
           </w:p>
         </w:tc>
@@ -3443,7 +3459,7 @@
                 <w:rFonts w:ascii="Arial" w:hAnsi="Arial"/>
                 <w:sz w:val="16"/>
               </w:rPr>
-              <w:t>6,06</w:t>
+              <w:t>4,10</w:t>
             </w:r>
           </w:p>
         </w:tc>
@@ -3461,7 +3477,7 @@
                 <w:rFonts w:ascii="Arial" w:hAnsi="Arial"/>
                 <w:sz w:val="16"/>
               </w:rPr>
-              <w:t>20,5 %</w:t>
+              <w:t>37,9 %</w:t>
             </w:r>
           </w:p>
         </w:tc>
@@ -3479,7 +3495,7 @@
                 <w:rFonts w:ascii="Arial" w:hAnsi="Arial"/>
                 <w:sz w:val="16"/>
               </w:rPr>
-              <w:t>2,91</w:t>
+              <w:t>0,79</w:t>
             </w:r>
           </w:p>
         </w:tc>
@@ -3497,7 +3513,7 @@
                 <w:rFonts w:ascii="Arial" w:hAnsi="Arial"/>
                 <w:sz w:val="16"/>
               </w:rPr>
-              <w:t>91</w:t>
+              <w:t>60</w:t>
             </w:r>
           </w:p>
         </w:tc>
@@ -3515,7 +3531,7 @@
                 <w:rFonts w:ascii="Arial" w:hAnsi="Arial"/>
                 <w:sz w:val="16"/>
               </w:rPr>
-              <w:t>1,03</w:t>
+              <w:t>3,73</w:t>
             </w:r>
           </w:p>
         </w:tc>
@@ -3533,7 +3549,7 @@
                 <w:rFonts w:ascii="Arial" w:hAnsi="Arial"/>
                 <w:sz w:val="16"/>
               </w:rPr>
-              <w:t>0,80</w:t>
+              <w:t>1,90</w:t>
             </w:r>
           </w:p>
         </w:tc>
@@ -3551,7 +3567,7 @@
                 <w:rFonts w:ascii="Arial" w:hAnsi="Arial"/>
                 <w:sz w:val="16"/>
               </w:rPr>
-              <w:t>15 %</w:t>
+              <w:t>74 %</w:t>
             </w:r>
           </w:p>
         </w:tc>
@@ -3568,7 +3584,7 @@
                 <w:rFonts w:ascii="Arial" w:hAnsi="Arial"/>
                 <w:sz w:val="16"/>
               </w:rPr>
-              <w:t>ТТ · Группы Комфорт</w:t>
+              <w:t>ВТ · Группы Комфорт</w:t>
             </w:r>
           </w:p>
         </w:tc>
@@ -3586,7 +3602,7 @@
                 <w:rFonts w:ascii="Arial" w:hAnsi="Arial"/>
                 <w:sz w:val="16"/>
               </w:rPr>
-              <w:t>▃█▄▅▂▂▆▇▂</w:t>
+              <w:t>▂▆▄▆█▅▄▅▁</w:t>
             </w:r>
           </w:p>
         </w:tc>
@@ -3604,7 +3620,7 @@
                 <w:rFonts w:ascii="Arial" w:hAnsi="Arial"/>
                 <w:sz w:val="16"/>
               </w:rPr>
-              <w:t>114</w:t>
+              <w:t>88</w:t>
             </w:r>
           </w:p>
         </w:tc>
@@ -3622,7 +3638,7 @@
                 <w:rFonts w:ascii="Arial" w:hAnsi="Arial"/>
                 <w:sz w:val="16"/>
               </w:rPr>
-              <w:t>4,10</w:t>
+              <w:t>3,59</w:t>
             </w:r>
           </w:p>
         </w:tc>
@@ -3640,7 +3656,7 @@
                 <w:rFonts w:ascii="Arial" w:hAnsi="Arial"/>
                 <w:sz w:val="16"/>
               </w:rPr>
-              <w:t>37,9 %</w:t>
+              <w:t>34,1 %</w:t>
             </w:r>
           </w:p>
         </w:tc>
@@ -3658,7 +3674,7 @@
                 <w:rFonts w:ascii="Arial" w:hAnsi="Arial"/>
                 <w:sz w:val="16"/>
               </w:rPr>
-              <w:t>0,79</w:t>
+              <w:t>0,89</w:t>
             </w:r>
           </w:p>
         </w:tc>
@@ -3676,7 +3692,7 @@
                 <w:rFonts w:ascii="Arial" w:hAnsi="Arial"/>
                 <w:sz w:val="16"/>
               </w:rPr>
-              <w:t>60</w:t>
+              <w:t>61</w:t>
             </w:r>
           </w:p>
         </w:tc>
@@ -3694,7 +3710,7 @@
                 <w:rFonts w:ascii="Arial" w:hAnsi="Arial"/>
                 <w:sz w:val="16"/>
               </w:rPr>
-              <w:t>3,73</w:t>
+              <w:t>3,07</w:t>
             </w:r>
           </w:p>
         </w:tc>
@@ -3712,7 +3728,7 @@
                 <w:rFonts w:ascii="Arial" w:hAnsi="Arial"/>
                 <w:sz w:val="16"/>
               </w:rPr>
-              <w:t>1,90</w:t>
+              <w:t>1,43</w:t>
             </w:r>
           </w:p>
         </w:tc>
@@ -3730,7 +3746,7 @@
                 <w:rFonts w:ascii="Arial" w:hAnsi="Arial"/>
                 <w:sz w:val="16"/>
               </w:rPr>
-              <w:t>74 %</w:t>
+              <w:t>40 %</w:t>
             </w:r>
           </w:p>
         </w:tc>
@@ -3747,7 +3763,7 @@
                 <w:rFonts w:ascii="Arial" w:hAnsi="Arial"/>
                 <w:sz w:val="16"/>
               </w:rPr>
-              <w:t>ВТ · Группы Комфорт</w:t>
+              <w:t>Приборы отопления · Группы Филиалов</w:t>
             </w:r>
           </w:p>
         </w:tc>
@@ -3765,7 +3781,7 @@
                 <w:rFonts w:ascii="Arial" w:hAnsi="Arial"/>
                 <w:sz w:val="16"/>
               </w:rPr>
-              <w:t>▂▆▄▆█▅▄▅▁</w:t>
+              <w:t>▁▁▂▁▁▂▂█▁</w:t>
             </w:r>
           </w:p>
         </w:tc>
@@ -3783,7 +3799,7 @@
                 <w:rFonts w:ascii="Arial" w:hAnsi="Arial"/>
                 <w:sz w:val="16"/>
               </w:rPr>
-              <w:t>88</w:t>
+              <w:t>48</w:t>
             </w:r>
           </w:p>
         </w:tc>
@@ -3801,7 +3817,7 @@
                 <w:rFonts w:ascii="Arial" w:hAnsi="Arial"/>
                 <w:sz w:val="16"/>
               </w:rPr>
-              <w:t>3,59</w:t>
+              <w:t>2,80</w:t>
             </w:r>
           </w:p>
         </w:tc>
@@ -3819,7 +3835,7 @@
                 <w:rFonts w:ascii="Arial" w:hAnsi="Arial"/>
                 <w:sz w:val="16"/>
               </w:rPr>
-              <w:t>34,1 %</w:t>
+              <w:t>15,1 %</w:t>
             </w:r>
           </w:p>
         </w:tc>
@@ -3837,7 +3853,7 @@
                 <w:rFonts w:ascii="Arial" w:hAnsi="Arial"/>
                 <w:sz w:val="16"/>
               </w:rPr>
-              <w:t>0,89</w:t>
+              <w:t>0,56</w:t>
             </w:r>
           </w:p>
         </w:tc>
@@ -3855,7 +3871,7 @@
                 <w:rFonts w:ascii="Arial" w:hAnsi="Arial"/>
                 <w:sz w:val="16"/>
               </w:rPr>
-              <w:t>61</w:t>
+              <w:t>75</w:t>
             </w:r>
           </w:p>
         </w:tc>
@@ -3873,7 +3889,7 @@
                 <w:rFonts w:ascii="Arial" w:hAnsi="Arial"/>
                 <w:sz w:val="16"/>
               </w:rPr>
-              <w:t>3,07</w:t>
+              <w:t>0,87</w:t>
             </w:r>
           </w:p>
         </w:tc>
@@ -3891,7 +3907,7 @@
                 <w:rFonts w:ascii="Arial" w:hAnsi="Arial"/>
                 <w:sz w:val="16"/>
               </w:rPr>
-              <w:t>1,43</w:t>
+              <w:t>0,21</w:t>
             </w:r>
           </w:p>
         </w:tc>
@@ -3909,7 +3925,7 @@
                 <w:rFonts w:ascii="Arial" w:hAnsi="Arial"/>
                 <w:sz w:val="16"/>
               </w:rPr>
-              <w:t>40 %</w:t>
+              <w:t>28 %</w:t>
             </w:r>
           </w:p>
         </w:tc>
@@ -3926,7 +3942,7 @@
                 <w:rFonts w:ascii="Arial" w:hAnsi="Arial"/>
                 <w:sz w:val="16"/>
               </w:rPr>
-              <w:t>Приборы отопления · Группы Филиалов</w:t>
+              <w:t>Вент · Группы Вент</w:t>
             </w:r>
           </w:p>
         </w:tc>
@@ -3944,7 +3960,7 @@
                 <w:rFonts w:ascii="Arial" w:hAnsi="Arial"/>
                 <w:sz w:val="16"/>
               </w:rPr>
-              <w:t>▁▁▂▁▁▂▂█▁</w:t>
+              <w:t>▂▂▁▂▃▁█▄▁</w:t>
             </w:r>
           </w:p>
         </w:tc>
@@ -3962,30 +3978,84 @@
                 <w:rFonts w:ascii="Arial" w:hAnsi="Arial"/>
                 <w:sz w:val="16"/>
               </w:rPr>
+              <w:t>56</w:t>
+            </w:r>
+          </w:p>
+        </w:tc>
+        <w:tc>
+          <w:tcPr>
+            <w:tcW w:type="dxa" w:w="964"/>
+          </w:tcPr>
+          <w:p>
+            <w:pPr>
+              <w:jc w:val="right"/>
+            </w:pPr>
+            <w:r/>
+            <w:r>
+              <w:rPr>
+                <w:rFonts w:ascii="Arial" w:hAnsi="Arial"/>
+                <w:sz w:val="16"/>
+              </w:rPr>
+              <w:t>0,89</w:t>
+            </w:r>
+          </w:p>
+        </w:tc>
+        <w:tc>
+          <w:tcPr>
+            <w:tcW w:type="dxa" w:w="624"/>
+          </w:tcPr>
+          <w:p>
+            <w:pPr>
+              <w:jc w:val="right"/>
+            </w:pPr>
+            <w:r/>
+            <w:r>
+              <w:rPr>
+                <w:rFonts w:ascii="Arial" w:hAnsi="Arial"/>
+                <w:sz w:val="16"/>
+              </w:rPr>
+              <w:t>20,7 %</w:t>
+            </w:r>
+          </w:p>
+        </w:tc>
+        <w:tc>
+          <w:tcPr>
+            <w:tcW w:type="dxa" w:w="964"/>
+          </w:tcPr>
+          <w:p>
+            <w:pPr>
+              <w:jc w:val="right"/>
+            </w:pPr>
+            <w:r/>
+            <w:r>
+              <w:rPr>
+                <w:rFonts w:ascii="Arial" w:hAnsi="Arial"/>
+                <w:sz w:val="16"/>
+              </w:rPr>
+              <w:t>0,13</w:t>
+            </w:r>
+          </w:p>
+        </w:tc>
+        <w:tc>
+          <w:tcPr>
+            <w:tcW w:type="dxa" w:w="510"/>
+          </w:tcPr>
+          <w:p>
+            <w:pPr>
+              <w:jc w:val="right"/>
+            </w:pPr>
+            <w:r/>
+            <w:r>
+              <w:rPr>
+                <w:rFonts w:ascii="Arial" w:hAnsi="Arial"/>
+                <w:sz w:val="16"/>
+              </w:rPr>
               <w:t>48</w:t>
             </w:r>
           </w:p>
         </w:tc>
         <w:tc>
           <w:tcPr>
-            <w:tcW w:type="dxa" w:w="964"/>
-          </w:tcPr>
-          <w:p>
-            <w:pPr>
-              <w:jc w:val="right"/>
-            </w:pPr>
-            <w:r/>
-            <w:r>
-              <w:rPr>
-                <w:rFonts w:ascii="Arial" w:hAnsi="Arial"/>
-                <w:sz w:val="16"/>
-              </w:rPr>
-              <w:t>2,80</w:t>
-            </w:r>
-          </w:p>
-        </w:tc>
-        <w:tc>
-          <w:tcPr>
             <w:tcW w:type="dxa" w:w="624"/>
           </w:tcPr>
           <w:p>
@@ -3998,61 +4068,7 @@
                 <w:rFonts w:ascii="Arial" w:hAnsi="Arial"/>
                 <w:sz w:val="16"/>
               </w:rPr>
-              <w:t>15,1 %</w:t>
-            </w:r>
-          </w:p>
-        </w:tc>
-        <w:tc>
-          <w:tcPr>
-            <w:tcW w:type="dxa" w:w="964"/>
-          </w:tcPr>
-          <w:p>
-            <w:pPr>
-              <w:jc w:val="right"/>
-            </w:pPr>
-            <w:r/>
-            <w:r>
-              <w:rPr>
-                <w:rFonts w:ascii="Arial" w:hAnsi="Arial"/>
-                <w:sz w:val="16"/>
-              </w:rPr>
-              <w:t>0,56</w:t>
-            </w:r>
-          </w:p>
-        </w:tc>
-        <w:tc>
-          <w:tcPr>
-            <w:tcW w:type="dxa" w:w="510"/>
-          </w:tcPr>
-          <w:p>
-            <w:pPr>
-              <w:jc w:val="right"/>
-            </w:pPr>
-            <w:r/>
-            <w:r>
-              <w:rPr>
-                <w:rFonts w:ascii="Arial" w:hAnsi="Arial"/>
-                <w:sz w:val="16"/>
-              </w:rPr>
-              <w:t>75</w:t>
-            </w:r>
-          </w:p>
-        </w:tc>
-        <w:tc>
-          <w:tcPr>
-            <w:tcW w:type="dxa" w:w="624"/>
-          </w:tcPr>
-          <w:p>
-            <w:pPr>
-              <w:jc w:val="right"/>
-            </w:pPr>
-            <w:r/>
-            <w:r>
-              <w:rPr>
-                <w:rFonts w:ascii="Arial" w:hAnsi="Arial"/>
-                <w:sz w:val="16"/>
-              </w:rPr>
-              <w:t>0,87</w:t>
+              <w:t>1,99</w:t>
             </w:r>
           </w:p>
         </w:tc>
@@ -4070,7 +4086,7 @@
                 <w:rFonts w:ascii="Arial" w:hAnsi="Arial"/>
                 <w:sz w:val="16"/>
               </w:rPr>
-              <w:t>0,21</w:t>
+              <w:t>0,19</w:t>
             </w:r>
           </w:p>
         </w:tc>
@@ -4088,7 +4104,7 @@
                 <w:rFonts w:ascii="Arial" w:hAnsi="Arial"/>
                 <w:sz w:val="16"/>
               </w:rPr>
-              <w:t>28 %</w:t>
+              <w:t>—</w:t>
             </w:r>
           </w:p>
         </w:tc>
@@ -4105,7 +4121,7 @@
                 <w:rFonts w:ascii="Arial" w:hAnsi="Arial"/>
                 <w:sz w:val="16"/>
               </w:rPr>
-              <w:t>Вент · Группы Вент</w:t>
+              <w:t>ОВ · Группы Комфорт</w:t>
             </w:r>
           </w:p>
         </w:tc>
@@ -4123,7 +4139,7 @@
                 <w:rFonts w:ascii="Arial" w:hAnsi="Arial"/>
                 <w:sz w:val="16"/>
               </w:rPr>
-              <w:t>▂▂▁▂▃▁█▄▁</w:t>
+              <w:t>▁▂▁▁▅█▅▁▁</w:t>
             </w:r>
           </w:p>
         </w:tc>
@@ -4141,7 +4157,7 @@
                 <w:rFonts w:ascii="Arial" w:hAnsi="Arial"/>
                 <w:sz w:val="16"/>
               </w:rPr>
-              <w:t>56</w:t>
+              <w:t>21</w:t>
             </w:r>
           </w:p>
         </w:tc>
@@ -4159,7 +4175,7 @@
                 <w:rFonts w:ascii="Arial" w:hAnsi="Arial"/>
                 <w:sz w:val="16"/>
               </w:rPr>
-              <w:t>0,89</w:t>
+              <w:t>0,30</w:t>
             </w:r>
           </w:p>
         </w:tc>
@@ -4177,7 +4193,7 @@
                 <w:rFonts w:ascii="Arial" w:hAnsi="Arial"/>
                 <w:sz w:val="16"/>
               </w:rPr>
-              <w:t>20,7 %</w:t>
+              <w:t>28,7 %</w:t>
             </w:r>
           </w:p>
         </w:tc>
@@ -4195,7 +4211,7 @@
                 <w:rFonts w:ascii="Arial" w:hAnsi="Arial"/>
                 <w:sz w:val="16"/>
               </w:rPr>
-              <w:t>0,13</w:t>
+              <w:t>0,12</w:t>
             </w:r>
           </w:p>
         </w:tc>
@@ -4213,7 +4229,7 @@
                 <w:rFonts w:ascii="Arial" w:hAnsi="Arial"/>
                 <w:sz w:val="16"/>
               </w:rPr>
-              <w:t>48</w:t>
+              <w:t>83</w:t>
             </w:r>
           </w:p>
         </w:tc>
@@ -4231,7 +4247,7 @@
                 <w:rFonts w:ascii="Arial" w:hAnsi="Arial"/>
                 <w:sz w:val="16"/>
               </w:rPr>
-              <w:t>1,99</w:t>
+              <w:t>1,77</w:t>
             </w:r>
           </w:p>
         </w:tc>
@@ -4249,7 +4265,7 @@
                 <w:rFonts w:ascii="Arial" w:hAnsi="Arial"/>
                 <w:sz w:val="16"/>
               </w:rPr>
-              <w:t>0,19</w:t>
+              <w:t>0,08</w:t>
             </w:r>
           </w:p>
         </w:tc>
@@ -4284,7 +4300,7 @@
                 <w:rFonts w:ascii="Arial" w:hAnsi="Arial"/>
                 <w:sz w:val="16"/>
               </w:rPr>
-              <w:t>ОВ · Группы Комфорт</w:t>
+              <w:t>Прочее оборудование ТЕРМО · Группы Термо</w:t>
             </w:r>
           </w:p>
         </w:tc>
@@ -4302,7 +4318,7 @@
                 <w:rFonts w:ascii="Arial" w:hAnsi="Arial"/>
                 <w:sz w:val="16"/>
               </w:rPr>
-              <w:t>▁▂▁▁▅█▅▁▁</w:t>
+              <w:t>▁▁█▁▁▁▁▁▁</w:t>
             </w:r>
           </w:p>
         </w:tc>
@@ -4320,7 +4336,7 @@
                 <w:rFonts w:ascii="Arial" w:hAnsi="Arial"/>
                 <w:sz w:val="16"/>
               </w:rPr>
-              <w:t>21</w:t>
+              <w:t>7</w:t>
             </w:r>
           </w:p>
         </w:tc>
@@ -4338,7 +4354,7 @@
                 <w:rFonts w:ascii="Arial" w:hAnsi="Arial"/>
                 <w:sz w:val="16"/>
               </w:rPr>
-              <w:t>0,30</w:t>
+              <w:t>0,22</w:t>
             </w:r>
           </w:p>
         </w:tc>
@@ -4356,7 +4372,7 @@
                 <w:rFonts w:ascii="Arial" w:hAnsi="Arial"/>
                 <w:sz w:val="16"/>
               </w:rPr>
-              <w:t>28,7 %</w:t>
+              <w:t>30,8 %</w:t>
             </w:r>
           </w:p>
         </w:tc>
@@ -4374,7 +4390,7 @@
                 <w:rFonts w:ascii="Arial" w:hAnsi="Arial"/>
                 <w:sz w:val="16"/>
               </w:rPr>
-              <w:t>0,12</w:t>
+              <w:t>0,03</w:t>
             </w:r>
           </w:p>
         </w:tc>
@@ -4392,7 +4408,7 @@
                 <w:rFonts w:ascii="Arial" w:hAnsi="Arial"/>
                 <w:sz w:val="16"/>
               </w:rPr>
-              <w:t>83</w:t>
+              <w:t>26</w:t>
             </w:r>
           </w:p>
         </w:tc>
@@ -4410,7 +4426,7 @@
                 <w:rFonts w:ascii="Arial" w:hAnsi="Arial"/>
                 <w:sz w:val="16"/>
               </w:rPr>
-              <w:t>1,77</w:t>
+              <w:t>6,26</w:t>
             </w:r>
           </w:p>
         </w:tc>
@@ -4428,7 +4444,7 @@
                 <w:rFonts w:ascii="Arial" w:hAnsi="Arial"/>
                 <w:sz w:val="16"/>
               </w:rPr>
-              <w:t>0,08</w:t>
+              <w:t>0,09</w:t>
             </w:r>
           </w:p>
         </w:tc>
@@ -4463,7 +4479,7 @@
                 <w:rFonts w:ascii="Arial" w:hAnsi="Arial"/>
                 <w:sz w:val="16"/>
               </w:rPr>
-              <w:t>Прочее оборудование ТЕРМО · Группы Термо</w:t>
+              <w:t>Промышленное тепловое оборуд · Группы Филиалов</w:t>
             </w:r>
           </w:p>
         </w:tc>
@@ -4481,7 +4497,7 @@
                 <w:rFonts w:ascii="Arial" w:hAnsi="Arial"/>
                 <w:sz w:val="16"/>
               </w:rPr>
-              <w:t>▁▁█▁▁▁▁▁▁</w:t>
+              <w:t>▁▁▁█▁▁▁▁▁</w:t>
             </w:r>
           </w:p>
         </w:tc>
@@ -4499,7 +4515,7 @@
                 <w:rFonts w:ascii="Arial" w:hAnsi="Arial"/>
                 <w:sz w:val="16"/>
               </w:rPr>
-              <w:t>7</w:t>
+              <w:t>9</w:t>
             </w:r>
           </w:p>
         </w:tc>
@@ -4517,7 +4533,7 @@
                 <w:rFonts w:ascii="Arial" w:hAnsi="Arial"/>
                 <w:sz w:val="16"/>
               </w:rPr>
-              <w:t>0,22</w:t>
+              <w:t>0,12</w:t>
             </w:r>
           </w:p>
         </w:tc>
@@ -4535,7 +4551,7 @@
                 <w:rFonts w:ascii="Arial" w:hAnsi="Arial"/>
                 <w:sz w:val="16"/>
               </w:rPr>
-              <w:t>30,8 %</w:t>
+              <w:t>23,5 %</w:t>
             </w:r>
           </w:p>
         </w:tc>
@@ -4553,7 +4569,7 @@
                 <w:rFonts w:ascii="Arial" w:hAnsi="Arial"/>
                 <w:sz w:val="16"/>
               </w:rPr>
-              <w:t>0,03</w:t>
+              <w:t>0,07</w:t>
             </w:r>
           </w:p>
         </w:tc>
@@ -4571,7 +4587,7 @@
                 <w:rFonts w:ascii="Arial" w:hAnsi="Arial"/>
                 <w:sz w:val="16"/>
               </w:rPr>
-              <w:t>26</w:t>
+              <w:t>84</w:t>
             </w:r>
           </w:p>
         </w:tc>
@@ -4589,7 +4605,7 @@
                 <w:rFonts w:ascii="Arial" w:hAnsi="Arial"/>
                 <w:sz w:val="16"/>
               </w:rPr>
-              <w:t>6,26</w:t>
+              <w:t>1,34</w:t>
             </w:r>
           </w:p>
         </w:tc>
@@ -4607,7 +4623,7 @@
                 <w:rFonts w:ascii="Arial" w:hAnsi="Arial"/>
                 <w:sz w:val="16"/>
               </w:rPr>
-              <w:t>0,09</w:t>
+              <w:t>0,02</w:t>
             </w:r>
           </w:p>
         </w:tc>
@@ -4625,727 +4641,7 @@
                 <w:rFonts w:ascii="Arial" w:hAnsi="Arial"/>
                 <w:sz w:val="16"/>
               </w:rPr>
-              <w:t>—</w:t>
-            </w:r>
-          </w:p>
-        </w:tc>
-      </w:tr>
-      <w:tr>
-        <w:tc>
-          <w:tcPr>
-            <w:tcW w:type="dxa" w:w="2268"/>
-          </w:tcPr>
-          <w:p>
-            <w:r/>
-            <w:r>
-              <w:rPr>
-                <w:rFonts w:ascii="Arial" w:hAnsi="Arial"/>
-                <w:sz w:val="16"/>
-              </w:rPr>
-              <w:t>Промышленное тепловое оборуд · Группы Филиалов</w:t>
-            </w:r>
-          </w:p>
-        </w:tc>
-        <w:tc>
-          <w:tcPr>
-            <w:tcW w:type="dxa" w:w="850"/>
-          </w:tcPr>
-          <w:p>
-            <w:pPr>
-              <w:jc w:val="right"/>
-            </w:pPr>
-            <w:r/>
-            <w:r>
-              <w:rPr>
-                <w:rFonts w:ascii="Arial" w:hAnsi="Arial"/>
-                <w:sz w:val="16"/>
-              </w:rPr>
-              <w:t>▁▁▁█▁▁▁▁▁</w:t>
-            </w:r>
-          </w:p>
-        </w:tc>
-        <w:tc>
-          <w:tcPr>
-            <w:tcW w:type="dxa" w:w="624"/>
-          </w:tcPr>
-          <w:p>
-            <w:pPr>
-              <w:jc w:val="right"/>
-            </w:pPr>
-            <w:r/>
-            <w:r>
-              <w:rPr>
-                <w:rFonts w:ascii="Arial" w:hAnsi="Arial"/>
-                <w:sz w:val="16"/>
-              </w:rPr>
-              <w:t>9</w:t>
-            </w:r>
-          </w:p>
-        </w:tc>
-        <w:tc>
-          <w:tcPr>
-            <w:tcW w:type="dxa" w:w="964"/>
-          </w:tcPr>
-          <w:p>
-            <w:pPr>
-              <w:jc w:val="right"/>
-            </w:pPr>
-            <w:r/>
-            <w:r>
-              <w:rPr>
-                <w:rFonts w:ascii="Arial" w:hAnsi="Arial"/>
-                <w:sz w:val="16"/>
-              </w:rPr>
-              <w:t>0,12</w:t>
-            </w:r>
-          </w:p>
-        </w:tc>
-        <w:tc>
-          <w:tcPr>
-            <w:tcW w:type="dxa" w:w="624"/>
-          </w:tcPr>
-          <w:p>
-            <w:pPr>
-              <w:jc w:val="right"/>
-            </w:pPr>
-            <w:r/>
-            <w:r>
-              <w:rPr>
-                <w:rFonts w:ascii="Arial" w:hAnsi="Arial"/>
-                <w:sz w:val="16"/>
-              </w:rPr>
-              <w:t>23,5 %</w:t>
-            </w:r>
-          </w:p>
-        </w:tc>
-        <w:tc>
-          <w:tcPr>
-            <w:tcW w:type="dxa" w:w="964"/>
-          </w:tcPr>
-          <w:p>
-            <w:pPr>
-              <w:jc w:val="right"/>
-            </w:pPr>
-            <w:r/>
-            <w:r>
-              <w:rPr>
-                <w:rFonts w:ascii="Arial" w:hAnsi="Arial"/>
-                <w:sz w:val="16"/>
-              </w:rPr>
-              <w:t>0,07</w:t>
-            </w:r>
-          </w:p>
-        </w:tc>
-        <w:tc>
-          <w:tcPr>
-            <w:tcW w:type="dxa" w:w="510"/>
-          </w:tcPr>
-          <w:p>
-            <w:pPr>
-              <w:jc w:val="right"/>
-            </w:pPr>
-            <w:r/>
-            <w:r>
-              <w:rPr>
-                <w:rFonts w:ascii="Arial" w:hAnsi="Arial"/>
-                <w:sz w:val="16"/>
-              </w:rPr>
-              <w:t>84</w:t>
-            </w:r>
-          </w:p>
-        </w:tc>
-        <w:tc>
-          <w:tcPr>
-            <w:tcW w:type="dxa" w:w="624"/>
-          </w:tcPr>
-          <w:p>
-            <w:pPr>
-              <w:jc w:val="right"/>
-            </w:pPr>
-            <w:r/>
-            <w:r>
-              <w:rPr>
-                <w:rFonts w:ascii="Arial" w:hAnsi="Arial"/>
-                <w:sz w:val="16"/>
-              </w:rPr>
-              <w:t>1,34</w:t>
-            </w:r>
-          </w:p>
-        </w:tc>
-        <w:tc>
-          <w:tcPr>
-            <w:tcW w:type="dxa" w:w="1247"/>
-          </w:tcPr>
-          <w:p>
-            <w:pPr>
-              <w:jc w:val="right"/>
-            </w:pPr>
-            <w:r/>
-            <w:r>
-              <w:rPr>
-                <w:rFonts w:ascii="Arial" w:hAnsi="Arial"/>
-                <w:sz w:val="16"/>
-              </w:rPr>
-              <w:t>0,02</w:t>
-            </w:r>
-          </w:p>
-        </w:tc>
-        <w:tc>
-          <w:tcPr>
-            <w:tcW w:type="dxa" w:w="567"/>
-          </w:tcPr>
-          <w:p>
-            <w:pPr>
-              <w:jc w:val="right"/>
-            </w:pPr>
-            <w:r/>
-            <w:r>
-              <w:rPr>
-                <w:rFonts w:ascii="Arial" w:hAnsi="Arial"/>
-                <w:sz w:val="16"/>
-              </w:rPr>
               <w:t>50 %</w:t>
-            </w:r>
-          </w:p>
-        </w:tc>
-      </w:tr>
-      <w:tr>
-        <w:tc>
-          <w:tcPr>
-            <w:tcW w:type="dxa" w:w="2268"/>
-          </w:tcPr>
-          <w:p>
-            <w:r/>
-            <w:r>
-              <w:rPr>
-                <w:rFonts w:ascii="Arial" w:hAnsi="Arial"/>
-                <w:sz w:val="16"/>
-              </w:rPr>
-              <w:t>Арматура · Группы Комфорт</w:t>
-            </w:r>
-          </w:p>
-        </w:tc>
-        <w:tc>
-          <w:tcPr>
-            <w:tcW w:type="dxa" w:w="850"/>
-          </w:tcPr>
-          <w:p>
-            <w:pPr>
-              <w:jc w:val="right"/>
-            </w:pPr>
-            <w:r/>
-            <w:r>
-              <w:rPr>
-                <w:rFonts w:ascii="Arial" w:hAnsi="Arial"/>
-                <w:sz w:val="16"/>
-              </w:rPr>
-              <w:t>▁▁▁▁▁▁█▁▁</w:t>
-            </w:r>
-          </w:p>
-        </w:tc>
-        <w:tc>
-          <w:tcPr>
-            <w:tcW w:type="dxa" w:w="624"/>
-          </w:tcPr>
-          <w:p>
-            <w:pPr>
-              <w:jc w:val="right"/>
-            </w:pPr>
-            <w:r/>
-            <w:r>
-              <w:rPr>
-                <w:rFonts w:ascii="Arial" w:hAnsi="Arial"/>
-                <w:sz w:val="16"/>
-              </w:rPr>
-              <w:t>1</w:t>
-            </w:r>
-          </w:p>
-        </w:tc>
-        <w:tc>
-          <w:tcPr>
-            <w:tcW w:type="dxa" w:w="964"/>
-          </w:tcPr>
-          <w:p>
-            <w:pPr>
-              <w:jc w:val="right"/>
-            </w:pPr>
-            <w:r/>
-            <w:r>
-              <w:rPr>
-                <w:rFonts w:ascii="Arial" w:hAnsi="Arial"/>
-                <w:sz w:val="16"/>
-              </w:rPr>
-              <w:t>0,05</w:t>
-            </w:r>
-          </w:p>
-        </w:tc>
-        <w:tc>
-          <w:tcPr>
-            <w:tcW w:type="dxa" w:w="624"/>
-          </w:tcPr>
-          <w:p>
-            <w:pPr>
-              <w:jc w:val="right"/>
-            </w:pPr>
-            <w:r/>
-            <w:r>
-              <w:rPr>
-                <w:rFonts w:ascii="Arial" w:hAnsi="Arial"/>
-                <w:sz w:val="16"/>
-              </w:rPr>
-              <w:t>42,0 %</w:t>
-            </w:r>
-          </w:p>
-        </w:tc>
-        <w:tc>
-          <w:tcPr>
-            <w:tcW w:type="dxa" w:w="964"/>
-          </w:tcPr>
-          <w:p>
-            <w:pPr>
-              <w:jc w:val="right"/>
-            </w:pPr>
-            <w:r/>
-            <w:r>
-              <w:rPr>
-                <w:rFonts w:ascii="Arial" w:hAnsi="Arial"/>
-                <w:sz w:val="16"/>
-              </w:rPr>
-              <w:t>0,01</w:t>
-            </w:r>
-          </w:p>
-        </w:tc>
-        <w:tc>
-          <w:tcPr>
-            <w:tcW w:type="dxa" w:w="510"/>
-          </w:tcPr>
-          <w:p>
-            <w:pPr>
-              <w:jc w:val="right"/>
-            </w:pPr>
-            <w:r/>
-            <w:r>
-              <w:rPr>
-                <w:rFonts w:ascii="Arial" w:hAnsi="Arial"/>
-                <w:sz w:val="16"/>
-              </w:rPr>
-              <w:t>14</w:t>
-            </w:r>
-          </w:p>
-        </w:tc>
-        <w:tc>
-          <w:tcPr>
-            <w:tcW w:type="dxa" w:w="624"/>
-          </w:tcPr>
-          <w:p>
-            <w:pPr>
-              <w:jc w:val="right"/>
-            </w:pPr>
-            <w:r/>
-            <w:r>
-              <w:rPr>
-                <w:rFonts w:ascii="Arial" w:hAnsi="Arial"/>
-                <w:sz w:val="16"/>
-              </w:rPr>
-              <w:t>—</w:t>
-            </w:r>
-          </w:p>
-        </w:tc>
-        <w:tc>
-          <w:tcPr>
-            <w:tcW w:type="dxa" w:w="1247"/>
-          </w:tcPr>
-          <w:p>
-            <w:pPr>
-              <w:jc w:val="right"/>
-            </w:pPr>
-            <w:r/>
-            <w:r>
-              <w:rPr>
-                <w:rFonts w:ascii="Arial" w:hAnsi="Arial"/>
-                <w:sz w:val="16"/>
-              </w:rPr>
-              <w:t>0,03</w:t>
-            </w:r>
-          </w:p>
-        </w:tc>
-        <w:tc>
-          <w:tcPr>
-            <w:tcW w:type="dxa" w:w="567"/>
-          </w:tcPr>
-          <w:p>
-            <w:pPr>
-              <w:jc w:val="right"/>
-            </w:pPr>
-            <w:r/>
-            <w:r>
-              <w:rPr>
-                <w:rFonts w:ascii="Arial" w:hAnsi="Arial"/>
-                <w:sz w:val="16"/>
-              </w:rPr>
-              <w:t>—</w:t>
-            </w:r>
-          </w:p>
-        </w:tc>
-      </w:tr>
-      <w:tr>
-        <w:tc>
-          <w:tcPr>
-            <w:tcW w:type="dxa" w:w="2268"/>
-          </w:tcPr>
-          <w:p>
-            <w:r/>
-            <w:r>
-              <w:rPr>
-                <w:rFonts w:ascii="Arial" w:hAnsi="Arial"/>
-                <w:sz w:val="16"/>
-              </w:rPr>
-              <w:t>ИСРМ · Группы Вент</w:t>
-            </w:r>
-          </w:p>
-        </w:tc>
-        <w:tc>
-          <w:tcPr>
-            <w:tcW w:type="dxa" w:w="850"/>
-          </w:tcPr>
-          <w:p>
-            <w:pPr>
-              <w:jc w:val="right"/>
-            </w:pPr>
-            <w:r/>
-            <w:r>
-              <w:rPr>
-                <w:rFonts w:ascii="Arial" w:hAnsi="Arial"/>
-                <w:sz w:val="16"/>
-              </w:rPr>
-              <w:t>▁▇█▁▁▁▂▁▁</w:t>
-            </w:r>
-          </w:p>
-        </w:tc>
-        <w:tc>
-          <w:tcPr>
-            <w:tcW w:type="dxa" w:w="624"/>
-          </w:tcPr>
-          <w:p>
-            <w:pPr>
-              <w:jc w:val="right"/>
-            </w:pPr>
-            <w:r/>
-            <w:r>
-              <w:rPr>
-                <w:rFonts w:ascii="Arial" w:hAnsi="Arial"/>
-                <w:sz w:val="16"/>
-              </w:rPr>
-              <w:t>16</w:t>
-            </w:r>
-          </w:p>
-        </w:tc>
-        <w:tc>
-          <w:tcPr>
-            <w:tcW w:type="dxa" w:w="964"/>
-          </w:tcPr>
-          <w:p>
-            <w:pPr>
-              <w:jc w:val="right"/>
-            </w:pPr>
-            <w:r/>
-            <w:r>
-              <w:rPr>
-                <w:rFonts w:ascii="Arial" w:hAnsi="Arial"/>
-                <w:sz w:val="16"/>
-              </w:rPr>
-              <w:t>0,03</w:t>
-            </w:r>
-          </w:p>
-        </w:tc>
-        <w:tc>
-          <w:tcPr>
-            <w:tcW w:type="dxa" w:w="624"/>
-          </w:tcPr>
-          <w:p>
-            <w:pPr>
-              <w:jc w:val="right"/>
-            </w:pPr>
-            <w:r/>
-            <w:r>
-              <w:rPr>
-                <w:rFonts w:ascii="Arial" w:hAnsi="Arial"/>
-                <w:sz w:val="16"/>
-              </w:rPr>
-              <w:t>48,8 %</w:t>
-            </w:r>
-          </w:p>
-        </w:tc>
-        <w:tc>
-          <w:tcPr>
-            <w:tcW w:type="dxa" w:w="964"/>
-          </w:tcPr>
-          <w:p>
-            <w:pPr>
-              <w:jc w:val="right"/>
-            </w:pPr>
-            <w:r/>
-            <w:r>
-              <w:rPr>
-                <w:rFonts w:ascii="Arial" w:hAnsi="Arial"/>
-                <w:sz w:val="16"/>
-              </w:rPr>
-              <w:t>0,15</w:t>
-            </w:r>
-          </w:p>
-        </w:tc>
-        <w:tc>
-          <w:tcPr>
-            <w:tcW w:type="dxa" w:w="510"/>
-          </w:tcPr>
-          <w:p>
-            <w:pPr>
-              <w:jc w:val="right"/>
-            </w:pPr>
-            <w:r/>
-            <w:r>
-              <w:rPr>
-                <w:rFonts w:ascii="Arial" w:hAnsi="Arial"/>
-                <w:sz w:val="16"/>
-              </w:rPr>
-              <w:t>1463</w:t>
-            </w:r>
-          </w:p>
-        </w:tc>
-        <w:tc>
-          <w:tcPr>
-            <w:tcW w:type="dxa" w:w="624"/>
-          </w:tcPr>
-          <w:p>
-            <w:pPr>
-              <w:jc w:val="right"/>
-            </w:pPr>
-            <w:r/>
-            <w:r>
-              <w:rPr>
-                <w:rFonts w:ascii="Arial" w:hAnsi="Arial"/>
-                <w:sz w:val="16"/>
-              </w:rPr>
-              <w:t>0,24</w:t>
-            </w:r>
-          </w:p>
-        </w:tc>
-        <w:tc>
-          <w:tcPr>
-            <w:tcW w:type="dxa" w:w="1247"/>
-          </w:tcPr>
-          <w:p>
-            <w:pPr>
-              <w:jc w:val="right"/>
-            </w:pPr>
-            <w:r/>
-            <w:r>
-              <w:rPr>
-                <w:rFonts w:ascii="Arial" w:hAnsi="Arial"/>
-                <w:b/>
-                <w:color w:val="C00000"/>
-                <w:sz w:val="16"/>
-              </w:rPr>
-              <w:t>−0,03</w:t>
-            </w:r>
-          </w:p>
-        </w:tc>
-        <w:tc>
-          <w:tcPr>
-            <w:tcW w:type="dxa" w:w="567"/>
-          </w:tcPr>
-          <w:p>
-            <w:pPr>
-              <w:jc w:val="right"/>
-            </w:pPr>
-            <w:r/>
-            <w:r>
-              <w:rPr>
-                <w:rFonts w:ascii="Arial" w:hAnsi="Arial"/>
-                <w:sz w:val="16"/>
-              </w:rPr>
-              <w:t>—</w:t>
-            </w:r>
-          </w:p>
-        </w:tc>
-      </w:tr>
-      <w:tr>
-        <w:tc>
-          <w:tcPr>
-            <w:tcW w:type="dxa" w:w="2268"/>
-          </w:tcPr>
-          <w:p>
-            <w:r/>
-            <w:r>
-              <w:rPr>
-                <w:rFonts w:ascii="Arial" w:hAnsi="Arial"/>
-                <w:sz w:val="16"/>
-              </w:rPr>
-              <w:t>Арматура · Группы Термо</w:t>
-            </w:r>
-          </w:p>
-        </w:tc>
-        <w:tc>
-          <w:tcPr>
-            <w:tcW w:type="dxa" w:w="850"/>
-          </w:tcPr>
-          <w:p>
-            <w:pPr>
-              <w:jc w:val="right"/>
-            </w:pPr>
-            <w:r/>
-            <w:r>
-              <w:rPr>
-                <w:rFonts w:ascii="Arial" w:hAnsi="Arial"/>
-                <w:sz w:val="16"/>
-              </w:rPr>
-              <w:t>▅█▁▁▁▁▁▁▁</w:t>
-            </w:r>
-          </w:p>
-        </w:tc>
-        <w:tc>
-          <w:tcPr>
-            <w:tcW w:type="dxa" w:w="624"/>
-          </w:tcPr>
-          <w:p>
-            <w:pPr>
-              <w:jc w:val="right"/>
-            </w:pPr>
-            <w:r/>
-            <w:r>
-              <w:rPr>
-                <w:rFonts w:ascii="Arial" w:hAnsi="Arial"/>
-                <w:sz w:val="16"/>
-              </w:rPr>
-              <w:t>2</w:t>
-            </w:r>
-          </w:p>
-        </w:tc>
-        <w:tc>
-          <w:tcPr>
-            <w:tcW w:type="dxa" w:w="964"/>
-          </w:tcPr>
-          <w:p>
-            <w:pPr>
-              <w:jc w:val="right"/>
-            </w:pPr>
-            <w:r/>
-            <w:r>
-              <w:rPr>
-                <w:rFonts w:ascii="Arial" w:hAnsi="Arial"/>
-                <w:sz w:val="16"/>
-              </w:rPr>
-              <w:t>0,00</w:t>
-            </w:r>
-          </w:p>
-        </w:tc>
-        <w:tc>
-          <w:tcPr>
-            <w:tcW w:type="dxa" w:w="624"/>
-          </w:tcPr>
-          <w:p>
-            <w:pPr>
-              <w:jc w:val="right"/>
-            </w:pPr>
-            <w:r/>
-            <w:r>
-              <w:rPr>
-                <w:rFonts w:ascii="Arial" w:hAnsi="Arial"/>
-                <w:sz w:val="16"/>
-              </w:rPr>
-              <w:t>42,5 %</w:t>
-            </w:r>
-          </w:p>
-        </w:tc>
-        <w:tc>
-          <w:tcPr>
-            <w:tcW w:type="dxa" w:w="964"/>
-          </w:tcPr>
-          <w:p>
-            <w:pPr>
-              <w:jc w:val="right"/>
-            </w:pPr>
-            <w:r/>
-            <w:r>
-              <w:rPr>
-                <w:rFonts w:ascii="Arial" w:hAnsi="Arial"/>
-                <w:sz w:val="16"/>
-              </w:rPr>
-              <w:t>0,00</w:t>
-            </w:r>
-          </w:p>
-        </w:tc>
-        <w:tc>
-          <w:tcPr>
-            <w:tcW w:type="dxa" w:w="510"/>
-          </w:tcPr>
-          <w:p>
-            <w:pPr>
-              <w:jc w:val="right"/>
-            </w:pPr>
-            <w:r/>
-            <w:r>
-              <w:rPr>
-                <w:rFonts w:ascii="Arial" w:hAnsi="Arial"/>
-                <w:sz w:val="16"/>
-              </w:rPr>
-              <w:t>—</w:t>
-            </w:r>
-          </w:p>
-        </w:tc>
-        <w:tc>
-          <w:tcPr>
-            <w:tcW w:type="dxa" w:w="624"/>
-          </w:tcPr>
-          <w:p>
-            <w:pPr>
-              <w:jc w:val="right"/>
-            </w:pPr>
-            <w:r/>
-            <w:r>
-              <w:rPr>
-                <w:rFonts w:ascii="Arial" w:hAnsi="Arial"/>
-                <w:sz w:val="16"/>
-              </w:rPr>
-              <w:t>—</w:t>
-            </w:r>
-          </w:p>
-        </w:tc>
-        <w:tc>
-          <w:tcPr>
-            <w:tcW w:type="dxa" w:w="1247"/>
-          </w:tcPr>
-          <w:p>
-            <w:pPr>
-              <w:jc w:val="right"/>
-            </w:pPr>
-            <w:r/>
-            <w:r>
-              <w:rPr>
-                <w:rFonts w:ascii="Arial" w:hAnsi="Arial"/>
-                <w:b/>
-                <w:color w:val="C00000"/>
-                <w:sz w:val="16"/>
-              </w:rPr>
-              <w:t>−0,00</w:t>
-            </w:r>
-          </w:p>
-        </w:tc>
-        <w:tc>
-          <w:tcPr>
-            <w:tcW w:type="dxa" w:w="567"/>
-          </w:tcPr>
-          <w:p>
-            <w:pPr>
-              <w:jc w:val="right"/>
-            </w:pPr>
-            <w:r/>
-            <w:r>
-              <w:rPr>
-                <w:rFonts w:ascii="Arial" w:hAnsi="Arial"/>
-                <w:sz w:val="16"/>
-              </w:rPr>
-              <w:t>—</w:t>
             </w:r>
           </w:p>
         </w:tc>
@@ -7688,7 +6984,7 @@
                 <w:rFonts w:ascii="Arial" w:hAnsi="Arial"/>
                 <w:sz w:val="16"/>
               </w:rPr>
-              <w:t>LD</w:t>
+              <w:t>Navien</w:t>
             </w:r>
           </w:p>
         </w:tc>
@@ -7706,7 +7002,7 @@
                 <w:rFonts w:ascii="Arial" w:hAnsi="Arial"/>
                 <w:sz w:val="16"/>
               </w:rPr>
-              <w:t>▁▂▃▅▄▄█▅▃</w:t>
+              <w:t>▃▃▁▃▃▃▅█▃</w:t>
             </w:r>
           </w:p>
         </w:tc>
@@ -7724,7 +7020,7 @@
                 <w:rFonts w:ascii="Arial" w:hAnsi="Arial"/>
                 <w:sz w:val="16"/>
               </w:rPr>
-              <w:t>118</w:t>
+              <w:t>31</w:t>
             </w:r>
           </w:p>
         </w:tc>
@@ -7742,7 +7038,7 @@
                 <w:rFonts w:ascii="Arial" w:hAnsi="Arial"/>
                 <w:sz w:val="16"/>
               </w:rPr>
-              <w:t>4,74</w:t>
+              <w:t>4,49</w:t>
             </w:r>
           </w:p>
         </w:tc>
@@ -7760,7 +7056,7 @@
                 <w:rFonts w:ascii="Arial" w:hAnsi="Arial"/>
                 <w:sz w:val="16"/>
               </w:rPr>
-              <w:t>23,4 %</w:t>
+              <w:t>13,2 %</w:t>
             </w:r>
           </w:p>
         </w:tc>
@@ -7778,7 +7074,7 @@
                 <w:rFonts w:ascii="Arial" w:hAnsi="Arial"/>
                 <w:sz w:val="16"/>
               </w:rPr>
-              <w:t>1,61</w:t>
+              <w:t>1,17</w:t>
             </w:r>
           </w:p>
         </w:tc>
@@ -7796,7 +7092,7 @@
                 <w:rFonts w:ascii="Arial" w:hAnsi="Arial"/>
                 <w:sz w:val="16"/>
               </w:rPr>
-              <w:t>108</w:t>
+              <w:t>107</w:t>
             </w:r>
           </w:p>
         </w:tc>
@@ -7814,7 +7110,7 @@
                 <w:rFonts w:ascii="Arial" w:hAnsi="Arial"/>
                 <w:sz w:val="16"/>
               </w:rPr>
-              <w:t>1,03</w:t>
+              <w:t>0,51</w:t>
             </w:r>
           </w:p>
         </w:tc>
@@ -7830,9 +7126,11 @@
             <w:r>
               <w:rPr>
                 <w:rFonts w:ascii="Arial" w:hAnsi="Arial"/>
-                <w:sz w:val="16"/>
-              </w:rPr>
-              <w:t>0,72</w:t>
+                <w:b/>
+                <w:color w:val="C00000"/>
+                <w:sz w:val="16"/>
+              </w:rPr>
+              <w:t>−0,08</w:t>
             </w:r>
           </w:p>
         </w:tc>
@@ -7850,7 +7148,7 @@
                 <w:rFonts w:ascii="Arial" w:hAnsi="Arial"/>
                 <w:sz w:val="16"/>
               </w:rPr>
-              <w:t>20 %</w:t>
+              <w:t>35 %</w:t>
             </w:r>
           </w:p>
         </w:tc>
@@ -7867,7 +7165,7 @@
                 <w:rFonts w:ascii="Arial" w:hAnsi="Arial"/>
                 <w:sz w:val="16"/>
               </w:rPr>
-              <w:t>Navien</w:t>
+              <w:t>Giacomini</w:t>
             </w:r>
           </w:p>
         </w:tc>
@@ -7885,7 +7183,7 @@
                 <w:rFonts w:ascii="Arial" w:hAnsi="Arial"/>
                 <w:sz w:val="16"/>
               </w:rPr>
-              <w:t>▃▃▁▃▃▃▅█▃</w:t>
+              <w:t>▂▃▅▄▅▅█▆▂</w:t>
             </w:r>
           </w:p>
         </w:tc>
@@ -7903,7 +7201,7 @@
                 <w:rFonts w:ascii="Arial" w:hAnsi="Arial"/>
                 <w:sz w:val="16"/>
               </w:rPr>
-              <w:t>31</w:t>
+              <w:t>122</w:t>
             </w:r>
           </w:p>
         </w:tc>
@@ -7921,7 +7219,7 @@
                 <w:rFonts w:ascii="Arial" w:hAnsi="Arial"/>
                 <w:sz w:val="16"/>
               </w:rPr>
-              <w:t>4,49</w:t>
+              <w:t>4,03</w:t>
             </w:r>
           </w:p>
         </w:tc>
@@ -7939,7 +7237,7 @@
                 <w:rFonts w:ascii="Arial" w:hAnsi="Arial"/>
                 <w:sz w:val="16"/>
               </w:rPr>
-              <w:t>13,2 %</w:t>
+              <w:t>23,1 %</w:t>
             </w:r>
           </w:p>
         </w:tc>
@@ -7957,7 +7255,7 @@
                 <w:rFonts w:ascii="Arial" w:hAnsi="Arial"/>
                 <w:sz w:val="16"/>
               </w:rPr>
-              <w:t>1,17</w:t>
+              <w:t>1,97</w:t>
             </w:r>
           </w:p>
         </w:tc>
@@ -7975,7 +7273,7 @@
                 <w:rFonts w:ascii="Arial" w:hAnsi="Arial"/>
                 <w:sz w:val="16"/>
               </w:rPr>
-              <w:t>107</w:t>
+              <w:t>149</w:t>
             </w:r>
           </w:p>
         </w:tc>
@@ -7993,7 +7291,7 @@
                 <w:rFonts w:ascii="Arial" w:hAnsi="Arial"/>
                 <w:sz w:val="16"/>
               </w:rPr>
-              <w:t>0,51</w:t>
+              <w:t>0,74</w:t>
             </w:r>
           </w:p>
         </w:tc>
@@ -8009,11 +7307,9 @@
             <w:r>
               <w:rPr>
                 <w:rFonts w:ascii="Arial" w:hAnsi="Arial"/>
-                <w:b/>
-                <w:color w:val="C00000"/>
-                <w:sz w:val="16"/>
-              </w:rPr>
-              <w:t>−0,08</w:t>
+                <w:sz w:val="16"/>
+              </w:rPr>
+              <w:t>0,31</w:t>
             </w:r>
           </w:p>
         </w:tc>
@@ -8031,7 +7327,7 @@
                 <w:rFonts w:ascii="Arial" w:hAnsi="Arial"/>
                 <w:sz w:val="16"/>
               </w:rPr>
-              <w:t>35 %</w:t>
+              <w:t>23 %</w:t>
             </w:r>
           </w:p>
         </w:tc>
@@ -8048,7 +7344,7 @@
                 <w:rFonts w:ascii="Arial" w:hAnsi="Arial"/>
                 <w:sz w:val="16"/>
               </w:rPr>
-              <w:t>Giacomini</w:t>
+              <w:t>Wester</w:t>
             </w:r>
           </w:p>
         </w:tc>
@@ -8066,7 +7362,7 @@
                 <w:rFonts w:ascii="Arial" w:hAnsi="Arial"/>
                 <w:sz w:val="16"/>
               </w:rPr>
-              <w:t>▂▃▅▄▅▅█▆▂</w:t>
+              <w:t>▁▃▃▅▄▅█▆▂</w:t>
             </w:r>
           </w:p>
         </w:tc>
@@ -8084,7 +7380,7 @@
                 <w:rFonts w:ascii="Arial" w:hAnsi="Arial"/>
                 <w:sz w:val="16"/>
               </w:rPr>
-              <w:t>122</w:t>
+              <w:t>59</w:t>
             </w:r>
           </w:p>
         </w:tc>
@@ -8102,7 +7398,7 @@
                 <w:rFonts w:ascii="Arial" w:hAnsi="Arial"/>
                 <w:sz w:val="16"/>
               </w:rPr>
-              <w:t>4,03</w:t>
+              <w:t>3,93</w:t>
             </w:r>
           </w:p>
         </w:tc>
@@ -8120,7 +7416,7 @@
                 <w:rFonts w:ascii="Arial" w:hAnsi="Arial"/>
                 <w:sz w:val="16"/>
               </w:rPr>
-              <w:t>23,1 %</w:t>
+              <w:t>26,8 %</w:t>
             </w:r>
           </w:p>
         </w:tc>
@@ -8138,7 +7434,7 @@
                 <w:rFonts w:ascii="Arial" w:hAnsi="Arial"/>
                 <w:sz w:val="16"/>
               </w:rPr>
-              <w:t>1,97</w:t>
+              <w:t>1,73</w:t>
             </w:r>
           </w:p>
         </w:tc>
@@ -8156,7 +7452,7 @@
                 <w:rFonts w:ascii="Arial" w:hAnsi="Arial"/>
                 <w:sz w:val="16"/>
               </w:rPr>
-              <w:t>149</w:t>
+              <w:t>94</w:t>
             </w:r>
           </w:p>
         </w:tc>
@@ -8174,7 +7470,7 @@
                 <w:rFonts w:ascii="Arial" w:hAnsi="Arial"/>
                 <w:sz w:val="16"/>
               </w:rPr>
-              <w:t>0,74</w:t>
+              <w:t>1,42</w:t>
             </w:r>
           </w:p>
         </w:tc>
@@ -8192,7 +7488,7 @@
                 <w:rFonts w:ascii="Arial" w:hAnsi="Arial"/>
                 <w:sz w:val="16"/>
               </w:rPr>
-              <w:t>0,31</w:t>
+              <w:t>0,91</w:t>
             </w:r>
           </w:p>
         </w:tc>
@@ -8227,7 +7523,7 @@
                 <w:rFonts w:ascii="Arial" w:hAnsi="Arial"/>
                 <w:sz w:val="16"/>
               </w:rPr>
-              <w:t>Wester</w:t>
+              <w:t>MIDEA</w:t>
             </w:r>
           </w:p>
         </w:tc>
@@ -8245,7 +7541,7 @@
                 <w:rFonts w:ascii="Arial" w:hAnsi="Arial"/>
                 <w:sz w:val="16"/>
               </w:rPr>
-              <w:t>▁▃▃▅▄▅█▆▂</w:t>
+              <w:t>▃▂▃▂▁▃█▇▃</w:t>
             </w:r>
           </w:p>
         </w:tc>
@@ -8263,7 +7559,7 @@
                 <w:rFonts w:ascii="Arial" w:hAnsi="Arial"/>
                 <w:sz w:val="16"/>
               </w:rPr>
-              <w:t>59</w:t>
+              <w:t>17</w:t>
             </w:r>
           </w:p>
         </w:tc>
@@ -8281,7 +7577,7 @@
                 <w:rFonts w:ascii="Arial" w:hAnsi="Arial"/>
                 <w:sz w:val="16"/>
               </w:rPr>
-              <w:t>3,93</w:t>
+              <w:t>3,84</w:t>
             </w:r>
           </w:p>
         </w:tc>
@@ -8299,7 +7595,7 @@
                 <w:rFonts w:ascii="Arial" w:hAnsi="Arial"/>
                 <w:sz w:val="16"/>
               </w:rPr>
-              <w:t>26,8 %</w:t>
+              <w:t>18,8 %</w:t>
             </w:r>
           </w:p>
         </w:tc>
@@ -8317,7 +7613,7 @@
                 <w:rFonts w:ascii="Arial" w:hAnsi="Arial"/>
                 <w:sz w:val="16"/>
               </w:rPr>
-              <w:t>1,73</w:t>
+              <w:t>0,75</w:t>
             </w:r>
           </w:p>
         </w:tc>
@@ -8335,7 +7631,7 @@
                 <w:rFonts w:ascii="Arial" w:hAnsi="Arial"/>
                 <w:sz w:val="16"/>
               </w:rPr>
-              <w:t>94</w:t>
+              <w:t>76</w:t>
             </w:r>
           </w:p>
         </w:tc>
@@ -8353,7 +7649,7 @@
                 <w:rFonts w:ascii="Arial" w:hAnsi="Arial"/>
                 <w:sz w:val="16"/>
               </w:rPr>
-              <w:t>1,42</w:t>
+              <w:t>1,11</w:t>
             </w:r>
           </w:p>
         </w:tc>
@@ -8371,7 +7667,7 @@
                 <w:rFonts w:ascii="Arial" w:hAnsi="Arial"/>
                 <w:sz w:val="16"/>
               </w:rPr>
-              <w:t>0,91</w:t>
+              <w:t>0,51</w:t>
             </w:r>
           </w:p>
         </w:tc>
@@ -8389,7 +7685,7 @@
                 <w:rFonts w:ascii="Arial" w:hAnsi="Arial"/>
                 <w:sz w:val="16"/>
               </w:rPr>
-              <w:t>23 %</w:t>
+              <w:t>38 %</w:t>
             </w:r>
           </w:p>
         </w:tc>
@@ -8406,7 +7702,7 @@
                 <w:rFonts w:ascii="Arial" w:hAnsi="Arial"/>
                 <w:sz w:val="16"/>
               </w:rPr>
-              <w:t>MIDEA</w:t>
+              <w:t>SHUFT</w:t>
             </w:r>
           </w:p>
         </w:tc>
@@ -8424,7 +7720,7 @@
                 <w:rFonts w:ascii="Arial" w:hAnsi="Arial"/>
                 <w:sz w:val="16"/>
               </w:rPr>
-              <w:t>▃▂▃▂▁▃█▇▃</w:t>
+              <w:t>▁▁▂▂▅▂█▃▁</w:t>
             </w:r>
           </w:p>
         </w:tc>
@@ -8442,7 +7738,7 @@
                 <w:rFonts w:ascii="Arial" w:hAnsi="Arial"/>
                 <w:sz w:val="16"/>
               </w:rPr>
-              <w:t>17</w:t>
+              <w:t>106</w:t>
             </w:r>
           </w:p>
         </w:tc>
@@ -8460,7 +7756,7 @@
                 <w:rFonts w:ascii="Arial" w:hAnsi="Arial"/>
                 <w:sz w:val="16"/>
               </w:rPr>
-              <w:t>3,84</w:t>
+              <w:t>3,49</w:t>
             </w:r>
           </w:p>
         </w:tc>
@@ -8478,7 +7774,7 @@
                 <w:rFonts w:ascii="Arial" w:hAnsi="Arial"/>
                 <w:sz w:val="16"/>
               </w:rPr>
-              <w:t>18,8 %</w:t>
+              <w:t>20,0 %</w:t>
             </w:r>
           </w:p>
         </w:tc>
@@ -8496,7 +7792,7 @@
                 <w:rFonts w:ascii="Arial" w:hAnsi="Arial"/>
                 <w:sz w:val="16"/>
               </w:rPr>
-              <w:t>0,75</w:t>
+              <w:t>0,69</w:t>
             </w:r>
           </w:p>
         </w:tc>
@@ -8514,7 +7810,7 @@
                 <w:rFonts w:ascii="Arial" w:hAnsi="Arial"/>
                 <w:sz w:val="16"/>
               </w:rPr>
-              <w:t>76</w:t>
+              <w:t>46</w:t>
             </w:r>
           </w:p>
         </w:tc>
@@ -8532,7 +7828,7 @@
                 <w:rFonts w:ascii="Arial" w:hAnsi="Arial"/>
                 <w:sz w:val="16"/>
               </w:rPr>
-              <w:t>1,11</w:t>
+              <w:t>1,99</w:t>
             </w:r>
           </w:p>
         </w:tc>
@@ -8550,7 +7846,7 @@
                 <w:rFonts w:ascii="Arial" w:hAnsi="Arial"/>
                 <w:sz w:val="16"/>
               </w:rPr>
-              <w:t>0,51</w:t>
+              <w:t>0,72</w:t>
             </w:r>
           </w:p>
         </w:tc>
@@ -8568,7 +7864,7 @@
                 <w:rFonts w:ascii="Arial" w:hAnsi="Arial"/>
                 <w:sz w:val="16"/>
               </w:rPr>
-              <w:t>38 %</w:t>
+              <w:t>3 %</w:t>
             </w:r>
           </w:p>
         </w:tc>
@@ -8585,7 +7881,7 @@
                 <w:rFonts w:ascii="Arial" w:hAnsi="Arial"/>
                 <w:sz w:val="16"/>
               </w:rPr>
-              <w:t>SHUFT</w:t>
+              <w:t>Сантехкомплект</w:t>
             </w:r>
           </w:p>
         </w:tc>
@@ -8603,7 +7899,7 @@
                 <w:rFonts w:ascii="Arial" w:hAnsi="Arial"/>
                 <w:sz w:val="16"/>
               </w:rPr>
-              <w:t>▁▁▂▂▅▂█▃▁</w:t>
+              <w:t>▁▁▁▁▁▁▁█▁</w:t>
             </w:r>
           </w:p>
         </w:tc>
@@ -8621,7 +7917,7 @@
                 <w:rFonts w:ascii="Arial" w:hAnsi="Arial"/>
                 <w:sz w:val="16"/>
               </w:rPr>
-              <w:t>117</w:t>
+              <w:t>51</w:t>
             </w:r>
           </w:p>
         </w:tc>
@@ -8639,7 +7935,7 @@
                 <w:rFonts w:ascii="Arial" w:hAnsi="Arial"/>
                 <w:sz w:val="16"/>
               </w:rPr>
-              <w:t>3,52</w:t>
+              <w:t>2,20</w:t>
             </w:r>
           </w:p>
         </w:tc>
@@ -8657,7 +7953,7 @@
                 <w:rFonts w:ascii="Arial" w:hAnsi="Arial"/>
                 <w:sz w:val="16"/>
               </w:rPr>
-              <w:t>20,2 %</w:t>
+              <w:t>16,4 %</w:t>
             </w:r>
           </w:p>
         </w:tc>
@@ -8675,7 +7971,7 @@
                 <w:rFonts w:ascii="Arial" w:hAnsi="Arial"/>
                 <w:sz w:val="16"/>
               </w:rPr>
-              <w:t>0,71</w:t>
+              <w:t>0,21</w:t>
             </w:r>
           </w:p>
         </w:tc>
@@ -8693,7 +7989,7 @@
                 <w:rFonts w:ascii="Arial" w:hAnsi="Arial"/>
                 <w:sz w:val="16"/>
               </w:rPr>
-              <w:t>47</w:t>
+              <w:t>29</w:t>
             </w:r>
           </w:p>
         </w:tc>
@@ -8711,7 +8007,7 @@
                 <w:rFonts w:ascii="Arial" w:hAnsi="Arial"/>
                 <w:sz w:val="16"/>
               </w:rPr>
-              <w:t>1,95</w:t>
+              <w:t>2,45</w:t>
             </w:r>
           </w:p>
         </w:tc>
@@ -8729,7 +8025,7 @@
                 <w:rFonts w:ascii="Arial" w:hAnsi="Arial"/>
                 <w:sz w:val="16"/>
               </w:rPr>
-              <w:t>0,72</w:t>
+              <w:t>0,40</w:t>
             </w:r>
           </w:p>
         </w:tc>
@@ -8747,7 +8043,7 @@
                 <w:rFonts w:ascii="Arial" w:hAnsi="Arial"/>
                 <w:sz w:val="16"/>
               </w:rPr>
-              <w:t>3 %</w:t>
+              <w:t>54 %</w:t>
             </w:r>
           </w:p>
         </w:tc>
@@ -8764,7 +8060,7 @@
                 <w:rFonts w:ascii="Arial" w:hAnsi="Arial"/>
                 <w:sz w:val="16"/>
               </w:rPr>
-              <w:t>Сантехкомплект</w:t>
+              <w:t>TEBO</w:t>
             </w:r>
           </w:p>
         </w:tc>
@@ -8782,7 +8078,7 @@
                 <w:rFonts w:ascii="Arial" w:hAnsi="Arial"/>
                 <w:sz w:val="16"/>
               </w:rPr>
-              <w:t>▁▁▁▁▁▁▁█▁</w:t>
+              <w:t>▁▂▂▅▅█▂▄▃</w:t>
             </w:r>
           </w:p>
         </w:tc>
@@ -8800,7 +8096,7 @@
                 <w:rFonts w:ascii="Arial" w:hAnsi="Arial"/>
                 <w:sz w:val="16"/>
               </w:rPr>
-              <w:t>51</w:t>
+              <w:t>54</w:t>
             </w:r>
           </w:p>
         </w:tc>
@@ -8818,7 +8114,7 @@
                 <w:rFonts w:ascii="Arial" w:hAnsi="Arial"/>
                 <w:sz w:val="16"/>
               </w:rPr>
-              <w:t>2,20</w:t>
+              <w:t>2,11</w:t>
             </w:r>
           </w:p>
         </w:tc>
@@ -8836,7 +8132,7 @@
                 <w:rFonts w:ascii="Arial" w:hAnsi="Arial"/>
                 <w:sz w:val="16"/>
               </w:rPr>
-              <w:t>16,4 %</w:t>
+              <w:t>29,4 %</w:t>
             </w:r>
           </w:p>
         </w:tc>
@@ -8854,66 +8150,66 @@
                 <w:rFonts w:ascii="Arial" w:hAnsi="Arial"/>
                 <w:sz w:val="16"/>
               </w:rPr>
+              <w:t>1,17</w:t>
+            </w:r>
+          </w:p>
+        </w:tc>
+        <w:tc>
+          <w:tcPr>
+            <w:tcW w:type="dxa" w:w="510"/>
+          </w:tcPr>
+          <w:p>
+            <w:pPr>
+              <w:jc w:val="right"/>
+            </w:pPr>
+            <w:r/>
+            <w:r>
+              <w:rPr>
+                <w:rFonts w:ascii="Arial" w:hAnsi="Arial"/>
+                <w:sz w:val="16"/>
+              </w:rPr>
+              <w:t>204</w:t>
+            </w:r>
+          </w:p>
+        </w:tc>
+        <w:tc>
+          <w:tcPr>
+            <w:tcW w:type="dxa" w:w="624"/>
+          </w:tcPr>
+          <w:p>
+            <w:pPr>
+              <w:jc w:val="right"/>
+            </w:pPr>
+            <w:r/>
+            <w:r>
+              <w:rPr>
+                <w:rFonts w:ascii="Arial" w:hAnsi="Arial"/>
+                <w:sz w:val="16"/>
+              </w:rPr>
+              <w:t>0,74</w:t>
+            </w:r>
+          </w:p>
+        </w:tc>
+        <w:tc>
+          <w:tcPr>
+            <w:tcW w:type="dxa" w:w="1247"/>
+          </w:tcPr>
+          <w:p>
+            <w:pPr>
+              <w:jc w:val="right"/>
+            </w:pPr>
+            <w:r/>
+            <w:r>
+              <w:rPr>
+                <w:rFonts w:ascii="Arial" w:hAnsi="Arial"/>
+                <w:sz w:val="16"/>
+              </w:rPr>
               <w:t>0,21</w:t>
             </w:r>
           </w:p>
         </w:tc>
         <w:tc>
           <w:tcPr>
-            <w:tcW w:type="dxa" w:w="510"/>
-          </w:tcPr>
-          <w:p>
-            <w:pPr>
-              <w:jc w:val="right"/>
-            </w:pPr>
-            <w:r/>
-            <w:r>
-              <w:rPr>
-                <w:rFonts w:ascii="Arial" w:hAnsi="Arial"/>
-                <w:sz w:val="16"/>
-              </w:rPr>
-              <w:t>29</w:t>
-            </w:r>
-          </w:p>
-        </w:tc>
-        <w:tc>
-          <w:tcPr>
-            <w:tcW w:type="dxa" w:w="624"/>
-          </w:tcPr>
-          <w:p>
-            <w:pPr>
-              <w:jc w:val="right"/>
-            </w:pPr>
-            <w:r/>
-            <w:r>
-              <w:rPr>
-                <w:rFonts w:ascii="Arial" w:hAnsi="Arial"/>
-                <w:sz w:val="16"/>
-              </w:rPr>
-              <w:t>2,45</w:t>
-            </w:r>
-          </w:p>
-        </w:tc>
-        <w:tc>
-          <w:tcPr>
-            <w:tcW w:type="dxa" w:w="1247"/>
-          </w:tcPr>
-          <w:p>
-            <w:pPr>
-              <w:jc w:val="right"/>
-            </w:pPr>
-            <w:r/>
-            <w:r>
-              <w:rPr>
-                <w:rFonts w:ascii="Arial" w:hAnsi="Arial"/>
-                <w:sz w:val="16"/>
-              </w:rPr>
-              <w:t>0,40</w:t>
-            </w:r>
-          </w:p>
-        </w:tc>
-        <w:tc>
-          <w:tcPr>
             <w:tcW w:type="dxa" w:w="567"/>
           </w:tcPr>
           <w:p>
@@ -8926,7 +8222,7 @@
                 <w:rFonts w:ascii="Arial" w:hAnsi="Arial"/>
                 <w:sz w:val="16"/>
               </w:rPr>
-              <w:t>54 %</w:t>
+              <w:t>7 %</w:t>
             </w:r>
           </w:p>
         </w:tc>
@@ -8943,7 +8239,7 @@
                 <w:rFonts w:ascii="Arial" w:hAnsi="Arial"/>
                 <w:sz w:val="16"/>
               </w:rPr>
-              <w:t>TEBO</w:t>
+              <w:t>TEMPER</w:t>
             </w:r>
           </w:p>
         </w:tc>
@@ -8961,7 +8257,7 @@
                 <w:rFonts w:ascii="Arial" w:hAnsi="Arial"/>
                 <w:sz w:val="16"/>
               </w:rPr>
-              <w:t>▁▂▂▅▅█▂▄▃</w:t>
+              <w:t>▁▁▂▆▃█▃▄▂</w:t>
             </w:r>
           </w:p>
         </w:tc>
@@ -8979,7 +8275,7 @@
                 <w:rFonts w:ascii="Arial" w:hAnsi="Arial"/>
                 <w:sz w:val="16"/>
               </w:rPr>
-              <w:t>54</w:t>
+              <w:t>28</w:t>
             </w:r>
           </w:p>
         </w:tc>
@@ -8997,7 +8293,7 @@
                 <w:rFonts w:ascii="Arial" w:hAnsi="Arial"/>
                 <w:sz w:val="16"/>
               </w:rPr>
-              <w:t>2,11</w:t>
+              <w:t>1,99</w:t>
             </w:r>
           </w:p>
         </w:tc>
@@ -9015,7 +8311,7 @@
                 <w:rFonts w:ascii="Arial" w:hAnsi="Arial"/>
                 <w:sz w:val="16"/>
               </w:rPr>
-              <w:t>29,4 %</w:t>
+              <w:t>25,9 %</w:t>
             </w:r>
           </w:p>
         </w:tc>
@@ -9033,7 +8329,7 @@
                 <w:rFonts w:ascii="Arial" w:hAnsi="Arial"/>
                 <w:sz w:val="16"/>
               </w:rPr>
-              <w:t>1,17</w:t>
+              <w:t>0,64</w:t>
             </w:r>
           </w:p>
         </w:tc>
@@ -9051,7 +8347,7 @@
                 <w:rFonts w:ascii="Arial" w:hAnsi="Arial"/>
                 <w:sz w:val="16"/>
               </w:rPr>
-              <w:t>204</w:t>
+              <w:t>96</w:t>
             </w:r>
           </w:p>
         </w:tc>
@@ -9069,7 +8365,7 @@
                 <w:rFonts w:ascii="Arial" w:hAnsi="Arial"/>
                 <w:sz w:val="16"/>
               </w:rPr>
-              <w:t>0,74</w:t>
+              <w:t>1,32</w:t>
             </w:r>
           </w:p>
         </w:tc>
@@ -9087,7 +8383,7 @@
                 <w:rFonts w:ascii="Arial" w:hAnsi="Arial"/>
                 <w:sz w:val="16"/>
               </w:rPr>
-              <w:t>0,21</w:t>
+              <w:t>0,42</w:t>
             </w:r>
           </w:p>
         </w:tc>
@@ -9105,7 +8401,7 @@
                 <w:rFonts w:ascii="Arial" w:hAnsi="Arial"/>
                 <w:sz w:val="16"/>
               </w:rPr>
-              <w:t>7 %</w:t>
+              <w:t>24 %</w:t>
             </w:r>
           </w:p>
         </w:tc>
@@ -9858,7 +9154,7 @@
                 <w:rFonts w:ascii="Arial" w:hAnsi="Arial"/>
                 <w:sz w:val="16"/>
               </w:rPr>
-              <w:t>190</w:t>
+              <w:t>187</w:t>
             </w:r>
           </w:p>
         </w:tc>
@@ -9876,7 +9172,7 @@
                 <w:rFonts w:ascii="Arial" w:hAnsi="Arial"/>
                 <w:sz w:val="16"/>
               </w:rPr>
-              <w:t>67</w:t>
+              <w:t>66</w:t>
             </w:r>
           </w:p>
         </w:tc>
@@ -9912,7 +9208,7 @@
                 <w:rFonts w:ascii="Arial" w:hAnsi="Arial"/>
                 <w:sz w:val="16"/>
               </w:rPr>
-              <w:t>3,6 %</w:t>
+              <w:t>3,7 %</w:t>
             </w:r>
           </w:p>
         </w:tc>
@@ -9930,7 +9226,7 @@
                 <w:rFonts w:ascii="Arial" w:hAnsi="Arial"/>
                 <w:sz w:val="16"/>
               </w:rPr>
-              <w:t>0,82</w:t>
+              <w:t>0,70</w:t>
             </w:r>
           </w:p>
         </w:tc>
@@ -9948,7 +9244,7 @@
                 <w:rFonts w:ascii="Arial" w:hAnsi="Arial"/>
                 <w:sz w:val="16"/>
               </w:rPr>
-              <w:t>159</w:t>
+              <w:t>146</w:t>
             </w:r>
           </w:p>
         </w:tc>
@@ -9966,7 +9262,7 @@
                 <w:rFonts w:ascii="Arial" w:hAnsi="Arial"/>
                 <w:sz w:val="16"/>
               </w:rPr>
-              <w:t>0,09</w:t>
+              <w:t>0,10</w:t>
             </w:r>
           </w:p>
         </w:tc>
@@ -9986,7 +9282,7 @@
                 <w:color w:val="C00000"/>
                 <w:sz w:val="16"/>
               </w:rPr>
-              <w:t>−0,41</w:t>
+              <w:t>−0,37</w:t>
             </w:r>
           </w:p>
         </w:tc>
@@ -10498,7 +9794,7 @@
           <w:i w:val="0"/>
           <w:sz w:val="21"/>
         </w:rPr>
-        <w:t>Совокупно: запас 15,82 млн ₽, убыток 2,86 млн ₽ в год.</w:t>
+        <w:t>Совокупно: запас 15,69 млн ₽, убыток 2,82 млн ₽ в год.</w:t>
       </w:r>
     </w:p>
     <w:p>
@@ -10799,7 +10095,7 @@
                 <w:rFonts w:ascii="Arial" w:hAnsi="Arial"/>
                 <w:sz w:val="16"/>
               </w:rPr>
-              <w:t>2 274</w:t>
+              <w:t>2 100</w:t>
             </w:r>
           </w:p>
         </w:tc>
@@ -10817,7 +10113,7 @@
                 <w:rFonts w:ascii="Arial" w:hAnsi="Arial"/>
                 <w:sz w:val="16"/>
               </w:rPr>
-              <w:t>83,05</w:t>
+              <w:t>79,23</w:t>
             </w:r>
           </w:p>
         </w:tc>
@@ -10835,7 +10131,7 @@
                 <w:rFonts w:ascii="Arial" w:hAnsi="Arial"/>
                 <w:sz w:val="16"/>
               </w:rPr>
-              <w:t>23,9 %</w:t>
+              <w:t>24,0 %</w:t>
             </w:r>
           </w:p>
         </w:tc>
@@ -10853,7 +10149,7 @@
                 <w:rFonts w:ascii="Arial" w:hAnsi="Arial"/>
                 <w:sz w:val="16"/>
               </w:rPr>
-              <w:t>31,88</w:t>
+              <w:t>30,76</w:t>
             </w:r>
           </w:p>
         </w:tc>
@@ -10871,7 +10167,7 @@
                 <w:rFonts w:ascii="Arial" w:hAnsi="Arial"/>
                 <w:sz w:val="16"/>
               </w:rPr>
-              <w:t>139</w:t>
+              <w:t>141</w:t>
             </w:r>
           </w:p>
         </w:tc>
@@ -10907,7 +10203,7 @@
                 <w:rFonts w:ascii="Arial" w:hAnsi="Arial"/>
                 <w:sz w:val="16"/>
               </w:rPr>
-              <w:t>8,91</w:t>
+              <w:t>8,40</w:t>
             </w:r>
           </w:p>
         </w:tc>
@@ -10960,7 +10256,7 @@
                 <w:rFonts w:ascii="Arial" w:hAnsi="Arial"/>
                 <w:sz w:val="16"/>
               </w:rPr>
-              <w:t>▁▃▃▅▅▅▆█▄</w:t>
+              <w:t>▁▃▃▅▅▅▅█▄</w:t>
             </w:r>
           </w:p>
         </w:tc>
@@ -10978,7 +10274,7 @@
                 <w:rFonts w:ascii="Arial" w:hAnsi="Arial"/>
                 <w:sz w:val="16"/>
               </w:rPr>
-              <w:t>2 075</w:t>
+              <w:t>1 886</w:t>
             </w:r>
           </w:p>
         </w:tc>
@@ -10996,7 +10292,7 @@
                 <w:rFonts w:ascii="Arial" w:hAnsi="Arial"/>
                 <w:sz w:val="16"/>
               </w:rPr>
-              <w:t>51,11</w:t>
+              <w:t>47,96</w:t>
             </w:r>
           </w:p>
         </w:tc>
@@ -11032,7 +10328,7 @@
                 <w:rFonts w:ascii="Arial" w:hAnsi="Arial"/>
                 <w:sz w:val="16"/>
               </w:rPr>
-              <w:t>18,76</w:t>
+              <w:t>17,64</w:t>
             </w:r>
           </w:p>
         </w:tc>
@@ -11050,7 +10346,7 @@
                 <w:rFonts w:ascii="Arial" w:hAnsi="Arial"/>
                 <w:sz w:val="16"/>
               </w:rPr>
-              <w:t>103</w:t>
+              <w:t>101</w:t>
             </w:r>
           </w:p>
         </w:tc>
@@ -11068,7 +10364,7 @@
                 <w:rFonts w:ascii="Arial" w:hAnsi="Arial"/>
                 <w:sz w:val="16"/>
               </w:rPr>
-              <w:t>1,22</w:t>
+              <w:t>1,24</w:t>
             </w:r>
           </w:p>
         </w:tc>
@@ -11086,7 +10382,7 @@
                 <w:rFonts w:ascii="Arial" w:hAnsi="Arial"/>
                 <w:sz w:val="16"/>
               </w:rPr>
-              <w:t>10,06</w:t>
+              <w:t>9,60</w:t>
             </w:r>
           </w:p>
         </w:tc>
@@ -11157,7 +10453,7 @@
                 <w:rFonts w:ascii="Arial" w:hAnsi="Arial"/>
                 <w:sz w:val="16"/>
               </w:rPr>
-              <w:t>249</w:t>
+              <w:t>245</w:t>
             </w:r>
           </w:p>
         </w:tc>
@@ -11175,7 +10471,7 @@
                 <w:rFonts w:ascii="Arial" w:hAnsi="Arial"/>
                 <w:sz w:val="16"/>
               </w:rPr>
-              <w:t>16,93</w:t>
+              <w:t>16,88</w:t>
             </w:r>
           </w:p>
         </w:tc>
@@ -11193,7 +10489,7 @@
                 <w:rFonts w:ascii="Arial" w:hAnsi="Arial"/>
                 <w:sz w:val="16"/>
               </w:rPr>
-              <w:t>28,2 %</w:t>
+              <w:t>28,6 %</w:t>
             </w:r>
           </w:p>
         </w:tc>
@@ -11265,7 +10561,7 @@
                 <w:rFonts w:ascii="Arial" w:hAnsi="Arial"/>
                 <w:sz w:val="16"/>
               </w:rPr>
-              <w:t>6,87</w:t>
+              <w:t>6,93</w:t>
             </w:r>
           </w:p>
         </w:tc>
@@ -11569,7 +10865,7 @@
                 <w:rFonts w:ascii="Arial" w:hAnsi="Arial"/>
                 <w:sz w:val="16"/>
               </w:rPr>
-              <w:t>▂▃▄▆▆▅▆█▃</w:t>
+              <w:t>▂▃▄▅▆▅▆█▃</w:t>
             </w:r>
           </w:p>
         </w:tc>
@@ -11587,7 +10883,7 @@
                 <w:rFonts w:ascii="Arial" w:hAnsi="Arial"/>
                 <w:sz w:val="16"/>
               </w:rPr>
-              <w:t>2 989</w:t>
+              <w:t>2 756</w:t>
             </w:r>
           </w:p>
         </w:tc>
@@ -11605,7 +10901,7 @@
                 <w:rFonts w:ascii="Arial" w:hAnsi="Arial"/>
                 <w:sz w:val="16"/>
               </w:rPr>
-              <w:t>106,52</w:t>
+              <w:t>100,94</w:t>
             </w:r>
           </w:p>
         </w:tc>
@@ -11623,7 +10919,7 @@
                 <w:rFonts w:ascii="Arial" w:hAnsi="Arial"/>
                 <w:sz w:val="16"/>
               </w:rPr>
-              <w:t>25,5 %</w:t>
+              <w:t>25,7 %</w:t>
             </w:r>
           </w:p>
         </w:tc>
@@ -11641,7 +10937,7 @@
                 <w:rFonts w:ascii="Arial" w:hAnsi="Arial"/>
                 <w:sz w:val="16"/>
               </w:rPr>
-              <w:t>50,37</w:t>
+              <w:t>48,17</w:t>
             </w:r>
           </w:p>
         </w:tc>
@@ -11659,7 +10955,7 @@
                 <w:rFonts w:ascii="Arial" w:hAnsi="Arial"/>
                 <w:sz w:val="16"/>
               </w:rPr>
-              <w:t>159</w:t>
+              <w:t>160</w:t>
             </w:r>
           </w:p>
         </w:tc>
@@ -11695,7 +10991,7 @@
                 <w:rFonts w:ascii="Arial" w:hAnsi="Arial"/>
                 <w:sz w:val="16"/>
               </w:rPr>
-              <w:t>10,96</w:t>
+              <w:t>10,46</w:t>
             </w:r>
           </w:p>
         </w:tc>
@@ -11713,7 +11009,7 @@
                 <w:rFonts w:ascii="Arial" w:hAnsi="Arial"/>
                 <w:sz w:val="16"/>
               </w:rPr>
-              <w:t>33 %</w:t>
+              <w:t>32 %</w:t>
             </w:r>
           </w:p>
         </w:tc>
@@ -11766,7 +11062,7 @@
                 <w:rFonts w:ascii="Arial" w:hAnsi="Arial"/>
                 <w:sz w:val="16"/>
               </w:rPr>
-              <w:t>1 210</w:t>
+              <w:t>1 082</w:t>
             </w:r>
           </w:p>
         </w:tc>
@@ -11784,7 +11080,7 @@
                 <w:rFonts w:ascii="Arial" w:hAnsi="Arial"/>
                 <w:sz w:val="16"/>
               </w:rPr>
-              <w:t>27,74</w:t>
+              <w:t>26,37</w:t>
             </w:r>
           </w:p>
         </w:tc>
@@ -11802,7 +11098,7 @@
                 <w:rFonts w:ascii="Arial" w:hAnsi="Arial"/>
                 <w:sz w:val="16"/>
               </w:rPr>
-              <w:t>21,0 %</w:t>
+              <w:t>20,8 %</w:t>
             </w:r>
           </w:p>
         </w:tc>
@@ -11820,7 +11116,7 @@
                 <w:rFonts w:ascii="Arial" w:hAnsi="Arial"/>
                 <w:sz w:val="16"/>
               </w:rPr>
-              <w:t>0,27</w:t>
+              <w:t>0,24</w:t>
             </w:r>
           </w:p>
         </w:tc>
@@ -11838,7 +11134,7 @@
                 <w:rFonts w:ascii="Arial" w:hAnsi="Arial"/>
                 <w:sz w:val="16"/>
               </w:rPr>
-              <w:t>4</w:t>
+              <w:t>3</w:t>
             </w:r>
           </w:p>
         </w:tc>
@@ -11874,7 +11170,7 @@
                 <w:rFonts w:ascii="Arial" w:hAnsi="Arial"/>
                 <w:sz w:val="16"/>
               </w:rPr>
-              <w:t>8,19</w:t>
+              <w:t>7,72</w:t>
             </w:r>
           </w:p>
         </w:tc>
@@ -11945,7 +11241,7 @@
                 <w:rFonts w:ascii="Arial" w:hAnsi="Arial"/>
                 <w:sz w:val="16"/>
               </w:rPr>
-              <w:t>235</w:t>
+              <w:t>232</w:t>
             </w:r>
           </w:p>
         </w:tc>
@@ -11963,7 +11259,7 @@
                 <w:rFonts w:ascii="Arial" w:hAnsi="Arial"/>
                 <w:sz w:val="16"/>
               </w:rPr>
-              <w:t>16,48</w:t>
+              <w:t>16,42</w:t>
             </w:r>
           </w:p>
         </w:tc>
@@ -11981,7 +11277,7 @@
                 <w:rFonts w:ascii="Arial" w:hAnsi="Arial"/>
                 <w:sz w:val="16"/>
               </w:rPr>
-              <w:t>28,4 %</w:t>
+              <w:t>28,8 %</w:t>
             </w:r>
           </w:p>
         </w:tc>
@@ -12053,7 +11349,7 @@
                 <w:rFonts w:ascii="Arial" w:hAnsi="Arial"/>
                 <w:sz w:val="16"/>
               </w:rPr>
-              <w:t>6,73</w:t>
+              <w:t>6,79</w:t>
             </w:r>
           </w:p>
         </w:tc>
@@ -12124,7 +11420,7 @@
                 <w:rFonts w:ascii="Arial" w:hAnsi="Arial"/>
                 <w:sz w:val="16"/>
               </w:rPr>
-              <w:t>43</w:t>
+              <w:t>39</w:t>
             </w:r>
           </w:p>
         </w:tc>
@@ -12142,7 +11438,7 @@
                 <w:rFonts w:ascii="Arial" w:hAnsi="Arial"/>
                 <w:sz w:val="16"/>
               </w:rPr>
-              <w:t>0,39</w:t>
+              <w:t>0,37</w:t>
             </w:r>
           </w:p>
         </w:tc>
@@ -12160,7 +11456,7 @@
                 <w:rFonts w:ascii="Arial" w:hAnsi="Arial"/>
                 <w:sz w:val="16"/>
               </w:rPr>
-              <w:t>5,2 %</w:t>
+              <w:t>5,5 %</w:t>
             </w:r>
           </w:p>
         </w:tc>
@@ -12250,7 +11546,7 @@
                 <w:rFonts w:ascii="Arial" w:hAnsi="Arial"/>
                 <w:sz w:val="16"/>
               </w:rPr>
-              <w:t>50 %</w:t>
+              <w:t>80 %</w:t>
             </w:r>
           </w:p>
         </w:tc>
@@ -12303,7 +11599,7 @@
                 <w:rFonts w:ascii="Arial" w:hAnsi="Arial"/>
                 <w:sz w:val="16"/>
               </w:rPr>
-              <w:t>58</w:t>
+              <w:t>53</w:t>
             </w:r>
           </w:p>
         </w:tc>
@@ -12375,7 +11671,7 @@
                 <w:rFonts w:ascii="Arial" w:hAnsi="Arial"/>
                 <w:sz w:val="16"/>
               </w:rPr>
-              <w:t>-1241</w:t>
+              <w:t>-1205</w:t>
             </w:r>
           </w:p>
         </w:tc>
@@ -12393,7 +11689,7 @@
                 <w:rFonts w:ascii="Arial" w:hAnsi="Arial"/>
                 <w:sz w:val="16"/>
               </w:rPr>
-              <w:t>-0,81</w:t>
+              <w:t>-0,83</w:t>
             </w:r>
           </w:p>
         </w:tc>
@@ -12735,7 +12031,7 @@
                 <w:rFonts w:ascii="Arial" w:hAnsi="Arial"/>
                 <w:sz w:val="16"/>
               </w:rPr>
-              <w:t>1 526</w:t>
+              <w:t>1 409</w:t>
             </w:r>
           </w:p>
         </w:tc>
@@ -12753,7 +12049,7 @@
                 <w:rFonts w:ascii="Arial" w:hAnsi="Arial"/>
                 <w:sz w:val="16"/>
               </w:rPr>
-              <w:t>46,74</w:t>
+              <w:t>44,35</w:t>
             </w:r>
           </w:p>
         </w:tc>
@@ -12771,7 +12067,7 @@
                 <w:rFonts w:ascii="Arial" w:hAnsi="Arial"/>
                 <w:sz w:val="16"/>
               </w:rPr>
-              <w:t>24,7 %</w:t>
+              <w:t>25,1 %</w:t>
             </w:r>
           </w:p>
         </w:tc>
@@ -12789,7 +12085,7 @@
                 <w:rFonts w:ascii="Arial" w:hAnsi="Arial"/>
                 <w:sz w:val="16"/>
               </w:rPr>
-              <w:t>15,16</w:t>
+              <w:t>14,52</w:t>
             </w:r>
           </w:p>
         </w:tc>
@@ -12807,7 +12103,7 @@
                 <w:rFonts w:ascii="Arial" w:hAnsi="Arial"/>
                 <w:sz w:val="16"/>
               </w:rPr>
-              <w:t>106</w:t>
+              <w:t>107</w:t>
             </w:r>
           </w:p>
         </w:tc>
@@ -12825,7 +12121,7 @@
                 <w:rFonts w:ascii="Arial" w:hAnsi="Arial"/>
                 <w:sz w:val="16"/>
               </w:rPr>
-              <w:t>1,13</w:t>
+              <w:t>1,14</w:t>
             </w:r>
           </w:p>
         </w:tc>
@@ -12843,7 +12139,7 @@
                 <w:rFonts w:ascii="Arial" w:hAnsi="Arial"/>
                 <w:sz w:val="16"/>
               </w:rPr>
-              <w:t>8,33</w:t>
+              <w:t>8,03</w:t>
             </w:r>
           </w:p>
         </w:tc>
@@ -12896,7 +12192,7 @@
                 <w:rFonts w:ascii="Arial" w:hAnsi="Arial"/>
                 <w:sz w:val="16"/>
               </w:rPr>
-              <w:t>▁▂▃▅▄▅▅█▄</w:t>
+              <w:t>▁▂▂▅▄▅▅█▄</w:t>
             </w:r>
           </w:p>
         </w:tc>
@@ -12914,7 +12210,7 @@
                 <w:rFonts w:ascii="Arial" w:hAnsi="Arial"/>
                 <w:sz w:val="16"/>
               </w:rPr>
-              <w:t>1 706</w:t>
+              <w:t>1 571</w:t>
             </w:r>
           </w:p>
         </w:tc>
@@ -12932,7 +12228,7 @@
                 <w:rFonts w:ascii="Arial" w:hAnsi="Arial"/>
                 <w:sz w:val="16"/>
               </w:rPr>
-              <w:t>35,01</w:t>
+              <w:t>33,50</w:t>
             </w:r>
           </w:p>
         </w:tc>
@@ -12950,7 +12246,7 @@
                 <w:rFonts w:ascii="Arial" w:hAnsi="Arial"/>
                 <w:sz w:val="16"/>
               </w:rPr>
-              <w:t>24,2 %</w:t>
+              <w:t>24,3 %</w:t>
             </w:r>
           </w:p>
         </w:tc>
@@ -12968,7 +12264,7 @@
                 <w:rFonts w:ascii="Arial" w:hAnsi="Arial"/>
                 <w:sz w:val="16"/>
               </w:rPr>
-              <w:t>13,93</w:t>
+              <w:t>13,21</w:t>
             </w:r>
           </w:p>
         </w:tc>
@@ -12986,7 +12282,7 @@
                 <w:rFonts w:ascii="Arial" w:hAnsi="Arial"/>
                 <w:sz w:val="16"/>
               </w:rPr>
-              <w:t>96</w:t>
+              <w:t>94</w:t>
             </w:r>
           </w:p>
         </w:tc>
@@ -13004,7 +12300,7 @@
                 <w:rFonts w:ascii="Arial" w:hAnsi="Arial"/>
                 <w:sz w:val="16"/>
               </w:rPr>
-              <w:t>1,22</w:t>
+              <w:t>1,25</w:t>
             </w:r>
           </w:p>
         </w:tc>
@@ -13022,7 +12318,7 @@
                 <w:rFonts w:ascii="Arial" w:hAnsi="Arial"/>
                 <w:sz w:val="16"/>
               </w:rPr>
-              <w:t>6,54</w:t>
+              <w:t>6,42</w:t>
             </w:r>
           </w:p>
         </w:tc>
@@ -13040,7 +12336,7 @@
                 <w:rFonts w:ascii="Arial" w:hAnsi="Arial"/>
                 <w:sz w:val="16"/>
               </w:rPr>
-              <w:t>28 %</w:t>
+              <w:t>27 %</w:t>
             </w:r>
           </w:p>
         </w:tc>
@@ -13075,7 +12371,7 @@
                 <w:rFonts w:ascii="Arial" w:hAnsi="Arial"/>
                 <w:sz w:val="16"/>
               </w:rPr>
-              <w:t>▁▄▅▄▅▃█▅▂</w:t>
+              <w:t>▁▄▅▄▅▃█▅▁</w:t>
             </w:r>
           </w:p>
         </w:tc>
@@ -13093,7 +12389,7 @@
                 <w:rFonts w:ascii="Arial" w:hAnsi="Arial"/>
                 <w:sz w:val="16"/>
               </w:rPr>
-              <w:t>1 533</w:t>
+              <w:t>1 401</w:t>
             </w:r>
           </w:p>
         </w:tc>
@@ -13111,7 +12407,7 @@
                 <w:rFonts w:ascii="Arial" w:hAnsi="Arial"/>
                 <w:sz w:val="16"/>
               </w:rPr>
-              <w:t>16,74</w:t>
+              <w:t>15,95</w:t>
             </w:r>
           </w:p>
         </w:tc>
@@ -13129,7 +12425,7 @@
                 <w:rFonts w:ascii="Arial" w:hAnsi="Arial"/>
                 <w:sz w:val="16"/>
               </w:rPr>
-              <w:t>28,2 %</w:t>
+              <w:t>28,0 %</w:t>
             </w:r>
           </w:p>
         </w:tc>
@@ -13147,7 +12443,7 @@
                 <w:rFonts w:ascii="Arial" w:hAnsi="Arial"/>
                 <w:sz w:val="16"/>
               </w:rPr>
-              <w:t>16,57</w:t>
+              <w:t>16,11</w:t>
             </w:r>
           </w:p>
         </w:tc>
@@ -13165,7 +12461,7 @@
                 <w:rFonts w:ascii="Arial" w:hAnsi="Arial"/>
                 <w:sz w:val="16"/>
               </w:rPr>
-              <w:t>417</w:t>
+              <w:t>425</w:t>
             </w:r>
           </w:p>
         </w:tc>
@@ -13183,7 +12479,7 @@
                 <w:rFonts w:ascii="Arial" w:hAnsi="Arial"/>
                 <w:sz w:val="16"/>
               </w:rPr>
-              <w:t>0,34</w:t>
+              <w:t>0,33</w:t>
             </w:r>
           </w:p>
         </w:tc>
@@ -13203,7 +12499,7 @@
                 <w:color w:val="C00000"/>
                 <w:sz w:val="16"/>
               </w:rPr>
-              <w:t>−4,40</w:t>
+              <w:t>−4,48</w:t>
             </w:r>
           </w:p>
         </w:tc>
@@ -13221,7 +12517,7 @@
                 <w:rFonts w:ascii="Arial" w:hAnsi="Arial"/>
                 <w:sz w:val="16"/>
               </w:rPr>
-              <w:t>48 %</w:t>
+              <w:t>47 %</w:t>
             </w:r>
           </w:p>
         </w:tc>
@@ -13274,7 +12570,7 @@
                 <w:rFonts w:ascii="Arial" w:hAnsi="Arial"/>
                 <w:sz w:val="16"/>
               </w:rPr>
-              <w:t>595</w:t>
+              <w:t>535</w:t>
             </w:r>
           </w:p>
         </w:tc>
@@ -13292,7 +12588,7 @@
                 <w:rFonts w:ascii="Arial" w:hAnsi="Arial"/>
                 <w:sz w:val="16"/>
               </w:rPr>
-              <w:t>12,51</w:t>
+              <w:t>12,09</w:t>
             </w:r>
           </w:p>
         </w:tc>
@@ -13310,7 +12606,7 @@
                 <w:rFonts w:ascii="Arial" w:hAnsi="Arial"/>
                 <w:sz w:val="16"/>
               </w:rPr>
-              <w:t>19,3 %</w:t>
+              <w:t>19,4 %</w:t>
             </w:r>
           </w:p>
         </w:tc>
@@ -13328,7 +12624,7 @@
                 <w:rFonts w:ascii="Arial" w:hAnsi="Arial"/>
                 <w:sz w:val="16"/>
               </w:rPr>
-              <w:t>0,06</w:t>
+              <w:t>0,05</w:t>
             </w:r>
           </w:p>
         </w:tc>
@@ -13382,7 +12678,7 @@
                 <w:rFonts w:ascii="Arial" w:hAnsi="Arial"/>
                 <w:sz w:val="16"/>
               </w:rPr>
-              <w:t>3,42</w:t>
+              <w:t>3,32</w:t>
             </w:r>
           </w:p>
         </w:tc>
@@ -13400,7 +12696,7 @@
                 <w:rFonts w:ascii="Arial" w:hAnsi="Arial"/>
                 <w:sz w:val="16"/>
               </w:rPr>
-              <w:t>25 %</w:t>
+              <w:t>26 %</w:t>
             </w:r>
           </w:p>
         </w:tc>
@@ -13453,7 +12749,7 @@
                 <w:rFonts w:ascii="Arial" w:hAnsi="Arial"/>
                 <w:sz w:val="16"/>
               </w:rPr>
-              <w:t>166</w:t>
+              <w:t>164</w:t>
             </w:r>
           </w:p>
         </w:tc>
@@ -13471,7 +12767,7 @@
                 <w:rFonts w:ascii="Arial" w:hAnsi="Arial"/>
                 <w:sz w:val="16"/>
               </w:rPr>
-              <w:t>11,89</w:t>
+              <w:t>11,85</w:t>
             </w:r>
           </w:p>
         </w:tc>
@@ -13561,7 +12857,7 @@
                 <w:rFonts w:ascii="Arial" w:hAnsi="Arial"/>
                 <w:sz w:val="16"/>
               </w:rPr>
-              <w:t>5,02</w:t>
+              <w:t>5,01</w:t>
             </w:r>
           </w:p>
         </w:tc>
@@ -13632,7 +12928,7 @@
                 <w:rFonts w:ascii="Arial" w:hAnsi="Arial"/>
                 <w:sz w:val="16"/>
               </w:rPr>
-              <w:t>430</w:t>
+              <w:t>395</w:t>
             </w:r>
           </w:p>
         </w:tc>
@@ -13650,7 +12946,7 @@
                 <w:rFonts w:ascii="Arial" w:hAnsi="Arial"/>
                 <w:sz w:val="16"/>
               </w:rPr>
-              <w:t>6,75</w:t>
+              <w:t>6,56</w:t>
             </w:r>
           </w:p>
         </w:tc>
@@ -13740,7 +13036,7 @@
                 <w:rFonts w:ascii="Arial" w:hAnsi="Arial"/>
                 <w:sz w:val="16"/>
               </w:rPr>
-              <w:t>1,55</w:t>
+              <w:t>1,52</w:t>
             </w:r>
           </w:p>
         </w:tc>
@@ -13793,7 +13089,7 @@
                 <w:rFonts w:ascii="Arial" w:hAnsi="Arial"/>
                 <w:sz w:val="16"/>
               </w:rPr>
-              <w:t>▁▅▃▆█▅▅▅▁</w:t>
+              <w:t>▁▄▃▅█▅▅▅▁</w:t>
             </w:r>
           </w:p>
         </w:tc>
@@ -13811,7 +13107,7 @@
                 <w:rFonts w:ascii="Arial" w:hAnsi="Arial"/>
                 <w:sz w:val="16"/>
               </w:rPr>
-              <w:t>812</w:t>
+              <w:t>691</w:t>
             </w:r>
           </w:p>
         </w:tc>
@@ -13829,7 +13125,7 @@
                 <w:rFonts w:ascii="Arial" w:hAnsi="Arial"/>
                 <w:sz w:val="16"/>
               </w:rPr>
-              <w:t>6,16</w:t>
+              <w:t>5,33</w:t>
             </w:r>
           </w:p>
         </w:tc>
@@ -13847,7 +13143,7 @@
                 <w:rFonts w:ascii="Arial" w:hAnsi="Arial"/>
                 <w:sz w:val="16"/>
               </w:rPr>
-              <w:t>32,4 %</w:t>
+              <w:t>33,4 %</w:t>
             </w:r>
           </w:p>
         </w:tc>
@@ -13865,7 +13161,7 @@
                 <w:rFonts w:ascii="Arial" w:hAnsi="Arial"/>
                 <w:sz w:val="16"/>
               </w:rPr>
-              <w:t>4,70</w:t>
+              <w:t>4,33</w:t>
             </w:r>
           </w:p>
         </w:tc>
@@ -13883,7 +13179,7 @@
                 <w:rFonts w:ascii="Arial" w:hAnsi="Arial"/>
                 <w:sz w:val="16"/>
               </w:rPr>
-              <w:t>209</w:t>
+              <w:t>214</w:t>
             </w:r>
           </w:p>
         </w:tc>
@@ -13901,7 +13197,7 @@
                 <w:rFonts w:ascii="Arial" w:hAnsi="Arial"/>
                 <w:sz w:val="16"/>
               </w:rPr>
-              <w:t>0,84</w:t>
+              <w:t>0,85</w:t>
             </w:r>
           </w:p>
         </w:tc>
@@ -13919,7 +13215,7 @@
                 <w:rFonts w:ascii="Arial" w:hAnsi="Arial"/>
                 <w:sz w:val="16"/>
               </w:rPr>
-              <w:t>0,93</w:t>
+              <w:t>0,86</w:t>
             </w:r>
           </w:p>
         </w:tc>
@@ -13972,7 +13268,7 @@
                 <w:rFonts w:ascii="Arial" w:hAnsi="Arial"/>
                 <w:sz w:val="16"/>
               </w:rPr>
-              <w:t>▁▁▂▃█▅▇▅▃</w:t>
+              <w:t>▁▁▂▃█▅▆▅▃</w:t>
             </w:r>
           </w:p>
         </w:tc>
@@ -13990,7 +13286,7 @@
                 <w:rFonts w:ascii="Arial" w:hAnsi="Arial"/>
                 <w:sz w:val="16"/>
               </w:rPr>
-              <w:t>443</w:t>
+              <w:t>370</w:t>
             </w:r>
           </w:p>
         </w:tc>
@@ -14008,7 +13304,7 @@
                 <w:rFonts w:ascii="Arial" w:hAnsi="Arial"/>
                 <w:sz w:val="16"/>
               </w:rPr>
-              <w:t>4,93</w:t>
+              <w:t>4,50</w:t>
             </w:r>
           </w:p>
         </w:tc>
@@ -14026,7 +13322,7 @@
                 <w:rFonts w:ascii="Arial" w:hAnsi="Arial"/>
                 <w:sz w:val="16"/>
               </w:rPr>
-              <w:t>25,1 %</w:t>
+              <w:t>24,6 %</w:t>
             </w:r>
           </w:p>
         </w:tc>
@@ -14044,7 +13340,7 @@
                 <w:rFonts w:ascii="Arial" w:hAnsi="Arial"/>
                 <w:sz w:val="16"/>
               </w:rPr>
-              <w:t>0,11</w:t>
+              <w:t>0,09</w:t>
             </w:r>
           </w:p>
         </w:tc>
@@ -14098,7 +13394,7 @@
                 <w:rFonts w:ascii="Arial" w:hAnsi="Arial"/>
                 <w:sz w:val="16"/>
               </w:rPr>
-              <w:t>1,72</w:t>
+              <w:t>1,54</w:t>
             </w:r>
           </w:p>
         </w:tc>
@@ -14116,7 +13412,7 @@
                 <w:rFonts w:ascii="Arial" w:hAnsi="Arial"/>
                 <w:sz w:val="16"/>
               </w:rPr>
-              <w:t>26 %</w:t>
+              <w:t>27 %</w:t>
             </w:r>
           </w:p>
         </w:tc>
@@ -14151,7 +13447,7 @@
                 <w:rFonts w:ascii="Arial" w:hAnsi="Arial"/>
                 <w:sz w:val="16"/>
               </w:rPr>
-              <w:t>▃▄▂▃▅▄▅█▄</w:t>
+              <w:t>▃▅▂▃▅▃▆█▄</w:t>
             </w:r>
           </w:p>
         </w:tc>
@@ -14169,7 +13465,7 @@
                 <w:rFonts w:ascii="Arial" w:hAnsi="Arial"/>
                 <w:sz w:val="16"/>
               </w:rPr>
-              <w:t>428</w:t>
+              <w:t>363</w:t>
             </w:r>
           </w:p>
         </w:tc>
@@ -14187,7 +13483,7 @@
                 <w:rFonts w:ascii="Arial" w:hAnsi="Arial"/>
                 <w:sz w:val="16"/>
               </w:rPr>
-              <w:t>3,53</w:t>
+              <w:t>3,21</w:t>
             </w:r>
           </w:p>
         </w:tc>
@@ -14205,7 +13501,7 @@
                 <w:rFonts w:ascii="Arial" w:hAnsi="Arial"/>
                 <w:sz w:val="16"/>
               </w:rPr>
-              <w:t>29,4 %</w:t>
+              <w:t>28,9 %</w:t>
             </w:r>
           </w:p>
         </w:tc>
@@ -14277,7 +13573,7 @@
                 <w:rFonts w:ascii="Arial" w:hAnsi="Arial"/>
                 <w:sz w:val="16"/>
               </w:rPr>
-              <w:t>1,49</w:t>
+              <w:t>1,33</w:t>
             </w:r>
           </w:p>
         </w:tc>
@@ -14706,7 +14002,7 @@
                 <w:rFonts w:ascii="Arial" w:hAnsi="Arial"/>
                 <w:sz w:val="16"/>
               </w:rPr>
-              <w:t>575</w:t>
+              <w:t>514</w:t>
             </w:r>
           </w:p>
         </w:tc>
@@ -14724,7 +14020,7 @@
                 <w:rFonts w:ascii="Arial" w:hAnsi="Arial"/>
                 <w:sz w:val="16"/>
               </w:rPr>
-              <w:t>1,07</w:t>
+              <w:t>1,02</w:t>
             </w:r>
           </w:p>
         </w:tc>
@@ -14742,7 +14038,7 @@
                 <w:rFonts w:ascii="Arial" w:hAnsi="Arial"/>
                 <w:sz w:val="16"/>
               </w:rPr>
-              <w:t>21,1 %</w:t>
+              <w:t>21,3 %</w:t>
             </w:r>
           </w:p>
         </w:tc>
@@ -14778,7 +14074,7 @@
                 <w:rFonts w:ascii="Arial" w:hAnsi="Arial"/>
                 <w:sz w:val="16"/>
               </w:rPr>
-              <w:t>274</w:t>
+              <w:t>256</w:t>
             </w:r>
           </w:p>
         </w:tc>
@@ -14796,7 +14092,7 @@
                 <w:rFonts w:ascii="Arial" w:hAnsi="Arial"/>
                 <w:sz w:val="16"/>
               </w:rPr>
-              <w:t>0,36</w:t>
+              <w:t>0,39</w:t>
             </w:r>
           </w:p>
         </w:tc>
@@ -14816,7 +14112,7 @@
                 <w:color w:val="C00000"/>
                 <w:sz w:val="16"/>
               </w:rPr>
-              <w:t>−0,19</w:t>
+              <w:t>−0,15</w:t>
             </w:r>
           </w:p>
         </w:tc>
@@ -14887,7 +14183,7 @@
                 <w:rFonts w:ascii="Arial" w:hAnsi="Arial"/>
                 <w:sz w:val="16"/>
               </w:rPr>
-              <w:t>23</w:t>
+              <w:t>22</w:t>
             </w:r>
           </w:p>
         </w:tc>
@@ -14905,7 +14201,7 @@
                 <w:rFonts w:ascii="Arial" w:hAnsi="Arial"/>
                 <w:sz w:val="16"/>
               </w:rPr>
-              <w:t>0,47</w:t>
+              <w:t>0,46</w:t>
             </w:r>
           </w:p>
         </w:tc>
@@ -15036,7 +14332,7 @@
           <w:i w:val="0"/>
           <w:sz w:val="21"/>
         </w:rPr>
-        <w:t>Складов не отрабатывают стоимость владения: 6, суммарный убыток 5,02 млн ₽ в год.</w:t>
+        <w:t>Складов не отрабатывают стоимость владения: 6, суммарный убыток 5,04 млн ₽ в год.</w:t>
       </w:r>
     </w:p>
     <w:tbl>
@@ -15212,7 +14508,7 @@
                 <w:rFonts w:ascii="Arial" w:hAnsi="Arial"/>
                 <w:sz w:val="16"/>
               </w:rPr>
-              <w:t>16 570 906</w:t>
+              <w:t>16 110 591</w:t>
             </w:r>
           </w:p>
         </w:tc>
@@ -15230,7 +14526,7 @@
                 <w:rFonts w:ascii="Arial" w:hAnsi="Arial"/>
                 <w:sz w:val="16"/>
               </w:rPr>
-              <w:t>18 799 919</w:t>
+              <w:t>18 279 889</w:t>
             </w:r>
           </w:p>
         </w:tc>
@@ -15248,7 +14544,7 @@
                 <w:rFonts w:ascii="Arial" w:hAnsi="Arial"/>
                 <w:sz w:val="16"/>
               </w:rPr>
-              <w:t>417</w:t>
+              <w:t>425</w:t>
             </w:r>
           </w:p>
         </w:tc>
@@ -15266,7 +14562,7 @@
                 <w:rFonts w:ascii="Arial" w:hAnsi="Arial"/>
                 <w:sz w:val="16"/>
               </w:rPr>
-              <w:t>0,34</w:t>
+              <w:t>0,33</w:t>
             </w:r>
           </w:p>
         </w:tc>
@@ -15284,7 +14580,7 @@
                 <w:rFonts w:ascii="Arial" w:hAnsi="Arial"/>
                 <w:sz w:val="16"/>
               </w:rPr>
-              <w:t>-4 398 675</w:t>
+              <w:t>-4 478 637</w:t>
             </w:r>
           </w:p>
         </w:tc>
@@ -15337,7 +14633,7 @@
                 <w:rFonts w:ascii="Arial" w:hAnsi="Arial"/>
                 <w:sz w:val="16"/>
               </w:rPr>
-              <w:t>390 969</w:t>
+              <w:t>371 398</w:t>
             </w:r>
           </w:p>
         </w:tc>
@@ -15391,7 +14687,7 @@
                 <w:rFonts w:ascii="Arial" w:hAnsi="Arial"/>
                 <w:sz w:val="16"/>
               </w:rPr>
-              <w:t>-221 288</w:t>
+              <w:t>-210 211</w:t>
             </w:r>
           </w:p>
         </w:tc>
@@ -15444,7 +14740,7 @@
                 <w:rFonts w:ascii="Arial" w:hAnsi="Arial"/>
                 <w:sz w:val="16"/>
               </w:rPr>
-              <w:t>915 105</w:t>
+              <w:t>806 524</w:t>
             </w:r>
           </w:p>
         </w:tc>
@@ -15462,7 +14758,7 @@
                 <w:rFonts w:ascii="Arial" w:hAnsi="Arial"/>
                 <w:sz w:val="16"/>
               </w:rPr>
-              <w:t>274</w:t>
+              <w:t>256</w:t>
             </w:r>
           </w:p>
         </w:tc>
@@ -15480,7 +14776,7 @@
                 <w:rFonts w:ascii="Arial" w:hAnsi="Arial"/>
                 <w:sz w:val="16"/>
               </w:rPr>
-              <w:t>0,36</w:t>
+              <w:t>0,39</w:t>
             </w:r>
           </w:p>
         </w:tc>
@@ -15498,7 +14794,7 @@
                 <w:rFonts w:ascii="Arial" w:hAnsi="Arial"/>
                 <w:sz w:val="16"/>
               </w:rPr>
-              <w:t>-191 646</w:t>
+              <w:t>-145 829</w:t>
             </w:r>
           </w:p>
         </w:tc>
@@ -15658,7 +14954,7 @@
                 <w:rFonts w:ascii="Arial" w:hAnsi="Arial"/>
                 <w:sz w:val="16"/>
               </w:rPr>
-              <w:t>322 686</w:t>
+              <w:t>316 996</w:t>
             </w:r>
           </w:p>
         </w:tc>
@@ -15676,7 +14972,7 @@
                 <w:rFonts w:ascii="Arial" w:hAnsi="Arial"/>
                 <w:sz w:val="16"/>
               </w:rPr>
-              <w:t>391</w:t>
+              <w:t>384</w:t>
             </w:r>
           </w:p>
         </w:tc>
@@ -15712,7 +15008,7 @@
                 <w:rFonts w:ascii="Arial" w:hAnsi="Arial"/>
                 <w:sz w:val="16"/>
               </w:rPr>
-              <w:t>-67 526</w:t>
+              <w:t>-64 306</w:t>
             </w:r>
           </w:p>
         </w:tc>
@@ -15765,7 +15061,7 @@
                 <w:rFonts w:ascii="Arial" w:hAnsi="Arial"/>
                 <w:sz w:val="16"/>
               </w:rPr>
-              <w:t>43 797</w:t>
+              <w:t>42 535</w:t>
             </w:r>
           </w:p>
         </w:tc>
@@ -15819,7 +15115,7 @@
                 <w:rFonts w:ascii="Arial" w:hAnsi="Arial"/>
                 <w:sz w:val="16"/>
               </w:rPr>
-              <w:t>-24 789</w:t>
+              <w:t>-24 075</w:t>
             </w:r>
           </w:p>
         </w:tc>
@@ -16335,7 +15631,7 @@
                 <w:rFonts w:ascii="Arial" w:hAnsi="Arial"/>
                 <w:sz w:val="16"/>
               </w:rPr>
-              <w:t>ИСРМ</w:t>
+              <w:t>СКВ</w:t>
             </w:r>
           </w:p>
         </w:tc>
@@ -16353,7 +15649,7 @@
                 <w:rFonts w:ascii="Arial" w:hAnsi="Arial"/>
                 <w:sz w:val="16"/>
               </w:rPr>
-              <w:t>1,48</w:t>
+              <w:t>3,67</w:t>
             </w:r>
           </w:p>
         </w:tc>
@@ -16371,7 +15667,7 @@
                 <w:rFonts w:ascii="Arial" w:hAnsi="Arial"/>
                 <w:sz w:val="16"/>
               </w:rPr>
-              <w:t>0,75</w:t>
+              <w:t>1,22</w:t>
             </w:r>
           </w:p>
         </w:tc>
@@ -16389,7 +15685,7 @@
                 <w:rFonts w:ascii="Arial" w:hAnsi="Arial"/>
                 <w:sz w:val="16"/>
               </w:rPr>
-              <w:t>0,90</w:t>
+              <w:t>0,12</w:t>
             </w:r>
           </w:p>
         </w:tc>
@@ -16407,7 +15703,7 @@
                 <w:rFonts w:ascii="Arial" w:hAnsi="Arial"/>
                 <w:sz w:val="16"/>
               </w:rPr>
-              <w:t>0,00</w:t>
+              <w:t>—</w:t>
             </w:r>
           </w:p>
         </w:tc>
@@ -16442,7 +15738,7 @@
                 <w:rFonts w:ascii="Arial" w:hAnsi="Arial"/>
                 <w:sz w:val="16"/>
               </w:rPr>
-              <w:t>СКВ</w:t>
+              <w:t>Водоснабжение</w:t>
             </w:r>
           </w:p>
         </w:tc>
@@ -16460,7 +15756,7 @@
                 <w:rFonts w:ascii="Arial" w:hAnsi="Arial"/>
                 <w:sz w:val="16"/>
               </w:rPr>
-              <w:t>3,67</w:t>
+              <w:t>0,71</w:t>
             </w:r>
           </w:p>
         </w:tc>
@@ -16478,7 +15774,7 @@
                 <w:rFonts w:ascii="Arial" w:hAnsi="Arial"/>
                 <w:sz w:val="16"/>
               </w:rPr>
-              <w:t>1,22</w:t>
+              <w:t>1,01</w:t>
             </w:r>
           </w:p>
         </w:tc>
@@ -16496,7 +15792,7 @@
                 <w:rFonts w:ascii="Arial" w:hAnsi="Arial"/>
                 <w:sz w:val="16"/>
               </w:rPr>
-              <w:t>0,12</w:t>
+              <w:t>0,46</w:t>
             </w:r>
           </w:p>
         </w:tc>
@@ -16549,7 +15845,7 @@
                 <w:rFonts w:ascii="Arial" w:hAnsi="Arial"/>
                 <w:sz w:val="16"/>
               </w:rPr>
-              <w:t>Водоснабжение</w:t>
+              <w:t>Котловое оборудование и водона</w:t>
             </w:r>
           </w:p>
         </w:tc>
@@ -16567,7 +15863,7 @@
                 <w:rFonts w:ascii="Arial" w:hAnsi="Arial"/>
                 <w:sz w:val="16"/>
               </w:rPr>
-              <w:t>0,71</w:t>
+              <w:t>0,47</w:t>
             </w:r>
           </w:p>
         </w:tc>
@@ -16585,7 +15881,7 @@
                 <w:rFonts w:ascii="Arial" w:hAnsi="Arial"/>
                 <w:sz w:val="16"/>
               </w:rPr>
-              <w:t>1,01</w:t>
+              <w:t>0,22</w:t>
             </w:r>
           </w:p>
         </w:tc>
@@ -16603,7 +15899,7 @@
                 <w:rFonts w:ascii="Arial" w:hAnsi="Arial"/>
                 <w:sz w:val="16"/>
               </w:rPr>
-              <w:t>0,46</w:t>
+              <w:t>0,12</w:t>
             </w:r>
           </w:p>
         </w:tc>
@@ -16621,7 +15917,7 @@
                 <w:rFonts w:ascii="Arial" w:hAnsi="Arial"/>
                 <w:sz w:val="16"/>
               </w:rPr>
-              <w:t>—</w:t>
+              <w:t>0,00</w:t>
             </w:r>
           </w:p>
         </w:tc>
@@ -16656,7 +15952,7 @@
                 <w:rFonts w:ascii="Arial" w:hAnsi="Arial"/>
                 <w:sz w:val="16"/>
               </w:rPr>
-              <w:t>Котловое оборудование и водона</w:t>
+              <w:t>ИСРМ</w:t>
             </w:r>
           </w:p>
         </w:tc>
@@ -16674,7 +15970,7 @@
                 <w:rFonts w:ascii="Arial" w:hAnsi="Arial"/>
                 <w:sz w:val="16"/>
               </w:rPr>
-              <w:t>0,47</w:t>
+              <w:t>2,11</w:t>
             </w:r>
           </w:p>
         </w:tc>
@@ -16692,7 +15988,7 @@
                 <w:rFonts w:ascii="Arial" w:hAnsi="Arial"/>
                 <w:sz w:val="16"/>
               </w:rPr>
-              <w:t>0,22</w:t>
+              <w:t>0,78</w:t>
             </w:r>
           </w:p>
         </w:tc>
@@ -16710,7 +16006,7 @@
                 <w:rFonts w:ascii="Arial" w:hAnsi="Arial"/>
                 <w:sz w:val="16"/>
               </w:rPr>
-              <w:t>0,12</w:t>
+              <w:t>1,02</w:t>
             </w:r>
           </w:p>
         </w:tc>
@@ -16728,7 +16024,7 @@
                 <w:rFonts w:ascii="Arial" w:hAnsi="Arial"/>
                 <w:sz w:val="16"/>
               </w:rPr>
-              <w:t>0,00</w:t>
+              <w:t>—</w:t>
             </w:r>
           </w:p>
         </w:tc>
@@ -17681,7 +16977,7 @@
                 <w:rFonts w:ascii="Arial" w:hAnsi="Arial"/>
                 <w:sz w:val="16"/>
               </w:rPr>
-              <w:t>32,9 %</w:t>
+              <w:t>32,3 %</w:t>
             </w:r>
           </w:p>
         </w:tc>
@@ -17734,7 +17030,7 @@
                 <w:rFonts w:ascii="Arial" w:hAnsi="Arial"/>
                 <w:sz w:val="16"/>
               </w:rPr>
-              <w:t>86,3 %</w:t>
+              <w:t>85,3 %</w:t>
             </w:r>
           </w:p>
         </w:tc>
@@ -17787,7 +17083,7 @@
                 <w:rFonts w:ascii="Arial" w:hAnsi="Arial"/>
                 <w:sz w:val="16"/>
               </w:rPr>
-              <w:t>67,1 %</w:t>
+              <w:t>67,7 %</w:t>
             </w:r>
           </w:p>
         </w:tc>
@@ -17840,7 +17136,7 @@
                 <w:rFonts w:ascii="Arial" w:hAnsi="Arial"/>
                 <w:sz w:val="16"/>
               </w:rPr>
-              <w:t>6 233 ед.</w:t>
+              <w:t>5 697 ед.</w:t>
             </w:r>
           </w:p>
         </w:tc>
@@ -17893,7 +17189,7 @@
                 <w:rFonts w:ascii="Arial" w:hAnsi="Arial"/>
                 <w:sz w:val="16"/>
               </w:rPr>
-              <w:t>4,79 млн ₽</w:t>
+              <w:t>4,60 млн ₽</w:t>
             </w:r>
           </w:p>
         </w:tc>
@@ -17934,7 +17230,7 @@
           <w:i/>
           <w:sz w:val="18"/>
         </w:rPr>
-        <w:t>Оценка упущенных продаж зависит от допущения о доле вернувшихся покупателей. При консервативном коэффициенте 0,30 это 4,79 млн ₽; если считать, что покупатель не вернулся вовсе — 15,96 млн ₽. Реальная величина между этими границами.</w:t>
+        <w:t>Оценка упущенных продаж зависит от допущения о доле вернувшихся покупателей. При консервативном коэффициенте 0,30 это 4,60 млн ₽; если считать, что покупатель не вернулся вовсе — 15,33 млн ₽. Реальная величина между этими границами.</w:t>
       </w:r>
     </w:p>
     <w:p>
@@ -18080,7 +17376,7 @@
                 <w:rFonts w:ascii="Arial" w:hAnsi="Arial"/>
                 <w:sz w:val="16"/>
               </w:rPr>
-              <w:t>2 996</w:t>
+              <w:t>2 551</w:t>
             </w:r>
           </w:p>
         </w:tc>
@@ -18098,7 +17394,7 @@
                 <w:rFonts w:ascii="Arial" w:hAnsi="Arial"/>
                 <w:sz w:val="16"/>
               </w:rPr>
-              <w:t>1 482</w:t>
+              <w:t>1 267</w:t>
             </w:r>
           </w:p>
         </w:tc>
@@ -18116,7 +17412,7 @@
                 <w:rFonts w:ascii="Arial" w:hAnsi="Arial"/>
                 <w:sz w:val="16"/>
               </w:rPr>
-              <w:t>49,5 %</w:t>
+              <w:t>49,7 %</w:t>
             </w:r>
           </w:p>
         </w:tc>
@@ -18151,7 +17447,7 @@
                 <w:rFonts w:ascii="Arial" w:hAnsi="Arial"/>
                 <w:sz w:val="16"/>
               </w:rPr>
-              <w:t>2 338</w:t>
+              <w:t>2 052</w:t>
             </w:r>
           </w:p>
         </w:tc>
@@ -18169,7 +17465,7 @@
                 <w:rFonts w:ascii="Arial" w:hAnsi="Arial"/>
                 <w:sz w:val="16"/>
               </w:rPr>
-              <w:t>907</w:t>
+              <w:t>799</w:t>
             </w:r>
           </w:p>
         </w:tc>
@@ -18187,7 +17483,7 @@
                 <w:rFonts w:ascii="Arial" w:hAnsi="Arial"/>
                 <w:sz w:val="16"/>
               </w:rPr>
-              <w:t>38,8 %</w:t>
+              <w:t>38,9 %</w:t>
             </w:r>
           </w:p>
         </w:tc>
@@ -18222,7 +17518,7 @@
                 <w:rFonts w:ascii="Arial" w:hAnsi="Arial"/>
                 <w:sz w:val="16"/>
               </w:rPr>
-              <w:t>3 707</w:t>
+              <w:t>3 256</w:t>
             </w:r>
           </w:p>
         </w:tc>
@@ -18240,7 +17536,7 @@
                 <w:rFonts w:ascii="Arial" w:hAnsi="Arial"/>
                 <w:sz w:val="16"/>
               </w:rPr>
-              <w:t>1 044</w:t>
+              <w:t>899</w:t>
             </w:r>
           </w:p>
         </w:tc>
@@ -18258,7 +17554,7 @@
                 <w:rFonts w:ascii="Arial" w:hAnsi="Arial"/>
                 <w:sz w:val="16"/>
               </w:rPr>
-              <w:t>28,2 %</w:t>
+              <w:t>27,6 %</w:t>
             </w:r>
           </w:p>
         </w:tc>
@@ -18293,7 +17589,7 @@
                 <w:rFonts w:ascii="Arial" w:hAnsi="Arial"/>
                 <w:sz w:val="16"/>
               </w:rPr>
-              <w:t>3 787</w:t>
+              <w:t>3 357</w:t>
             </w:r>
           </w:p>
         </w:tc>
@@ -18311,7 +17607,7 @@
                 <w:rFonts w:ascii="Arial" w:hAnsi="Arial"/>
                 <w:sz w:val="16"/>
               </w:rPr>
-              <w:t>790</w:t>
+              <w:t>658</w:t>
             </w:r>
           </w:p>
         </w:tc>
@@ -18329,7 +17625,7 @@
                 <w:rFonts w:ascii="Arial" w:hAnsi="Arial"/>
                 <w:sz w:val="16"/>
               </w:rPr>
-              <w:t>20,9 %</w:t>
+              <w:t>19,6 %</w:t>
             </w:r>
           </w:p>
         </w:tc>
@@ -18527,7 +17823,7 @@
                 <w:rFonts w:ascii="Arial" w:hAnsi="Arial"/>
                 <w:sz w:val="16"/>
               </w:rPr>
-              <w:t>330</w:t>
+              <w:t>272</w:t>
             </w:r>
           </w:p>
         </w:tc>
@@ -18545,7 +17841,7 @@
                 <w:rFonts w:ascii="Arial" w:hAnsi="Arial"/>
                 <w:sz w:val="16"/>
               </w:rPr>
-              <w:t>2 349</w:t>
+              <w:t>1 859</w:t>
             </w:r>
           </w:p>
         </w:tc>
@@ -18563,7 +17859,7 @@
                 <w:rFonts w:ascii="Arial" w:hAnsi="Arial"/>
                 <w:sz w:val="16"/>
               </w:rPr>
-              <w:t>3,09</w:t>
+              <w:t>2,93</w:t>
             </w:r>
           </w:p>
         </w:tc>
@@ -18581,7 +17877,7 @@
                 <w:rFonts w:ascii="Arial" w:hAnsi="Arial"/>
                 <w:sz w:val="16"/>
               </w:rPr>
-              <w:t>64,5 %</w:t>
+              <w:t>63,7 %</w:t>
             </w:r>
           </w:p>
         </w:tc>
@@ -18634,7 +17930,7 @@
                 <w:rFonts w:ascii="Arial" w:hAnsi="Arial"/>
                 <w:sz w:val="16"/>
               </w:rPr>
-              <w:t>208</w:t>
+              <w:t>195</w:t>
             </w:r>
           </w:p>
         </w:tc>
@@ -18652,7 +17948,7 @@
                 <w:rFonts w:ascii="Arial" w:hAnsi="Arial"/>
                 <w:sz w:val="16"/>
               </w:rPr>
-              <w:t>1 780</w:t>
+              <w:t>1 670</w:t>
             </w:r>
           </w:p>
         </w:tc>
@@ -18670,7 +17966,7 @@
                 <w:rFonts w:ascii="Arial" w:hAnsi="Arial"/>
                 <w:sz w:val="16"/>
               </w:rPr>
-              <w:t>1,70</w:t>
+              <w:t>1,67</w:t>
             </w:r>
           </w:p>
         </w:tc>
@@ -18688,7 +17984,7 @@
                 <w:rFonts w:ascii="Arial" w:hAnsi="Arial"/>
                 <w:sz w:val="16"/>
               </w:rPr>
-              <w:t>35,5 %</w:t>
+              <w:t>36,3 %</w:t>
             </w:r>
           </w:p>
         </w:tc>
@@ -18870,7 +18166,7 @@
           <w:i w:val="0"/>
           <w:sz w:val="21"/>
         </w:rPr>
-        <w:t>По 1 305 позициям есть готовое решение из модели юнит-экономики дивизиона. Сравниваем его с тем, что предлагает наш расчёт.</w:t>
+        <w:t>По 1 217 позициям есть готовое решение из модели юнит-экономики дивизиона. Сравниваем его с тем, что предлагает наш расчёт.</w:t>
       </w:r>
     </w:p>
     <w:tbl>
@@ -18980,7 +18276,7 @@
                 <w:rFonts w:ascii="Arial" w:hAnsi="Arial"/>
                 <w:sz w:val="16"/>
               </w:rPr>
-              <w:t>385</w:t>
+              <w:t>358</w:t>
             </w:r>
           </w:p>
         </w:tc>
@@ -19033,7 +18329,7 @@
                 <w:rFonts w:ascii="Arial" w:hAnsi="Arial"/>
                 <w:sz w:val="16"/>
               </w:rPr>
-              <w:t>51</w:t>
+              <w:t>48</w:t>
             </w:r>
           </w:p>
         </w:tc>
@@ -19051,7 +18347,7 @@
                 <w:rFonts w:ascii="Arial" w:hAnsi="Arial"/>
                 <w:sz w:val="16"/>
               </w:rPr>
-              <w:t>пересмотреть вручную, запас 3,96 млн ₽</w:t>
+              <w:t>пересмотреть вручную, запас 3,91 млн ₽</w:t>
             </w:r>
           </w:p>
         </w:tc>
@@ -19086,7 +18382,7 @@
                 <w:rFonts w:ascii="Arial" w:hAnsi="Arial"/>
                 <w:sz w:val="16"/>
               </w:rPr>
-              <w:t>869</w:t>
+              <w:t>811</w:t>
             </w:r>
           </w:p>
         </w:tc>
@@ -19215,7 +18511,7 @@
                 <w:rFonts w:ascii="Arial" w:hAnsi="Arial"/>
                 <w:sz w:val="16"/>
               </w:rPr>
-              <w:t>20,17 млн ₽</w:t>
+              <w:t>19,70 млн ₽</w:t>
             </w:r>
           </w:p>
         </w:tc>
@@ -19250,7 +18546,7 @@
                 <w:rFonts w:ascii="Arial" w:hAnsi="Arial"/>
                 <w:sz w:val="16"/>
               </w:rPr>
-              <w:t>4,43 млн ₽</w:t>
+              <w:t>4,21 млн ₽</w:t>
             </w:r>
           </w:p>
         </w:tc>
@@ -19285,7 +18581,7 @@
                 <w:rFonts w:ascii="Arial" w:hAnsi="Arial"/>
                 <w:sz w:val="16"/>
               </w:rPr>
-              <w:t>15,91 млн ₽</w:t>
+              <w:t>15,40 млн ₽</w:t>
             </w:r>
           </w:p>
         </w:tc>
@@ -19320,7 +18616,7 @@
                 <w:rFonts w:ascii="Arial" w:hAnsi="Arial"/>
                 <w:sz w:val="16"/>
               </w:rPr>
-              <w:t>3,24 млн ₽</w:t>
+              <w:t>2,81 млн ₽</w:t>
             </w:r>
           </w:p>
         </w:tc>
@@ -19648,7 +18944,7 @@
                 <w:rFonts w:ascii="Arial" w:hAnsi="Arial"/>
                 <w:sz w:val="16"/>
               </w:rPr>
-              <w:t>2,9 %</w:t>
+              <w:t>3,0 %</w:t>
             </w:r>
           </w:p>
         </w:tc>
@@ -19737,7 +19033,7 @@
                 <w:rFonts w:ascii="Arial" w:hAnsi="Arial"/>
                 <w:sz w:val="16"/>
               </w:rPr>
-              <w:t>98</w:t>
+              <w:t>81</w:t>
             </w:r>
           </w:p>
         </w:tc>
@@ -19755,7 +19051,7 @@
                 <w:rFonts w:ascii="Arial" w:hAnsi="Arial"/>
                 <w:sz w:val="16"/>
               </w:rPr>
-              <w:t>37,41</w:t>
+              <w:t>34,82</w:t>
             </w:r>
           </w:p>
         </w:tc>
@@ -19773,7 +19069,7 @@
                 <w:rFonts w:ascii="Arial" w:hAnsi="Arial"/>
                 <w:sz w:val="16"/>
               </w:rPr>
-              <w:t>24,8 %</w:t>
+              <w:t>24,2 %</w:t>
             </w:r>
           </w:p>
         </w:tc>
@@ -19791,7 +19087,7 @@
                 <w:rFonts w:ascii="Arial" w:hAnsi="Arial"/>
                 <w:sz w:val="16"/>
               </w:rPr>
-              <w:t>9,98</w:t>
+              <w:t>9,49</w:t>
             </w:r>
           </w:p>
         </w:tc>
@@ -19862,7 +19158,7 @@
                 <w:rFonts w:ascii="Arial" w:hAnsi="Arial"/>
                 <w:sz w:val="16"/>
               </w:rPr>
-              <w:t>433</w:t>
+              <w:t>404</w:t>
             </w:r>
           </w:p>
         </w:tc>
@@ -19880,7 +19176,7 @@
                 <w:rFonts w:ascii="Arial" w:hAnsi="Arial"/>
                 <w:sz w:val="16"/>
               </w:rPr>
-              <w:t>79,11</w:t>
+              <w:t>76,08</w:t>
             </w:r>
           </w:p>
         </w:tc>
@@ -19898,7 +19194,7 @@
                 <w:rFonts w:ascii="Arial" w:hAnsi="Arial"/>
                 <w:sz w:val="16"/>
               </w:rPr>
-              <w:t>52,4 %</w:t>
+              <w:t>52,8 %</w:t>
             </w:r>
           </w:p>
         </w:tc>
@@ -19916,7 +19212,7 @@
                 <w:rFonts w:ascii="Arial" w:hAnsi="Arial"/>
                 <w:sz w:val="16"/>
               </w:rPr>
-              <w:t>17,88</w:t>
+              <w:t>17,11</w:t>
             </w:r>
           </w:p>
         </w:tc>
@@ -19987,7 +19283,7 @@
                 <w:rFonts w:ascii="Arial" w:hAnsi="Arial"/>
                 <w:sz w:val="16"/>
               </w:rPr>
-              <w:t>37</w:t>
+              <w:t>32</w:t>
             </w:r>
           </w:p>
         </w:tc>
@@ -20005,7 +19301,7 @@
                 <w:rFonts w:ascii="Arial" w:hAnsi="Arial"/>
                 <w:sz w:val="16"/>
               </w:rPr>
-              <w:t>1,49</w:t>
+              <w:t>1,32</w:t>
             </w:r>
           </w:p>
         </w:tc>
@@ -20023,7 +19319,7 @@
                 <w:rFonts w:ascii="Arial" w:hAnsi="Arial"/>
                 <w:sz w:val="16"/>
               </w:rPr>
-              <w:t>1,0 %</w:t>
+              <w:t>0,9 %</w:t>
             </w:r>
           </w:p>
         </w:tc>
@@ -20041,7 +19337,7 @@
                 <w:rFonts w:ascii="Arial" w:hAnsi="Arial"/>
                 <w:sz w:val="16"/>
               </w:rPr>
-              <w:t>0,67</w:t>
+              <w:t>0,57</w:t>
             </w:r>
           </w:p>
         </w:tc>
@@ -20112,7 +19408,7 @@
                 <w:rFonts w:ascii="Arial" w:hAnsi="Arial"/>
                 <w:sz w:val="16"/>
               </w:rPr>
-              <w:t>616</w:t>
+              <w:t>571</w:t>
             </w:r>
           </w:p>
         </w:tc>
@@ -20130,7 +19426,7 @@
                 <w:rFonts w:ascii="Arial" w:hAnsi="Arial"/>
                 <w:sz w:val="16"/>
               </w:rPr>
-              <w:t>21,22</w:t>
+              <w:t>20,33</w:t>
             </w:r>
           </w:p>
         </w:tc>
@@ -20148,7 +19444,7 @@
                 <w:rFonts w:ascii="Arial" w:hAnsi="Arial"/>
                 <w:sz w:val="16"/>
               </w:rPr>
-              <w:t>14,0 %</w:t>
+              <w:t>14,1 %</w:t>
             </w:r>
           </w:p>
         </w:tc>
@@ -20166,7 +19462,7 @@
                 <w:rFonts w:ascii="Arial" w:hAnsi="Arial"/>
                 <w:sz w:val="16"/>
               </w:rPr>
-              <w:t>5,79</w:t>
+              <w:t>5,84</w:t>
             </w:r>
           </w:p>
         </w:tc>
@@ -20255,43 +19551,43 @@
                 <w:rFonts w:ascii="Arial" w:hAnsi="Arial"/>
                 <w:sz w:val="16"/>
               </w:rPr>
+              <w:t>0,11</w:t>
+            </w:r>
+          </w:p>
+        </w:tc>
+        <w:tc>
+          <w:tcPr>
+            <w:tcW w:type="dxa" w:w="1020"/>
+          </w:tcPr>
+          <w:p>
+            <w:pPr>
+              <w:jc w:val="right"/>
+            </w:pPr>
+            <w:r/>
+            <w:r>
+              <w:rPr>
+                <w:rFonts w:ascii="Arial" w:hAnsi="Arial"/>
+                <w:sz w:val="16"/>
+              </w:rPr>
+              <w:t>0,1 %</w:t>
+            </w:r>
+          </w:p>
+        </w:tc>
+        <w:tc>
+          <w:tcPr>
+            <w:tcW w:type="dxa" w:w="1134"/>
+          </w:tcPr>
+          <w:p>
+            <w:pPr>
+              <w:jc w:val="right"/>
+            </w:pPr>
+            <w:r/>
+            <w:r>
+              <w:rPr>
+                <w:rFonts w:ascii="Arial" w:hAnsi="Arial"/>
+                <w:sz w:val="16"/>
+              </w:rPr>
               <w:t>0,10</w:t>
-            </w:r>
-          </w:p>
-        </w:tc>
-        <w:tc>
-          <w:tcPr>
-            <w:tcW w:type="dxa" w:w="1020"/>
-          </w:tcPr>
-          <w:p>
-            <w:pPr>
-              <w:jc w:val="right"/>
-            </w:pPr>
-            <w:r/>
-            <w:r>
-              <w:rPr>
-                <w:rFonts w:ascii="Arial" w:hAnsi="Arial"/>
-                <w:sz w:val="16"/>
-              </w:rPr>
-              <w:t>0,1 %</w:t>
-            </w:r>
-          </w:p>
-        </w:tc>
-        <w:tc>
-          <w:tcPr>
-            <w:tcW w:type="dxa" w:w="1134"/>
-          </w:tcPr>
-          <w:p>
-            <w:pPr>
-              <w:jc w:val="right"/>
-            </w:pPr>
-            <w:r/>
-            <w:r>
-              <w:rPr>
-                <w:rFonts w:ascii="Arial" w:hAnsi="Arial"/>
-                <w:sz w:val="16"/>
-              </w:rPr>
-              <w:t>0,08</w:t>
             </w:r>
           </w:p>
         </w:tc>
@@ -20362,7 +19658,7 @@
                 <w:rFonts w:ascii="Arial" w:hAnsi="Arial"/>
                 <w:sz w:val="16"/>
               </w:rPr>
-              <w:t>1 244</w:t>
+              <w:t>1 151</w:t>
             </w:r>
           </w:p>
         </w:tc>
@@ -20380,7 +19676,7 @@
                 <w:rFonts w:ascii="Arial" w:hAnsi="Arial"/>
                 <w:sz w:val="16"/>
               </w:rPr>
-              <w:t>7,56</w:t>
+              <w:t>7,17</w:t>
             </w:r>
           </w:p>
         </w:tc>
@@ -20416,7 +19712,7 @@
                 <w:rFonts w:ascii="Arial" w:hAnsi="Arial"/>
                 <w:sz w:val="16"/>
               </w:rPr>
-              <w:t>5,80</w:t>
+              <w:t>5,15</w:t>
             </w:r>
           </w:p>
         </w:tc>
@@ -20487,7 +19783,7 @@
                 <w:rFonts w:ascii="Arial" w:hAnsi="Arial"/>
                 <w:sz w:val="16"/>
               </w:rPr>
-              <w:t>756</w:t>
+              <w:t>707</w:t>
             </w:r>
           </w:p>
         </w:tc>
@@ -20505,7 +19801,7 @@
                 <w:rFonts w:ascii="Arial" w:hAnsi="Arial"/>
                 <w:sz w:val="16"/>
               </w:rPr>
-              <w:t>-0,11</w:t>
+              <w:t>-0,07</w:t>
             </w:r>
           </w:p>
         </w:tc>
@@ -20523,7 +19819,7 @@
                 <w:rFonts w:ascii="Arial" w:hAnsi="Arial"/>
                 <w:sz w:val="16"/>
               </w:rPr>
-              <w:t>-0,1 %</w:t>
+              <w:t>-0,0 %</w:t>
             </w:r>
           </w:p>
         </w:tc>
@@ -20541,7 +19837,7 @@
                 <w:rFonts w:ascii="Arial" w:hAnsi="Arial"/>
                 <w:sz w:val="16"/>
               </w:rPr>
-              <w:t>9,71</w:t>
+              <w:t>9,42</w:t>
             </w:r>
           </w:p>
         </w:tc>
@@ -20815,7 +20111,7 @@
                 <w:rFonts w:ascii="Arial" w:hAnsi="Arial"/>
                 <w:sz w:val="16"/>
               </w:rPr>
-              <w:t>367</w:t>
+              <w:t>357</w:t>
             </w:r>
           </w:p>
         </w:tc>
@@ -20833,7 +20129,7 @@
                 <w:rFonts w:ascii="Arial" w:hAnsi="Arial"/>
                 <w:sz w:val="16"/>
               </w:rPr>
-              <w:t>28</w:t>
+              <w:t>27</w:t>
             </w:r>
           </w:p>
         </w:tc>
@@ -20851,7 +20147,7 @@
                 <w:rFonts w:ascii="Arial" w:hAnsi="Arial"/>
                 <w:sz w:val="16"/>
               </w:rPr>
-              <w:t>62,85</w:t>
+              <w:t>62,53</w:t>
             </w:r>
           </w:p>
         </w:tc>
@@ -20887,7 +20183,7 @@
                 <w:rFonts w:ascii="Arial" w:hAnsi="Arial"/>
                 <w:sz w:val="16"/>
               </w:rPr>
-              <w:t>20,52</w:t>
+              <w:t>20,42</w:t>
             </w:r>
           </w:p>
         </w:tc>
@@ -20923,7 +20219,7 @@
                 <w:rFonts w:ascii="Arial" w:hAnsi="Arial"/>
                 <w:sz w:val="16"/>
               </w:rPr>
-              <w:t>11,39</w:t>
+              <w:t>11,35</w:t>
             </w:r>
           </w:p>
         </w:tc>
@@ -21371,7 +20667,7 @@
                 <w:rFonts w:ascii="Arial" w:hAnsi="Arial"/>
                 <w:sz w:val="16"/>
               </w:rPr>
-              <w:t>ТД ЛД, ООО</w:t>
+              <w:t>ЮНАЙТЕД ТЕРМО РУС, ООО</w:t>
             </w:r>
           </w:p>
         </w:tc>
@@ -21389,7 +20685,7 @@
                 <w:rFonts w:ascii="Arial" w:hAnsi="Arial"/>
                 <w:sz w:val="16"/>
               </w:rPr>
-              <w:t>80</w:t>
+              <w:t>70</w:t>
             </w:r>
           </w:p>
         </w:tc>
@@ -21407,7 +20703,7 @@
                 <w:rFonts w:ascii="Arial" w:hAnsi="Arial"/>
                 <w:sz w:val="16"/>
               </w:rPr>
-              <w:t>14</w:t>
+              <w:t>6</w:t>
             </w:r>
           </w:p>
         </w:tc>
@@ -21425,7 +20721,7 @@
                 <w:rFonts w:ascii="Arial" w:hAnsi="Arial"/>
                 <w:sz w:val="16"/>
               </w:rPr>
-              <w:t>4,09</w:t>
+              <w:t>1,53</w:t>
             </w:r>
           </w:p>
         </w:tc>
@@ -21443,7 +20739,7 @@
                 <w:rFonts w:ascii="Arial" w:hAnsi="Arial"/>
                 <w:sz w:val="16"/>
               </w:rPr>
-              <w:t>23,5 %</w:t>
+              <w:t>30,2 %</w:t>
             </w:r>
           </w:p>
         </w:tc>
@@ -21461,7 +20757,7 @@
                 <w:rFonts w:ascii="Arial" w:hAnsi="Arial"/>
                 <w:sz w:val="16"/>
               </w:rPr>
-              <w:t>1,14</w:t>
+              <w:t>1,27</w:t>
             </w:r>
           </w:p>
         </w:tc>
@@ -21479,7 +20775,7 @@
                 <w:rFonts w:ascii="Arial" w:hAnsi="Arial"/>
                 <w:sz w:val="16"/>
               </w:rPr>
-              <w:t>1,14</w:t>
+              <w:t>0,55</w:t>
             </w:r>
           </w:p>
         </w:tc>
@@ -21495,9 +20791,11 @@
             <w:r>
               <w:rPr>
                 <w:rFonts w:ascii="Arial" w:hAnsi="Arial"/>
-                <w:sz w:val="16"/>
-              </w:rPr>
-              <w:t>0,68</w:t>
+                <w:b/>
+                <w:color w:val="C00000"/>
+                <w:sz w:val="16"/>
+              </w:rPr>
+              <w:t>−0,02</w:t>
             </w:r>
           </w:p>
         </w:tc>
@@ -21514,7 +20812,7 @@
                 <w:rFonts w:ascii="Arial" w:hAnsi="Arial"/>
                 <w:sz w:val="16"/>
               </w:rPr>
-              <w:t>ЮНАЙТЕД ТЕРМО РУС, ООО</w:t>
+              <w:t>ТД Импульс</w:t>
             </w:r>
           </w:p>
         </w:tc>
@@ -21532,7 +20830,7 @@
                 <w:rFonts w:ascii="Arial" w:hAnsi="Arial"/>
                 <w:sz w:val="16"/>
               </w:rPr>
-              <w:t>70</w:t>
+              <w:t>46</w:t>
             </w:r>
           </w:p>
         </w:tc>
@@ -21568,7 +20866,7 @@
                 <w:rFonts w:ascii="Arial" w:hAnsi="Arial"/>
                 <w:sz w:val="16"/>
               </w:rPr>
-              <w:t>1,53</w:t>
+              <w:t>3,30</w:t>
             </w:r>
           </w:p>
         </w:tc>
@@ -21586,7 +20884,7 @@
                 <w:rFonts w:ascii="Arial" w:hAnsi="Arial"/>
                 <w:sz w:val="16"/>
               </w:rPr>
-              <w:t>30,2 %</w:t>
+              <w:t>26,5 %</w:t>
             </w:r>
           </w:p>
         </w:tc>
@@ -21604,7 +20902,7 @@
                 <w:rFonts w:ascii="Arial" w:hAnsi="Arial"/>
                 <w:sz w:val="16"/>
               </w:rPr>
-              <w:t>1,27</w:t>
+              <w:t>1,87</w:t>
             </w:r>
           </w:p>
         </w:tc>
@@ -21622,7 +20920,722 @@
                 <w:rFonts w:ascii="Arial" w:hAnsi="Arial"/>
                 <w:sz w:val="16"/>
               </w:rPr>
-              <w:t>0,55</w:t>
+              <w:t>1,17</w:t>
+            </w:r>
+          </w:p>
+        </w:tc>
+        <w:tc>
+          <w:tcPr>
+            <w:tcW w:type="dxa" w:w="1417"/>
+          </w:tcPr>
+          <w:p>
+            <w:pPr>
+              <w:jc w:val="right"/>
+            </w:pPr>
+            <w:r/>
+            <w:r>
+              <w:rPr>
+                <w:rFonts w:ascii="Arial" w:hAnsi="Arial"/>
+                <w:sz w:val="16"/>
+              </w:rPr>
+              <w:t>0,64</w:t>
+            </w:r>
+          </w:p>
+        </w:tc>
+      </w:tr>
+      <w:tr>
+        <w:tc>
+          <w:tcPr>
+            <w:tcW w:type="dxa" w:w="2041"/>
+          </w:tcPr>
+          <w:p>
+            <w:r/>
+            <w:r>
+              <w:rPr>
+                <w:rFonts w:ascii="Arial" w:hAnsi="Arial"/>
+                <w:sz w:val="16"/>
+              </w:rPr>
+              <w:t>ТВВД, АО</w:t>
+            </w:r>
+          </w:p>
+        </w:tc>
+        <w:tc>
+          <w:tcPr>
+            <w:tcW w:type="dxa" w:w="680"/>
+          </w:tcPr>
+          <w:p>
+            <w:pPr>
+              <w:jc w:val="right"/>
+            </w:pPr>
+            <w:r/>
+            <w:r>
+              <w:rPr>
+                <w:rFonts w:ascii="Arial" w:hAnsi="Arial"/>
+                <w:sz w:val="16"/>
+              </w:rPr>
+              <w:t>39</w:t>
+            </w:r>
+          </w:p>
+        </w:tc>
+        <w:tc>
+          <w:tcPr>
+            <w:tcW w:type="dxa" w:w="1077"/>
+          </w:tcPr>
+          <w:p>
+            <w:pPr>
+              <w:jc w:val="right"/>
+            </w:pPr>
+            <w:r/>
+            <w:r>
+              <w:rPr>
+                <w:rFonts w:ascii="Arial" w:hAnsi="Arial"/>
+                <w:sz w:val="16"/>
+              </w:rPr>
+              <w:t>2</w:t>
+            </w:r>
+          </w:p>
+        </w:tc>
+        <w:tc>
+          <w:tcPr>
+            <w:tcW w:type="dxa" w:w="1134"/>
+          </w:tcPr>
+          <w:p>
+            <w:pPr>
+              <w:jc w:val="right"/>
+            </w:pPr>
+            <w:r/>
+            <w:r>
+              <w:rPr>
+                <w:rFonts w:ascii="Arial" w:hAnsi="Arial"/>
+                <w:sz w:val="16"/>
+              </w:rPr>
+              <w:t>2,27</w:t>
+            </w:r>
+          </w:p>
+        </w:tc>
+        <w:tc>
+          <w:tcPr>
+            <w:tcW w:type="dxa" w:w="737"/>
+          </w:tcPr>
+          <w:p>
+            <w:pPr>
+              <w:jc w:val="right"/>
+            </w:pPr>
+            <w:r/>
+            <w:r>
+              <w:rPr>
+                <w:rFonts w:ascii="Arial" w:hAnsi="Arial"/>
+                <w:sz w:val="16"/>
+              </w:rPr>
+              <w:t>28,8 %</w:t>
+            </w:r>
+          </w:p>
+        </w:tc>
+        <w:tc>
+          <w:tcPr>
+            <w:tcW w:type="dxa" w:w="1134"/>
+          </w:tcPr>
+          <w:p>
+            <w:pPr>
+              <w:jc w:val="right"/>
+            </w:pPr>
+            <w:r/>
+            <w:r>
+              <w:rPr>
+                <w:rFonts w:ascii="Arial" w:hAnsi="Arial"/>
+                <w:sz w:val="16"/>
+              </w:rPr>
+              <w:t>1,05</w:t>
+            </w:r>
+          </w:p>
+        </w:tc>
+        <w:tc>
+          <w:tcPr>
+            <w:tcW w:type="dxa" w:w="680"/>
+          </w:tcPr>
+          <w:p>
+            <w:pPr>
+              <w:jc w:val="right"/>
+            </w:pPr>
+            <w:r/>
+            <w:r>
+              <w:rPr>
+                <w:rFonts w:ascii="Arial" w:hAnsi="Arial"/>
+                <w:sz w:val="16"/>
+              </w:rPr>
+              <w:t>0,88</w:t>
+            </w:r>
+          </w:p>
+        </w:tc>
+        <w:tc>
+          <w:tcPr>
+            <w:tcW w:type="dxa" w:w="1417"/>
+          </w:tcPr>
+          <w:p>
+            <w:pPr>
+              <w:jc w:val="right"/>
+            </w:pPr>
+            <w:r/>
+            <w:r>
+              <w:rPr>
+                <w:rFonts w:ascii="Arial" w:hAnsi="Arial"/>
+                <w:sz w:val="16"/>
+              </w:rPr>
+              <w:t>0,33</w:t>
+            </w:r>
+          </w:p>
+        </w:tc>
+      </w:tr>
+      <w:tr>
+        <w:tc>
+          <w:tcPr>
+            <w:tcW w:type="dxa" w:w="2041"/>
+          </w:tcPr>
+          <w:p>
+            <w:r/>
+            <w:r>
+              <w:rPr>
+                <w:rFonts w:ascii="Arial" w:hAnsi="Arial"/>
+                <w:sz w:val="16"/>
+              </w:rPr>
+              <w:t>Ориент Хоусхолд Апплиансес</w:t>
+            </w:r>
+          </w:p>
+        </w:tc>
+        <w:tc>
+          <w:tcPr>
+            <w:tcW w:type="dxa" w:w="680"/>
+          </w:tcPr>
+          <w:p>
+            <w:pPr>
+              <w:jc w:val="right"/>
+            </w:pPr>
+            <w:r/>
+            <w:r>
+              <w:rPr>
+                <w:rFonts w:ascii="Arial" w:hAnsi="Arial"/>
+                <w:sz w:val="16"/>
+              </w:rPr>
+              <w:t>7</w:t>
+            </w:r>
+          </w:p>
+        </w:tc>
+        <w:tc>
+          <w:tcPr>
+            <w:tcW w:type="dxa" w:w="1077"/>
+          </w:tcPr>
+          <w:p>
+            <w:pPr>
+              <w:jc w:val="right"/>
+            </w:pPr>
+            <w:r/>
+            <w:r>
+              <w:rPr>
+                <w:rFonts w:ascii="Arial" w:hAnsi="Arial"/>
+                <w:sz w:val="16"/>
+              </w:rPr>
+              <w:t>1</w:t>
+            </w:r>
+          </w:p>
+        </w:tc>
+        <w:tc>
+          <w:tcPr>
+            <w:tcW w:type="dxa" w:w="1134"/>
+          </w:tcPr>
+          <w:p>
+            <w:pPr>
+              <w:jc w:val="right"/>
+            </w:pPr>
+            <w:r/>
+            <w:r>
+              <w:rPr>
+                <w:rFonts w:ascii="Arial" w:hAnsi="Arial"/>
+                <w:sz w:val="16"/>
+              </w:rPr>
+              <w:t>3,75</w:t>
+            </w:r>
+          </w:p>
+        </w:tc>
+        <w:tc>
+          <w:tcPr>
+            <w:tcW w:type="dxa" w:w="737"/>
+          </w:tcPr>
+          <w:p>
+            <w:pPr>
+              <w:jc w:val="right"/>
+            </w:pPr>
+            <w:r/>
+            <w:r>
+              <w:rPr>
+                <w:rFonts w:ascii="Arial" w:hAnsi="Arial"/>
+                <w:sz w:val="16"/>
+              </w:rPr>
+              <w:t>19,1 %</w:t>
+            </w:r>
+          </w:p>
+        </w:tc>
+        <w:tc>
+          <w:tcPr>
+            <w:tcW w:type="dxa" w:w="1134"/>
+          </w:tcPr>
+          <w:p>
+            <w:pPr>
+              <w:jc w:val="right"/>
+            </w:pPr>
+            <w:r/>
+            <w:r>
+              <w:rPr>
+                <w:rFonts w:ascii="Arial" w:hAnsi="Arial"/>
+                <w:sz w:val="16"/>
+              </w:rPr>
+              <w:t>0,62</w:t>
+            </w:r>
+          </w:p>
+        </w:tc>
+        <w:tc>
+          <w:tcPr>
+            <w:tcW w:type="dxa" w:w="680"/>
+          </w:tcPr>
+          <w:p>
+            <w:pPr>
+              <w:jc w:val="right"/>
+            </w:pPr>
+            <w:r/>
+            <w:r>
+              <w:rPr>
+                <w:rFonts w:ascii="Arial" w:hAnsi="Arial"/>
+                <w:sz w:val="16"/>
+              </w:rPr>
+              <w:t>1,40</w:t>
+            </w:r>
+          </w:p>
+        </w:tc>
+        <w:tc>
+          <w:tcPr>
+            <w:tcW w:type="dxa" w:w="1417"/>
+          </w:tcPr>
+          <w:p>
+            <w:pPr>
+              <w:jc w:val="right"/>
+            </w:pPr>
+            <w:r/>
+            <w:r>
+              <w:rPr>
+                <w:rFonts w:ascii="Arial" w:hAnsi="Arial"/>
+                <w:sz w:val="16"/>
+              </w:rPr>
+              <w:t>0,60</w:t>
+            </w:r>
+          </w:p>
+        </w:tc>
+      </w:tr>
+      <w:tr>
+        <w:tc>
+          <w:tcPr>
+            <w:tcW w:type="dxa" w:w="2041"/>
+          </w:tcPr>
+          <w:p>
+            <w:r/>
+            <w:r>
+              <w:rPr>
+                <w:rFonts w:ascii="Arial" w:hAnsi="Arial"/>
+                <w:sz w:val="16"/>
+              </w:rPr>
+              <w:t>Эльф ГК</w:t>
+            </w:r>
+          </w:p>
+        </w:tc>
+        <w:tc>
+          <w:tcPr>
+            <w:tcW w:type="dxa" w:w="680"/>
+          </w:tcPr>
+          <w:p>
+            <w:pPr>
+              <w:jc w:val="right"/>
+            </w:pPr>
+            <w:r/>
+            <w:r>
+              <w:rPr>
+                <w:rFonts w:ascii="Arial" w:hAnsi="Arial"/>
+                <w:sz w:val="16"/>
+              </w:rPr>
+              <w:t>21</w:t>
+            </w:r>
+          </w:p>
+        </w:tc>
+        <w:tc>
+          <w:tcPr>
+            <w:tcW w:type="dxa" w:w="1077"/>
+          </w:tcPr>
+          <w:p>
+            <w:pPr>
+              <w:jc w:val="right"/>
+            </w:pPr>
+            <w:r/>
+            <w:r>
+              <w:rPr>
+                <w:rFonts w:ascii="Arial" w:hAnsi="Arial"/>
+                <w:sz w:val="16"/>
+              </w:rPr>
+              <w:t>3</w:t>
+            </w:r>
+          </w:p>
+        </w:tc>
+        <w:tc>
+          <w:tcPr>
+            <w:tcW w:type="dxa" w:w="1134"/>
+          </w:tcPr>
+          <w:p>
+            <w:pPr>
+              <w:jc w:val="right"/>
+            </w:pPr>
+            <w:r/>
+            <w:r>
+              <w:rPr>
+                <w:rFonts w:ascii="Arial" w:hAnsi="Arial"/>
+                <w:sz w:val="16"/>
+              </w:rPr>
+              <w:t>1,54</w:t>
+            </w:r>
+          </w:p>
+        </w:tc>
+        <w:tc>
+          <w:tcPr>
+            <w:tcW w:type="dxa" w:w="737"/>
+          </w:tcPr>
+          <w:p>
+            <w:pPr>
+              <w:jc w:val="right"/>
+            </w:pPr>
+            <w:r/>
+            <w:r>
+              <w:rPr>
+                <w:rFonts w:ascii="Arial" w:hAnsi="Arial"/>
+                <w:sz w:val="16"/>
+              </w:rPr>
+              <w:t>20,7 %</w:t>
+            </w:r>
+          </w:p>
+        </w:tc>
+        <w:tc>
+          <w:tcPr>
+            <w:tcW w:type="dxa" w:w="1134"/>
+          </w:tcPr>
+          <w:p>
+            <w:pPr>
+              <w:jc w:val="right"/>
+            </w:pPr>
+            <w:r/>
+            <w:r>
+              <w:rPr>
+                <w:rFonts w:ascii="Arial" w:hAnsi="Arial"/>
+                <w:sz w:val="16"/>
+              </w:rPr>
+              <w:t>0,57</w:t>
+            </w:r>
+          </w:p>
+        </w:tc>
+        <w:tc>
+          <w:tcPr>
+            <w:tcW w:type="dxa" w:w="680"/>
+          </w:tcPr>
+          <w:p>
+            <w:pPr>
+              <w:jc w:val="right"/>
+            </w:pPr>
+            <w:r/>
+            <w:r>
+              <w:rPr>
+                <w:rFonts w:ascii="Arial" w:hAnsi="Arial"/>
+                <w:sz w:val="16"/>
+              </w:rPr>
+              <w:t>0,74</w:t>
+            </w:r>
+          </w:p>
+        </w:tc>
+        <w:tc>
+          <w:tcPr>
+            <w:tcW w:type="dxa" w:w="1417"/>
+          </w:tcPr>
+          <w:p>
+            <w:pPr>
+              <w:jc w:val="right"/>
+            </w:pPr>
+            <w:r/>
+            <w:r>
+              <w:rPr>
+                <w:rFonts w:ascii="Arial" w:hAnsi="Arial"/>
+                <w:sz w:val="16"/>
+              </w:rPr>
+              <w:t>0,11</w:t>
+            </w:r>
+          </w:p>
+        </w:tc>
+      </w:tr>
+      <w:tr>
+        <w:tc>
+          <w:tcPr>
+            <w:tcW w:type="dxa" w:w="2041"/>
+          </w:tcPr>
+          <w:p>
+            <w:r/>
+            <w:r>
+              <w:rPr>
+                <w:rFonts w:ascii="Arial" w:hAnsi="Arial"/>
+                <w:sz w:val="16"/>
+              </w:rPr>
+              <w:t>ИКС, ООО</w:t>
+            </w:r>
+          </w:p>
+        </w:tc>
+        <w:tc>
+          <w:tcPr>
+            <w:tcW w:type="dxa" w:w="680"/>
+          </w:tcPr>
+          <w:p>
+            <w:pPr>
+              <w:jc w:val="right"/>
+            </w:pPr>
+            <w:r/>
+            <w:r>
+              <w:rPr>
+                <w:rFonts w:ascii="Arial" w:hAnsi="Arial"/>
+                <w:sz w:val="16"/>
+              </w:rPr>
+              <w:t>22</w:t>
+            </w:r>
+          </w:p>
+        </w:tc>
+        <w:tc>
+          <w:tcPr>
+            <w:tcW w:type="dxa" w:w="1077"/>
+          </w:tcPr>
+          <w:p>
+            <w:pPr>
+              <w:jc w:val="right"/>
+            </w:pPr>
+            <w:r/>
+            <w:r>
+              <w:rPr>
+                <w:rFonts w:ascii="Arial" w:hAnsi="Arial"/>
+                <w:sz w:val="16"/>
+              </w:rPr>
+              <w:t>1</w:t>
+            </w:r>
+          </w:p>
+        </w:tc>
+        <w:tc>
+          <w:tcPr>
+            <w:tcW w:type="dxa" w:w="1134"/>
+          </w:tcPr>
+          <w:p>
+            <w:pPr>
+              <w:jc w:val="right"/>
+            </w:pPr>
+            <w:r/>
+            <w:r>
+              <w:rPr>
+                <w:rFonts w:ascii="Arial" w:hAnsi="Arial"/>
+                <w:sz w:val="16"/>
+              </w:rPr>
+              <w:t>1,38</w:t>
+            </w:r>
+          </w:p>
+        </w:tc>
+        <w:tc>
+          <w:tcPr>
+            <w:tcW w:type="dxa" w:w="737"/>
+          </w:tcPr>
+          <w:p>
+            <w:pPr>
+              <w:jc w:val="right"/>
+            </w:pPr>
+            <w:r/>
+            <w:r>
+              <w:rPr>
+                <w:rFonts w:ascii="Arial" w:hAnsi="Arial"/>
+                <w:sz w:val="16"/>
+              </w:rPr>
+              <w:t>19,0 %</w:t>
+            </w:r>
+          </w:p>
+        </w:tc>
+        <w:tc>
+          <w:tcPr>
+            <w:tcW w:type="dxa" w:w="1134"/>
+          </w:tcPr>
+          <w:p>
+            <w:pPr>
+              <w:jc w:val="right"/>
+            </w:pPr>
+            <w:r/>
+            <w:r>
+              <w:rPr>
+                <w:rFonts w:ascii="Arial" w:hAnsi="Arial"/>
+                <w:sz w:val="16"/>
+              </w:rPr>
+              <w:t>0,79</w:t>
+            </w:r>
+          </w:p>
+        </w:tc>
+        <w:tc>
+          <w:tcPr>
+            <w:tcW w:type="dxa" w:w="680"/>
+          </w:tcPr>
+          <w:p>
+            <w:pPr>
+              <w:jc w:val="right"/>
+            </w:pPr>
+            <w:r/>
+            <w:r>
+              <w:rPr>
+                <w:rFonts w:ascii="Arial" w:hAnsi="Arial"/>
+                <w:sz w:val="16"/>
+              </w:rPr>
+              <w:t>0,76</w:t>
+            </w:r>
+          </w:p>
+        </w:tc>
+        <w:tc>
+          <w:tcPr>
+            <w:tcW w:type="dxa" w:w="1417"/>
+          </w:tcPr>
+          <w:p>
+            <w:pPr>
+              <w:jc w:val="right"/>
+            </w:pPr>
+            <w:r/>
+            <w:r>
+              <w:rPr>
+                <w:rFonts w:ascii="Arial" w:hAnsi="Arial"/>
+                <w:sz w:val="16"/>
+              </w:rPr>
+              <w:t>0,09</w:t>
+            </w:r>
+          </w:p>
+        </w:tc>
+      </w:tr>
+      <w:tr>
+        <w:tc>
+          <w:tcPr>
+            <w:tcW w:type="dxa" w:w="2041"/>
+          </w:tcPr>
+          <w:p>
+            <w:r/>
+            <w:r>
+              <w:rPr>
+                <w:rFonts w:ascii="Arial" w:hAnsi="Arial"/>
+                <w:sz w:val="16"/>
+              </w:rPr>
+              <w:t>РОСТОК, ООО</w:t>
+            </w:r>
+          </w:p>
+        </w:tc>
+        <w:tc>
+          <w:tcPr>
+            <w:tcW w:type="dxa" w:w="680"/>
+          </w:tcPr>
+          <w:p>
+            <w:pPr>
+              <w:jc w:val="right"/>
+            </w:pPr>
+            <w:r/>
+            <w:r>
+              <w:rPr>
+                <w:rFonts w:ascii="Arial" w:hAnsi="Arial"/>
+                <w:sz w:val="16"/>
+              </w:rPr>
+              <w:t>8</w:t>
+            </w:r>
+          </w:p>
+        </w:tc>
+        <w:tc>
+          <w:tcPr>
+            <w:tcW w:type="dxa" w:w="1077"/>
+          </w:tcPr>
+          <w:p>
+            <w:pPr>
+              <w:jc w:val="right"/>
+            </w:pPr>
+            <w:r/>
+            <w:r>
+              <w:rPr>
+                <w:rFonts w:ascii="Arial" w:hAnsi="Arial"/>
+                <w:sz w:val="16"/>
+              </w:rPr>
+              <w:t>1</w:t>
+            </w:r>
+          </w:p>
+        </w:tc>
+        <w:tc>
+          <w:tcPr>
+            <w:tcW w:type="dxa" w:w="1134"/>
+          </w:tcPr>
+          <w:p>
+            <w:pPr>
+              <w:jc w:val="right"/>
+            </w:pPr>
+            <w:r/>
+            <w:r>
+              <w:rPr>
+                <w:rFonts w:ascii="Arial" w:hAnsi="Arial"/>
+                <w:sz w:val="16"/>
+              </w:rPr>
+              <w:t>0,83</w:t>
+            </w:r>
+          </w:p>
+        </w:tc>
+        <w:tc>
+          <w:tcPr>
+            <w:tcW w:type="dxa" w:w="737"/>
+          </w:tcPr>
+          <w:p>
+            <w:pPr>
+              <w:jc w:val="right"/>
+            </w:pPr>
+            <w:r/>
+            <w:r>
+              <w:rPr>
+                <w:rFonts w:ascii="Arial" w:hAnsi="Arial"/>
+                <w:sz w:val="16"/>
+              </w:rPr>
+              <w:t>19,4 %</w:t>
+            </w:r>
+          </w:p>
+        </w:tc>
+        <w:tc>
+          <w:tcPr>
+            <w:tcW w:type="dxa" w:w="1134"/>
+          </w:tcPr>
+          <w:p>
+            <w:pPr>
+              <w:jc w:val="right"/>
+            </w:pPr>
+            <w:r/>
+            <w:r>
+              <w:rPr>
+                <w:rFonts w:ascii="Arial" w:hAnsi="Arial"/>
+                <w:sz w:val="16"/>
+              </w:rPr>
+              <w:t>0,08</w:t>
+            </w:r>
+          </w:p>
+        </w:tc>
+        <w:tc>
+          <w:tcPr>
+            <w:tcW w:type="dxa" w:w="680"/>
+          </w:tcPr>
+          <w:p>
+            <w:pPr>
+              <w:jc w:val="right"/>
+            </w:pPr>
+            <w:r/>
+            <w:r>
+              <w:rPr>
+                <w:rFonts w:ascii="Arial" w:hAnsi="Arial"/>
+                <w:sz w:val="16"/>
+              </w:rPr>
+              <w:t>0,54</w:t>
             </w:r>
           </w:p>
         </w:tc>
@@ -21642,7 +21655,7 @@
                 <w:color w:val="C00000"/>
                 <w:sz w:val="16"/>
               </w:rPr>
-              <w:t>−0,02</w:t>
+              <w:t>−0,01</w:t>
             </w:r>
           </w:p>
         </w:tc>
@@ -21659,7 +21672,7 @@
                 <w:rFonts w:ascii="Arial" w:hAnsi="Arial"/>
                 <w:sz w:val="16"/>
               </w:rPr>
-              <w:t>ТД Импульс</w:t>
+              <w:t>ТД ТЕМПЕР</w:t>
             </w:r>
           </w:p>
         </w:tc>
@@ -21677,7 +21690,7 @@
                 <w:rFonts w:ascii="Arial" w:hAnsi="Arial"/>
                 <w:sz w:val="16"/>
               </w:rPr>
-              <w:t>46</w:t>
+              <w:t>10</w:t>
             </w:r>
           </w:p>
         </w:tc>
@@ -21695,7 +21708,7 @@
                 <w:rFonts w:ascii="Arial" w:hAnsi="Arial"/>
                 <w:sz w:val="16"/>
               </w:rPr>
-              <w:t>6</w:t>
+              <w:t>0</w:t>
             </w:r>
           </w:p>
         </w:tc>
@@ -21713,7 +21726,7 @@
                 <w:rFonts w:ascii="Arial" w:hAnsi="Arial"/>
                 <w:sz w:val="16"/>
               </w:rPr>
-              <w:t>3,30</w:t>
+              <w:t>1,62</w:t>
             </w:r>
           </w:p>
         </w:tc>
@@ -21731,7 +21744,7 @@
                 <w:rFonts w:ascii="Arial" w:hAnsi="Arial"/>
                 <w:sz w:val="16"/>
               </w:rPr>
-              <w:t>26,5 %</w:t>
+              <w:t>25,4 %</w:t>
             </w:r>
           </w:p>
         </w:tc>
@@ -21749,7 +21762,7 @@
                 <w:rFonts w:ascii="Arial" w:hAnsi="Arial"/>
                 <w:sz w:val="16"/>
               </w:rPr>
-              <w:t>1,87</w:t>
+              <w:t>0,43</w:t>
             </w:r>
           </w:p>
         </w:tc>
@@ -21767,7 +21780,7 @@
                 <w:rFonts w:ascii="Arial" w:hAnsi="Arial"/>
                 <w:sz w:val="16"/>
               </w:rPr>
-              <w:t>1,17</w:t>
+              <w:t>1,69</w:t>
             </w:r>
           </w:p>
         </w:tc>
@@ -21785,724 +21798,7 @@
                 <w:rFonts w:ascii="Arial" w:hAnsi="Arial"/>
                 <w:sz w:val="16"/>
               </w:rPr>
-              <w:t>0,64</w:t>
-            </w:r>
-          </w:p>
-        </w:tc>
-      </w:tr>
-      <w:tr>
-        <w:tc>
-          <w:tcPr>
-            <w:tcW w:type="dxa" w:w="2041"/>
-          </w:tcPr>
-          <w:p>
-            <w:r/>
-            <w:r>
-              <w:rPr>
-                <w:rFonts w:ascii="Arial" w:hAnsi="Arial"/>
-                <w:sz w:val="16"/>
-              </w:rPr>
-              <w:t>ТВВД, АО</w:t>
-            </w:r>
-          </w:p>
-        </w:tc>
-        <w:tc>
-          <w:tcPr>
-            <w:tcW w:type="dxa" w:w="680"/>
-          </w:tcPr>
-          <w:p>
-            <w:pPr>
-              <w:jc w:val="right"/>
-            </w:pPr>
-            <w:r/>
-            <w:r>
-              <w:rPr>
-                <w:rFonts w:ascii="Arial" w:hAnsi="Arial"/>
-                <w:sz w:val="16"/>
-              </w:rPr>
-              <w:t>39</w:t>
-            </w:r>
-          </w:p>
-        </w:tc>
-        <w:tc>
-          <w:tcPr>
-            <w:tcW w:type="dxa" w:w="1077"/>
-          </w:tcPr>
-          <w:p>
-            <w:pPr>
-              <w:jc w:val="right"/>
-            </w:pPr>
-            <w:r/>
-            <w:r>
-              <w:rPr>
-                <w:rFonts w:ascii="Arial" w:hAnsi="Arial"/>
-                <w:sz w:val="16"/>
-              </w:rPr>
-              <w:t>2</w:t>
-            </w:r>
-          </w:p>
-        </w:tc>
-        <w:tc>
-          <w:tcPr>
-            <w:tcW w:type="dxa" w:w="1134"/>
-          </w:tcPr>
-          <w:p>
-            <w:pPr>
-              <w:jc w:val="right"/>
-            </w:pPr>
-            <w:r/>
-            <w:r>
-              <w:rPr>
-                <w:rFonts w:ascii="Arial" w:hAnsi="Arial"/>
-                <w:sz w:val="16"/>
-              </w:rPr>
-              <w:t>2,27</w:t>
-            </w:r>
-          </w:p>
-        </w:tc>
-        <w:tc>
-          <w:tcPr>
-            <w:tcW w:type="dxa" w:w="737"/>
-          </w:tcPr>
-          <w:p>
-            <w:pPr>
-              <w:jc w:val="right"/>
-            </w:pPr>
-            <w:r/>
-            <w:r>
-              <w:rPr>
-                <w:rFonts w:ascii="Arial" w:hAnsi="Arial"/>
-                <w:sz w:val="16"/>
-              </w:rPr>
-              <w:t>28,8 %</w:t>
-            </w:r>
-          </w:p>
-        </w:tc>
-        <w:tc>
-          <w:tcPr>
-            <w:tcW w:type="dxa" w:w="1134"/>
-          </w:tcPr>
-          <w:p>
-            <w:pPr>
-              <w:jc w:val="right"/>
-            </w:pPr>
-            <w:r/>
-            <w:r>
-              <w:rPr>
-                <w:rFonts w:ascii="Arial" w:hAnsi="Arial"/>
-                <w:sz w:val="16"/>
-              </w:rPr>
-              <w:t>1,05</w:t>
-            </w:r>
-          </w:p>
-        </w:tc>
-        <w:tc>
-          <w:tcPr>
-            <w:tcW w:type="dxa" w:w="680"/>
-          </w:tcPr>
-          <w:p>
-            <w:pPr>
-              <w:jc w:val="right"/>
-            </w:pPr>
-            <w:r/>
-            <w:r>
-              <w:rPr>
-                <w:rFonts w:ascii="Arial" w:hAnsi="Arial"/>
-                <w:sz w:val="16"/>
-              </w:rPr>
-              <w:t>0,88</w:t>
-            </w:r>
-          </w:p>
-        </w:tc>
-        <w:tc>
-          <w:tcPr>
-            <w:tcW w:type="dxa" w:w="1417"/>
-          </w:tcPr>
-          <w:p>
-            <w:pPr>
-              <w:jc w:val="right"/>
-            </w:pPr>
-            <w:r/>
-            <w:r>
-              <w:rPr>
-                <w:rFonts w:ascii="Arial" w:hAnsi="Arial"/>
-                <w:sz w:val="16"/>
-              </w:rPr>
-              <w:t>0,33</w:t>
-            </w:r>
-          </w:p>
-        </w:tc>
-      </w:tr>
-      <w:tr>
-        <w:tc>
-          <w:tcPr>
-            <w:tcW w:type="dxa" w:w="2041"/>
-          </w:tcPr>
-          <w:p>
-            <w:r/>
-            <w:r>
-              <w:rPr>
-                <w:rFonts w:ascii="Arial" w:hAnsi="Arial"/>
-                <w:sz w:val="16"/>
-              </w:rPr>
-              <w:t>Ориент Хоусхолд Апплиансес</w:t>
-            </w:r>
-          </w:p>
-        </w:tc>
-        <w:tc>
-          <w:tcPr>
-            <w:tcW w:type="dxa" w:w="680"/>
-          </w:tcPr>
-          <w:p>
-            <w:pPr>
-              <w:jc w:val="right"/>
-            </w:pPr>
-            <w:r/>
-            <w:r>
-              <w:rPr>
-                <w:rFonts w:ascii="Arial" w:hAnsi="Arial"/>
-                <w:sz w:val="16"/>
-              </w:rPr>
-              <w:t>7</w:t>
-            </w:r>
-          </w:p>
-        </w:tc>
-        <w:tc>
-          <w:tcPr>
-            <w:tcW w:type="dxa" w:w="1077"/>
-          </w:tcPr>
-          <w:p>
-            <w:pPr>
-              <w:jc w:val="right"/>
-            </w:pPr>
-            <w:r/>
-            <w:r>
-              <w:rPr>
-                <w:rFonts w:ascii="Arial" w:hAnsi="Arial"/>
-                <w:sz w:val="16"/>
-              </w:rPr>
-              <w:t>1</w:t>
-            </w:r>
-          </w:p>
-        </w:tc>
-        <w:tc>
-          <w:tcPr>
-            <w:tcW w:type="dxa" w:w="1134"/>
-          </w:tcPr>
-          <w:p>
-            <w:pPr>
-              <w:jc w:val="right"/>
-            </w:pPr>
-            <w:r/>
-            <w:r>
-              <w:rPr>
-                <w:rFonts w:ascii="Arial" w:hAnsi="Arial"/>
-                <w:sz w:val="16"/>
-              </w:rPr>
-              <w:t>3,75</w:t>
-            </w:r>
-          </w:p>
-        </w:tc>
-        <w:tc>
-          <w:tcPr>
-            <w:tcW w:type="dxa" w:w="737"/>
-          </w:tcPr>
-          <w:p>
-            <w:pPr>
-              <w:jc w:val="right"/>
-            </w:pPr>
-            <w:r/>
-            <w:r>
-              <w:rPr>
-                <w:rFonts w:ascii="Arial" w:hAnsi="Arial"/>
-                <w:sz w:val="16"/>
-              </w:rPr>
-              <w:t>19,1 %</w:t>
-            </w:r>
-          </w:p>
-        </w:tc>
-        <w:tc>
-          <w:tcPr>
-            <w:tcW w:type="dxa" w:w="1134"/>
-          </w:tcPr>
-          <w:p>
-            <w:pPr>
-              <w:jc w:val="right"/>
-            </w:pPr>
-            <w:r/>
-            <w:r>
-              <w:rPr>
-                <w:rFonts w:ascii="Arial" w:hAnsi="Arial"/>
-                <w:sz w:val="16"/>
-              </w:rPr>
-              <w:t>0,62</w:t>
-            </w:r>
-          </w:p>
-        </w:tc>
-        <w:tc>
-          <w:tcPr>
-            <w:tcW w:type="dxa" w:w="680"/>
-          </w:tcPr>
-          <w:p>
-            <w:pPr>
-              <w:jc w:val="right"/>
-            </w:pPr>
-            <w:r/>
-            <w:r>
-              <w:rPr>
-                <w:rFonts w:ascii="Arial" w:hAnsi="Arial"/>
-                <w:sz w:val="16"/>
-              </w:rPr>
-              <w:t>1,40</w:t>
-            </w:r>
-          </w:p>
-        </w:tc>
-        <w:tc>
-          <w:tcPr>
-            <w:tcW w:type="dxa" w:w="1417"/>
-          </w:tcPr>
-          <w:p>
-            <w:pPr>
-              <w:jc w:val="right"/>
-            </w:pPr>
-            <w:r/>
-            <w:r>
-              <w:rPr>
-                <w:rFonts w:ascii="Arial" w:hAnsi="Arial"/>
-                <w:sz w:val="16"/>
-              </w:rPr>
-              <w:t>0,60</w:t>
-            </w:r>
-          </w:p>
-        </w:tc>
-      </w:tr>
-      <w:tr>
-        <w:tc>
-          <w:tcPr>
-            <w:tcW w:type="dxa" w:w="2041"/>
-          </w:tcPr>
-          <w:p>
-            <w:r/>
-            <w:r>
-              <w:rPr>
-                <w:rFonts w:ascii="Arial" w:hAnsi="Arial"/>
-                <w:sz w:val="16"/>
-              </w:rPr>
-              <w:t>Эльф ГК</w:t>
-            </w:r>
-          </w:p>
-        </w:tc>
-        <w:tc>
-          <w:tcPr>
-            <w:tcW w:type="dxa" w:w="680"/>
-          </w:tcPr>
-          <w:p>
-            <w:pPr>
-              <w:jc w:val="right"/>
-            </w:pPr>
-            <w:r/>
-            <w:r>
-              <w:rPr>
-                <w:rFonts w:ascii="Arial" w:hAnsi="Arial"/>
-                <w:sz w:val="16"/>
-              </w:rPr>
-              <w:t>21</w:t>
-            </w:r>
-          </w:p>
-        </w:tc>
-        <w:tc>
-          <w:tcPr>
-            <w:tcW w:type="dxa" w:w="1077"/>
-          </w:tcPr>
-          <w:p>
-            <w:pPr>
-              <w:jc w:val="right"/>
-            </w:pPr>
-            <w:r/>
-            <w:r>
-              <w:rPr>
-                <w:rFonts w:ascii="Arial" w:hAnsi="Arial"/>
-                <w:sz w:val="16"/>
-              </w:rPr>
-              <w:t>3</w:t>
-            </w:r>
-          </w:p>
-        </w:tc>
-        <w:tc>
-          <w:tcPr>
-            <w:tcW w:type="dxa" w:w="1134"/>
-          </w:tcPr>
-          <w:p>
-            <w:pPr>
-              <w:jc w:val="right"/>
-            </w:pPr>
-            <w:r/>
-            <w:r>
-              <w:rPr>
-                <w:rFonts w:ascii="Arial" w:hAnsi="Arial"/>
-                <w:sz w:val="16"/>
-              </w:rPr>
-              <w:t>1,54</w:t>
-            </w:r>
-          </w:p>
-        </w:tc>
-        <w:tc>
-          <w:tcPr>
-            <w:tcW w:type="dxa" w:w="737"/>
-          </w:tcPr>
-          <w:p>
-            <w:pPr>
-              <w:jc w:val="right"/>
-            </w:pPr>
-            <w:r/>
-            <w:r>
-              <w:rPr>
-                <w:rFonts w:ascii="Arial" w:hAnsi="Arial"/>
-                <w:sz w:val="16"/>
-              </w:rPr>
-              <w:t>20,7 %</w:t>
-            </w:r>
-          </w:p>
-        </w:tc>
-        <w:tc>
-          <w:tcPr>
-            <w:tcW w:type="dxa" w:w="1134"/>
-          </w:tcPr>
-          <w:p>
-            <w:pPr>
-              <w:jc w:val="right"/>
-            </w:pPr>
-            <w:r/>
-            <w:r>
-              <w:rPr>
-                <w:rFonts w:ascii="Arial" w:hAnsi="Arial"/>
-                <w:sz w:val="16"/>
-              </w:rPr>
-              <w:t>0,57</w:t>
-            </w:r>
-          </w:p>
-        </w:tc>
-        <w:tc>
-          <w:tcPr>
-            <w:tcW w:type="dxa" w:w="680"/>
-          </w:tcPr>
-          <w:p>
-            <w:pPr>
-              <w:jc w:val="right"/>
-            </w:pPr>
-            <w:r/>
-            <w:r>
-              <w:rPr>
-                <w:rFonts w:ascii="Arial" w:hAnsi="Arial"/>
-                <w:sz w:val="16"/>
-              </w:rPr>
-              <w:t>0,74</w:t>
-            </w:r>
-          </w:p>
-        </w:tc>
-        <w:tc>
-          <w:tcPr>
-            <w:tcW w:type="dxa" w:w="1417"/>
-          </w:tcPr>
-          <w:p>
-            <w:pPr>
-              <w:jc w:val="right"/>
-            </w:pPr>
-            <w:r/>
-            <w:r>
-              <w:rPr>
-                <w:rFonts w:ascii="Arial" w:hAnsi="Arial"/>
-                <w:sz w:val="16"/>
-              </w:rPr>
-              <w:t>0,11</w:t>
-            </w:r>
-          </w:p>
-        </w:tc>
-      </w:tr>
-      <w:tr>
-        <w:tc>
-          <w:tcPr>
-            <w:tcW w:type="dxa" w:w="2041"/>
-          </w:tcPr>
-          <w:p>
-            <w:r/>
-            <w:r>
-              <w:rPr>
-                <w:rFonts w:ascii="Arial" w:hAnsi="Arial"/>
-                <w:sz w:val="16"/>
-              </w:rPr>
-              <w:t>ИКС, ООО</w:t>
-            </w:r>
-          </w:p>
-        </w:tc>
-        <w:tc>
-          <w:tcPr>
-            <w:tcW w:type="dxa" w:w="680"/>
-          </w:tcPr>
-          <w:p>
-            <w:pPr>
-              <w:jc w:val="right"/>
-            </w:pPr>
-            <w:r/>
-            <w:r>
-              <w:rPr>
-                <w:rFonts w:ascii="Arial" w:hAnsi="Arial"/>
-                <w:sz w:val="16"/>
-              </w:rPr>
-              <w:t>22</w:t>
-            </w:r>
-          </w:p>
-        </w:tc>
-        <w:tc>
-          <w:tcPr>
-            <w:tcW w:type="dxa" w:w="1077"/>
-          </w:tcPr>
-          <w:p>
-            <w:pPr>
-              <w:jc w:val="right"/>
-            </w:pPr>
-            <w:r/>
-            <w:r>
-              <w:rPr>
-                <w:rFonts w:ascii="Arial" w:hAnsi="Arial"/>
-                <w:sz w:val="16"/>
-              </w:rPr>
-              <w:t>1</w:t>
-            </w:r>
-          </w:p>
-        </w:tc>
-        <w:tc>
-          <w:tcPr>
-            <w:tcW w:type="dxa" w:w="1134"/>
-          </w:tcPr>
-          <w:p>
-            <w:pPr>
-              <w:jc w:val="right"/>
-            </w:pPr>
-            <w:r/>
-            <w:r>
-              <w:rPr>
-                <w:rFonts w:ascii="Arial" w:hAnsi="Arial"/>
-                <w:sz w:val="16"/>
-              </w:rPr>
-              <w:t>1,38</w:t>
-            </w:r>
-          </w:p>
-        </w:tc>
-        <w:tc>
-          <w:tcPr>
-            <w:tcW w:type="dxa" w:w="737"/>
-          </w:tcPr>
-          <w:p>
-            <w:pPr>
-              <w:jc w:val="right"/>
-            </w:pPr>
-            <w:r/>
-            <w:r>
-              <w:rPr>
-                <w:rFonts w:ascii="Arial" w:hAnsi="Arial"/>
-                <w:sz w:val="16"/>
-              </w:rPr>
-              <w:t>19,0 %</w:t>
-            </w:r>
-          </w:p>
-        </w:tc>
-        <w:tc>
-          <w:tcPr>
-            <w:tcW w:type="dxa" w:w="1134"/>
-          </w:tcPr>
-          <w:p>
-            <w:pPr>
-              <w:jc w:val="right"/>
-            </w:pPr>
-            <w:r/>
-            <w:r>
-              <w:rPr>
-                <w:rFonts w:ascii="Arial" w:hAnsi="Arial"/>
-                <w:sz w:val="16"/>
-              </w:rPr>
-              <w:t>0,79</w:t>
-            </w:r>
-          </w:p>
-        </w:tc>
-        <w:tc>
-          <w:tcPr>
-            <w:tcW w:type="dxa" w:w="680"/>
-          </w:tcPr>
-          <w:p>
-            <w:pPr>
-              <w:jc w:val="right"/>
-            </w:pPr>
-            <w:r/>
-            <w:r>
-              <w:rPr>
-                <w:rFonts w:ascii="Arial" w:hAnsi="Arial"/>
-                <w:sz w:val="16"/>
-              </w:rPr>
-              <w:t>0,76</w:t>
-            </w:r>
-          </w:p>
-        </w:tc>
-        <w:tc>
-          <w:tcPr>
-            <w:tcW w:type="dxa" w:w="1417"/>
-          </w:tcPr>
-          <w:p>
-            <w:pPr>
-              <w:jc w:val="right"/>
-            </w:pPr>
-            <w:r/>
-            <w:r>
-              <w:rPr>
-                <w:rFonts w:ascii="Arial" w:hAnsi="Arial"/>
-                <w:sz w:val="16"/>
-              </w:rPr>
-              <w:t>0,09</w:t>
-            </w:r>
-          </w:p>
-        </w:tc>
-      </w:tr>
-      <w:tr>
-        <w:tc>
-          <w:tcPr>
-            <w:tcW w:type="dxa" w:w="2041"/>
-          </w:tcPr>
-          <w:p>
-            <w:r/>
-            <w:r>
-              <w:rPr>
-                <w:rFonts w:ascii="Arial" w:hAnsi="Arial"/>
-                <w:sz w:val="16"/>
-              </w:rPr>
-              <w:t>РОСТОК, ООО</w:t>
-            </w:r>
-          </w:p>
-        </w:tc>
-        <w:tc>
-          <w:tcPr>
-            <w:tcW w:type="dxa" w:w="680"/>
-          </w:tcPr>
-          <w:p>
-            <w:pPr>
-              <w:jc w:val="right"/>
-            </w:pPr>
-            <w:r/>
-            <w:r>
-              <w:rPr>
-                <w:rFonts w:ascii="Arial" w:hAnsi="Arial"/>
-                <w:sz w:val="16"/>
-              </w:rPr>
-              <w:t>8</w:t>
-            </w:r>
-          </w:p>
-        </w:tc>
-        <w:tc>
-          <w:tcPr>
-            <w:tcW w:type="dxa" w:w="1077"/>
-          </w:tcPr>
-          <w:p>
-            <w:pPr>
-              <w:jc w:val="right"/>
-            </w:pPr>
-            <w:r/>
-            <w:r>
-              <w:rPr>
-                <w:rFonts w:ascii="Arial" w:hAnsi="Arial"/>
-                <w:sz w:val="16"/>
-              </w:rPr>
-              <w:t>1</w:t>
-            </w:r>
-          </w:p>
-        </w:tc>
-        <w:tc>
-          <w:tcPr>
-            <w:tcW w:type="dxa" w:w="1134"/>
-          </w:tcPr>
-          <w:p>
-            <w:pPr>
-              <w:jc w:val="right"/>
-            </w:pPr>
-            <w:r/>
-            <w:r>
-              <w:rPr>
-                <w:rFonts w:ascii="Arial" w:hAnsi="Arial"/>
-                <w:sz w:val="16"/>
-              </w:rPr>
-              <w:t>0,83</w:t>
-            </w:r>
-          </w:p>
-        </w:tc>
-        <w:tc>
-          <w:tcPr>
-            <w:tcW w:type="dxa" w:w="737"/>
-          </w:tcPr>
-          <w:p>
-            <w:pPr>
-              <w:jc w:val="right"/>
-            </w:pPr>
-            <w:r/>
-            <w:r>
-              <w:rPr>
-                <w:rFonts w:ascii="Arial" w:hAnsi="Arial"/>
-                <w:sz w:val="16"/>
-              </w:rPr>
-              <w:t>19,4 %</w:t>
-            </w:r>
-          </w:p>
-        </w:tc>
-        <w:tc>
-          <w:tcPr>
-            <w:tcW w:type="dxa" w:w="1134"/>
-          </w:tcPr>
-          <w:p>
-            <w:pPr>
-              <w:jc w:val="right"/>
-            </w:pPr>
-            <w:r/>
-            <w:r>
-              <w:rPr>
-                <w:rFonts w:ascii="Arial" w:hAnsi="Arial"/>
-                <w:sz w:val="16"/>
-              </w:rPr>
-              <w:t>0,08</w:t>
-            </w:r>
-          </w:p>
-        </w:tc>
-        <w:tc>
-          <w:tcPr>
-            <w:tcW w:type="dxa" w:w="680"/>
-          </w:tcPr>
-          <w:p>
-            <w:pPr>
-              <w:jc w:val="right"/>
-            </w:pPr>
-            <w:r/>
-            <w:r>
-              <w:rPr>
-                <w:rFonts w:ascii="Arial" w:hAnsi="Arial"/>
-                <w:sz w:val="16"/>
-              </w:rPr>
-              <w:t>0,54</w:t>
-            </w:r>
-          </w:p>
-        </w:tc>
-        <w:tc>
-          <w:tcPr>
-            <w:tcW w:type="dxa" w:w="1417"/>
-          </w:tcPr>
-          <w:p>
-            <w:pPr>
-              <w:jc w:val="right"/>
-            </w:pPr>
-            <w:r/>
-            <w:r>
-              <w:rPr>
-                <w:rFonts w:ascii="Arial" w:hAnsi="Arial"/>
-                <w:b/>
-                <w:color w:val="C00000"/>
-                <w:sz w:val="16"/>
-              </w:rPr>
-              <w:t>−0,01</w:t>
+              <w:t>0,39</w:t>
             </w:r>
           </w:p>
         </w:tc>
@@ -22726,7 +22022,7 @@
                 <w:rFonts w:ascii="Arial" w:hAnsi="Arial"/>
                 <w:sz w:val="16"/>
               </w:rPr>
-              <w:t>66</w:t>
+              <w:t>37</w:t>
             </w:r>
           </w:p>
         </w:tc>
@@ -22744,7 +22040,7 @@
                 <w:rFonts w:ascii="Arial" w:hAnsi="Arial"/>
                 <w:sz w:val="16"/>
               </w:rPr>
-              <w:t>1,40</w:t>
+              <w:t>1,11</w:t>
             </w:r>
           </w:p>
         </w:tc>
@@ -22762,7 +22058,7 @@
                 <w:rFonts w:ascii="Arial" w:hAnsi="Arial"/>
                 <w:sz w:val="16"/>
               </w:rPr>
-              <w:t>0,84</w:t>
+              <w:t>0,63</w:t>
             </w:r>
           </w:p>
         </w:tc>
@@ -22815,7 +22111,7 @@
                 <w:rFonts w:ascii="Arial" w:hAnsi="Arial"/>
                 <w:sz w:val="16"/>
               </w:rPr>
-              <w:t>533</w:t>
+              <w:t>486</w:t>
             </w:r>
           </w:p>
         </w:tc>
@@ -22833,7 +22129,7 @@
                 <w:rFonts w:ascii="Arial" w:hAnsi="Arial"/>
                 <w:sz w:val="16"/>
               </w:rPr>
-              <w:t>22,73</w:t>
+              <w:t>21,95</w:t>
             </w:r>
           </w:p>
         </w:tc>
@@ -22851,7 +22147,7 @@
                 <w:rFonts w:ascii="Arial" w:hAnsi="Arial"/>
                 <w:sz w:val="16"/>
               </w:rPr>
-              <w:t>11,05</w:t>
+              <w:t>10,73</w:t>
             </w:r>
           </w:p>
         </w:tc>
@@ -22904,7 +22200,7 @@
                 <w:rFonts w:ascii="Arial" w:hAnsi="Arial"/>
                 <w:sz w:val="16"/>
               </w:rPr>
-              <w:t>63</w:t>
+              <w:t>46</w:t>
             </w:r>
           </w:p>
         </w:tc>
@@ -22922,7 +22218,7 @@
                 <w:rFonts w:ascii="Arial" w:hAnsi="Arial"/>
                 <w:sz w:val="16"/>
               </w:rPr>
-              <w:t>2,73</w:t>
+              <w:t>2,56</w:t>
             </w:r>
           </w:p>
         </w:tc>
@@ -22940,7 +22236,7 @@
                 <w:rFonts w:ascii="Arial" w:hAnsi="Arial"/>
                 <w:sz w:val="16"/>
               </w:rPr>
-              <w:t>1,32</w:t>
+              <w:t>1,16</w:t>
             </w:r>
           </w:p>
         </w:tc>
@@ -22993,7 +22289,7 @@
                 <w:rFonts w:ascii="Arial" w:hAnsi="Arial"/>
                 <w:sz w:val="16"/>
               </w:rPr>
-              <w:t>777</w:t>
+              <w:t>703</w:t>
             </w:r>
           </w:p>
         </w:tc>
@@ -23011,7 +22307,7 @@
                 <w:rFonts w:ascii="Arial" w:hAnsi="Arial"/>
                 <w:sz w:val="16"/>
               </w:rPr>
-              <w:t>34,54</w:t>
+              <w:t>33,30</w:t>
             </w:r>
           </w:p>
         </w:tc>
@@ -23029,7 +22325,7 @@
                 <w:rFonts w:ascii="Arial" w:hAnsi="Arial"/>
                 <w:sz w:val="16"/>
               </w:rPr>
-              <w:t>16,25</w:t>
+              <w:t>15,58</w:t>
             </w:r>
           </w:p>
         </w:tc>
@@ -23073,7 +22369,7 @@
                 <w:color w:val="C05600"/>
                 <w:sz w:val="21"/>
               </w:rPr>
-              <w:t>Особое внимание к коду п1: 66 позиций на 1,40 млн ₽, где норма упаковки больше нормы запаса. Это механическая причина затоваривания — уценкой не лечится, нужен разговор с поставщиком о размере партии.</w:t>
+              <w:t>Особое внимание к коду п1: 37 позиций на 1,11 млн ₽, где норма упаковки больше нормы запаса. Это механическая причина затоваривания — уценкой не лечится, нужен разговор с поставщиком о размере партии.</w:t>
             </w:r>
           </w:p>
         </w:tc>
@@ -23110,7 +22406,7 @@
           <w:i w:val="0"/>
           <w:sz w:val="21"/>
         </w:rPr>
-        <w:t>Эталон — «Ижевск Глазов» с GMROI 1,32. Медиана по дивизиону — 1,21.</w:t>
+        <w:t>Эталон — «Ижевск Глазов» с GMROI 1,35. Медиана по дивизиону — 1,23.</w:t>
       </w:r>
     </w:p>
     <w:tbl>
@@ -23308,7 +22604,7 @@
                 <w:rFonts w:ascii="Arial" w:hAnsi="Arial"/>
                 <w:sz w:val="16"/>
               </w:rPr>
-              <w:t>16,63</w:t>
+              <w:t>16,16</w:t>
             </w:r>
           </w:p>
         </w:tc>
@@ -23326,7 +22622,7 @@
                 <w:rFonts w:ascii="Arial" w:hAnsi="Arial"/>
                 <w:sz w:val="16"/>
               </w:rPr>
-              <w:t>228</w:t>
+              <w:t>231</w:t>
             </w:r>
           </w:p>
         </w:tc>
@@ -23344,7 +22640,7 @@
                 <w:rFonts w:ascii="Arial" w:hAnsi="Arial"/>
                 <w:sz w:val="16"/>
               </w:rPr>
-              <w:t>0,52</w:t>
+              <w:t>0,51</w:t>
             </w:r>
           </w:p>
         </w:tc>
@@ -23362,7 +22658,7 @@
                 <w:rFonts w:ascii="Arial" w:hAnsi="Arial"/>
                 <w:sz w:val="16"/>
               </w:rPr>
-              <w:t>12,58</w:t>
+              <w:t>12,70</w:t>
             </w:r>
           </w:p>
         </w:tc>
@@ -23380,7 +22676,7 @@
                 <w:rFonts w:ascii="Arial" w:hAnsi="Arial"/>
                 <w:sz w:val="16"/>
               </w:rPr>
-              <w:t>14,66</w:t>
+              <w:t>14,95</w:t>
             </w:r>
           </w:p>
         </w:tc>
@@ -23398,7 +22694,7 @@
                 <w:rFonts w:ascii="Arial" w:hAnsi="Arial"/>
                 <w:sz w:val="16"/>
               </w:rPr>
-              <w:t>6,76</w:t>
+              <w:t>6,77</w:t>
             </w:r>
           </w:p>
         </w:tc>
@@ -23433,7 +22729,7 @@
                 <w:rFonts w:ascii="Arial" w:hAnsi="Arial"/>
                 <w:sz w:val="16"/>
               </w:rPr>
-              <w:t>15,25</w:t>
+              <w:t>14,61</w:t>
             </w:r>
           </w:p>
         </w:tc>
@@ -23451,7 +22747,7 @@
                 <w:rFonts w:ascii="Arial" w:hAnsi="Arial"/>
                 <w:sz w:val="16"/>
               </w:rPr>
-              <w:t>91</w:t>
+              <w:t>92</w:t>
             </w:r>
           </w:p>
         </w:tc>
@@ -23505,7 +22801,7 @@
                 <w:rFonts w:ascii="Arial" w:hAnsi="Arial"/>
                 <w:sz w:val="16"/>
               </w:rPr>
-              <w:t>0,00</w:t>
+              <w:t>0,30</w:t>
             </w:r>
           </w:p>
         </w:tc>
@@ -23558,7 +22854,7 @@
                 <w:rFonts w:ascii="Arial" w:hAnsi="Arial"/>
                 <w:sz w:val="16"/>
               </w:rPr>
-              <w:t>13,94</w:t>
+              <w:t>13,22</w:t>
             </w:r>
           </w:p>
         </w:tc>
@@ -23576,7 +22872,7 @@
                 <w:rFonts w:ascii="Arial" w:hAnsi="Arial"/>
                 <w:sz w:val="16"/>
               </w:rPr>
-              <w:t>100</w:t>
+              <w:t>98</w:t>
             </w:r>
           </w:p>
         </w:tc>
@@ -23594,7 +22890,7 @@
                 <w:rFonts w:ascii="Arial" w:hAnsi="Arial"/>
                 <w:sz w:val="16"/>
               </w:rPr>
-              <w:t>1,19</w:t>
+              <w:t>1,21</w:t>
             </w:r>
           </w:p>
         </w:tc>
@@ -23630,7 +22926,7 @@
                 <w:rFonts w:ascii="Arial" w:hAnsi="Arial"/>
                 <w:sz w:val="16"/>
               </w:rPr>
-              <w:t>0,64</w:t>
+              <w:t>0,60</w:t>
             </w:r>
           </w:p>
         </w:tc>
@@ -23648,7 +22944,7 @@
                 <w:rFonts w:ascii="Arial" w:hAnsi="Arial"/>
                 <w:sz w:val="16"/>
               </w:rPr>
-              <w:t>0,49</w:t>
+              <w:t>0,53</w:t>
             </w:r>
           </w:p>
         </w:tc>
@@ -23683,7 +22979,7 @@
                 <w:rFonts w:ascii="Arial" w:hAnsi="Arial"/>
                 <w:sz w:val="16"/>
               </w:rPr>
-              <w:t>4,82</w:t>
+              <w:t>4,42</w:t>
             </w:r>
           </w:p>
         </w:tc>
@@ -23701,7 +22997,7 @@
                 <w:rFonts w:ascii="Arial" w:hAnsi="Arial"/>
                 <w:sz w:val="16"/>
               </w:rPr>
-              <w:t>113</w:t>
+              <w:t>112</w:t>
             </w:r>
           </w:p>
         </w:tc>
@@ -23719,7 +23015,7 @@
                 <w:rFonts w:ascii="Arial" w:hAnsi="Arial"/>
                 <w:sz w:val="16"/>
               </w:rPr>
-              <w:t>1,32</w:t>
+              <w:t>1,35</w:t>
             </w:r>
           </w:p>
         </w:tc>
@@ -23773,7 +23069,7 @@
                 <w:rFonts w:ascii="Arial" w:hAnsi="Arial"/>
                 <w:sz w:val="16"/>
               </w:rPr>
-              <w:t>1,30</w:t>
+              <w:t>1,34</w:t>
             </w:r>
           </w:p>
         </w:tc>
@@ -23796,7 +23092,7 @@
           <w:i w:val="0"/>
           <w:sz w:val="21"/>
         </w:rPr>
-        <w:t>«Цель» — если отстающие подтянутся до медианы: +12,58 млн ₽ валовой прибыли в год. «Потолок» — если все сработают как лучший офис: +15,30 млн ₽; это теоретический максимум, а не план — у офисов разный ассортимент и разная клиентская база.</w:t>
+        <w:t>«Цель» — если отстающие подтянутся до медианы: +12,70 млн ₽ валовой прибыли в год. «Потолок» — если все сработают как лучший офис: +15,86 млн ₽; это теоретический максимум, а не план — у офисов разный ассортимент и разная клиентская база.</w:t>
       </w:r>
     </w:p>
     <w:p>
@@ -23825,7 +23121,7 @@
           <w:i w:val="0"/>
           <w:sz w:val="21"/>
         </w:rPr>
-        <w:t>При сохранении текущего темпа запас растёт на 0,45 млн ₽ в месяц. Через полгода это 51,2 млн ₽ против 51,3 млн ₽ сейчас (-0 %).</w:t>
+        <w:t>При сохранении текущего темпа запас растёт на 0,42 млн ₽ в месяц. Через полгода это 48,7 млн ₽ против 49,1 млн ₽ сейчас (-1 %).</w:t>
       </w:r>
     </w:p>
     <w:p>
@@ -24126,7 +23422,7 @@
                 <w:rFonts w:ascii="Arial" w:hAnsi="Arial"/>
                 <w:sz w:val="17"/>
               </w:rPr>
-              <w:t>4,79</w:t>
+              <w:t>4,60</w:t>
             </w:r>
           </w:p>
         </w:tc>
@@ -24215,7 +23511,7 @@
                 <w:rFonts w:ascii="Arial" w:hAnsi="Arial"/>
                 <w:sz w:val="17"/>
               </w:rPr>
-              <w:t>4,20</w:t>
+              <w:t>3,94</w:t>
             </w:r>
           </w:p>
         </w:tc>
@@ -24233,7 +23529,7 @@
                 <w:rFonts w:ascii="Arial" w:hAnsi="Arial"/>
                 <w:sz w:val="17"/>
               </w:rPr>
-              <w:t>2,41</w:t>
+              <w:t>2,26</w:t>
             </w:r>
           </w:p>
         </w:tc>
@@ -24322,7 +23618,7 @@
                 <w:rFonts w:ascii="Arial" w:hAnsi="Arial"/>
                 <w:sz w:val="17"/>
               </w:rPr>
-              <w:t>6,12</w:t>
+              <w:t>5,89</w:t>
             </w:r>
           </w:p>
         </w:tc>
@@ -24340,7 +23636,7 @@
                 <w:rFonts w:ascii="Arial" w:hAnsi="Arial"/>
                 <w:sz w:val="17"/>
               </w:rPr>
-              <w:t>2,60</w:t>
+              <w:t>2,49</w:t>
             </w:r>
           </w:p>
         </w:tc>
@@ -24429,7 +23725,7 @@
                 <w:rFonts w:ascii="Arial" w:hAnsi="Arial"/>
                 <w:sz w:val="17"/>
               </w:rPr>
-              <w:t>1,75</w:t>
+              <w:t>1,64</w:t>
             </w:r>
           </w:p>
         </w:tc>
@@ -24447,7 +23743,7 @@
                 <w:rFonts w:ascii="Arial" w:hAnsi="Arial"/>
                 <w:sz w:val="17"/>
               </w:rPr>
-              <w:t>0,60</w:t>
+              <w:t>0,57</w:t>
             </w:r>
           </w:p>
         </w:tc>
@@ -24536,7 +23832,7 @@
                 <w:rFonts w:ascii="Arial" w:hAnsi="Arial"/>
                 <w:sz w:val="17"/>
               </w:rPr>
-              <w:t>4,64</w:t>
+              <w:t>4,39</w:t>
             </w:r>
           </w:p>
         </w:tc>
@@ -24554,7 +23850,7 @@
                 <w:rFonts w:ascii="Arial" w:hAnsi="Arial"/>
                 <w:sz w:val="17"/>
               </w:rPr>
-              <w:t>1,19</w:t>
+              <w:t>1,08</w:t>
             </w:r>
           </w:p>
         </w:tc>
@@ -24613,7 +23909,7 @@
           <w:i w:val="0"/>
           <w:sz w:val="21"/>
         </w:rPr>
-        <w:t>Поимённый план — лист «0.Задачи» в приложении: 314 строк, годовой эффект 11,75 млн ₽. По каждой позиции указано, что делать, где, сколько и в какой срок. Столбцы «Статус выполнения» и «Комментарий исполнителя» оставлены пустыми для заполнения в работе, а «Внимание» показывает, что нужно решить до исполнения.</w:t>
+        <w:t>Поимённый план — лист «0.Задачи» в приложении: 314 строк, годовой эффект 11,04 млн ₽. По каждой позиции указано, что делать, где, сколько и в какой срок. Столбцы «Статус выполнения» и «Комментарий исполнителя» оставлены пустыми для заполнения в работе, а «Внимание» показывает, что нужно решить до исполнения.</w:t>
       </w:r>
     </w:p>
     <w:p>
@@ -24782,7 +24078,7 @@
                 <w:rFonts w:ascii="Arial" w:hAnsi="Arial"/>
                 <w:sz w:val="16"/>
               </w:rPr>
-              <w:t>114</w:t>
+              <w:t>113</w:t>
             </w:r>
           </w:p>
         </w:tc>
@@ -24800,7 +24096,7 @@
                 <w:rFonts w:ascii="Arial" w:hAnsi="Arial"/>
                 <w:sz w:val="16"/>
               </w:rPr>
-              <w:t>6,78</w:t>
+              <w:t>6,65</w:t>
             </w:r>
           </w:p>
         </w:tc>
@@ -24818,7 +24114,7 @@
                 <w:rFonts w:ascii="Arial" w:hAnsi="Arial"/>
                 <w:sz w:val="16"/>
               </w:rPr>
-              <w:t>4,16</w:t>
+              <w:t>4,05</w:t>
             </w:r>
           </w:p>
         </w:tc>
@@ -24871,7 +24167,7 @@
                 <w:rFonts w:ascii="Arial" w:hAnsi="Arial"/>
                 <w:sz w:val="16"/>
               </w:rPr>
-              <w:t>68</w:t>
+              <w:t>65</w:t>
             </w:r>
           </w:p>
         </w:tc>
@@ -24889,7 +24185,7 @@
                 <w:rFonts w:ascii="Arial" w:hAnsi="Arial"/>
                 <w:sz w:val="16"/>
               </w:rPr>
-              <w:t>1,52</w:t>
+              <w:t>1,45</w:t>
             </w:r>
           </w:p>
         </w:tc>
@@ -24907,7 +24203,7 @@
                 <w:rFonts w:ascii="Arial" w:hAnsi="Arial"/>
                 <w:sz w:val="16"/>
               </w:rPr>
-              <w:t>1,38</w:t>
+              <w:t>1,31</w:t>
             </w:r>
           </w:p>
         </w:tc>
@@ -24942,7 +24238,7 @@
                 <w:rFonts w:ascii="Arial" w:hAnsi="Arial"/>
                 <w:sz w:val="16"/>
               </w:rPr>
-              <w:t>Вывести — остальное</w:t>
+              <w:t>Вывести</w:t>
             </w:r>
           </w:p>
         </w:tc>
@@ -24960,7 +24256,7 @@
                 <w:rFonts w:ascii="Arial" w:hAnsi="Arial"/>
                 <w:sz w:val="16"/>
               </w:rPr>
-              <w:t>1</w:t>
+              <w:t>39</w:t>
             </w:r>
           </w:p>
         </w:tc>
@@ -24978,7 +24274,7 @@
                 <w:rFonts w:ascii="Arial" w:hAnsi="Arial"/>
                 <w:sz w:val="16"/>
               </w:rPr>
-              <w:t>3,00</w:t>
+              <w:t>2,86</w:t>
             </w:r>
           </w:p>
         </w:tc>
@@ -24996,7 +24292,7 @@
                 <w:rFonts w:ascii="Arial" w:hAnsi="Arial"/>
                 <w:sz w:val="16"/>
               </w:rPr>
-              <w:t>1,36</w:t>
+              <w:t>1,21</w:t>
             </w:r>
           </w:p>
         </w:tc>
@@ -25014,7 +24310,7 @@
                 <w:rFonts w:ascii="Arial" w:hAnsi="Arial"/>
                 <w:sz w:val="16"/>
               </w:rPr>
-              <w:t>2026-11-08</w:t>
+              <w:t>2026-10-11</w:t>
             </w:r>
           </w:p>
         </w:tc>
@@ -25031,7 +24327,7 @@
                 <w:rFonts w:ascii="Arial" w:hAnsi="Arial"/>
                 <w:sz w:val="16"/>
               </w:rPr>
-              <w:t>Вывести</w:t>
+              <w:t>Вывести — остальное</w:t>
             </w:r>
           </w:p>
         </w:tc>
@@ -25049,7 +24345,7 @@
                 <w:rFonts w:ascii="Arial" w:hAnsi="Arial"/>
                 <w:sz w:val="16"/>
               </w:rPr>
-              <w:t>36</w:t>
+              <w:t>1</w:t>
             </w:r>
           </w:p>
         </w:tc>
@@ -25067,7 +24363,7 @@
                 <w:rFonts w:ascii="Arial" w:hAnsi="Arial"/>
                 <w:sz w:val="16"/>
               </w:rPr>
-              <w:t>2,78</w:t>
+              <w:t>2,69</w:t>
             </w:r>
           </w:p>
         </w:tc>
@@ -25085,7 +24381,7 @@
                 <w:rFonts w:ascii="Arial" w:hAnsi="Arial"/>
                 <w:sz w:val="16"/>
               </w:rPr>
-              <w:t>1,17</w:t>
+              <w:t>1,21</w:t>
             </w:r>
           </w:p>
         </w:tc>
@@ -25103,7 +24399,7 @@
                 <w:rFonts w:ascii="Arial" w:hAnsi="Arial"/>
                 <w:sz w:val="16"/>
               </w:rPr>
-              <w:t>2026-10-11</w:t>
+              <w:t>2026-11-08</w:t>
             </w:r>
           </w:p>
         </w:tc>
@@ -25156,7 +24452,7 @@
                 <w:rFonts w:ascii="Arial" w:hAnsi="Arial"/>
                 <w:sz w:val="16"/>
               </w:rPr>
-              <w:t>2,63</w:t>
+              <w:t>2,59</w:t>
             </w:r>
           </w:p>
         </w:tc>
@@ -25174,7 +24470,7 @@
                 <w:rFonts w:ascii="Arial" w:hAnsi="Arial"/>
                 <w:sz w:val="16"/>
               </w:rPr>
-              <w:t>1,04</w:t>
+              <w:t>0,99</w:t>
             </w:r>
           </w:p>
         </w:tc>
@@ -25227,7 +24523,7 @@
                 <w:rFonts w:ascii="Arial" w:hAnsi="Arial"/>
                 <w:sz w:val="16"/>
               </w:rPr>
-              <w:t>9</w:t>
+              <w:t>11</w:t>
             </w:r>
           </w:p>
         </w:tc>
@@ -25245,7 +24541,7 @@
                 <w:rFonts w:ascii="Arial" w:hAnsi="Arial"/>
                 <w:sz w:val="16"/>
               </w:rPr>
-              <w:t>2,44</w:t>
+              <w:t>2,41</w:t>
             </w:r>
           </w:p>
         </w:tc>
@@ -25263,7 +24559,7 @@
                 <w:rFonts w:ascii="Arial" w:hAnsi="Arial"/>
                 <w:sz w:val="16"/>
               </w:rPr>
-              <w:t>0,61</w:t>
+              <w:t>0,58</w:t>
             </w:r>
           </w:p>
         </w:tc>
@@ -25334,7 +24630,7 @@
                 <w:rFonts w:ascii="Arial" w:hAnsi="Arial"/>
                 <w:sz w:val="16"/>
               </w:rPr>
-              <w:t>1,29</w:t>
+              <w:t>0,89</w:t>
             </w:r>
           </w:p>
         </w:tc>
@@ -25352,7 +24648,7 @@
                 <w:rFonts w:ascii="Arial" w:hAnsi="Arial"/>
                 <w:sz w:val="16"/>
               </w:rPr>
-              <w:t>0,59</w:t>
+              <w:t>0,41</w:t>
             </w:r>
           </w:p>
         </w:tc>
@@ -25405,7 +24701,7 @@
                 <w:rFonts w:ascii="Arial" w:hAnsi="Arial"/>
                 <w:sz w:val="16"/>
               </w:rPr>
-              <w:t>16</w:t>
+              <w:t>15</w:t>
             </w:r>
           </w:p>
         </w:tc>
@@ -25423,7 +24719,7 @@
                 <w:rFonts w:ascii="Arial" w:hAnsi="Arial"/>
                 <w:sz w:val="16"/>
               </w:rPr>
-              <w:t>1,62</w:t>
+              <w:t>1,57</w:t>
             </w:r>
           </w:p>
         </w:tc>
@@ -25512,7 +24808,7 @@
                 <w:rFonts w:ascii="Arial" w:hAnsi="Arial"/>
                 <w:sz w:val="16"/>
               </w:rPr>
-              <w:t>0,34</w:t>
+              <w:t>0,29</w:t>
             </w:r>
           </w:p>
         </w:tc>
@@ -25530,7 +24826,7 @@
                 <w:rFonts w:ascii="Arial" w:hAnsi="Arial"/>
                 <w:sz w:val="16"/>
               </w:rPr>
-              <w:t>0,21</w:t>
+              <w:t>0,17</w:t>
             </w:r>
           </w:p>
         </w:tc>
@@ -25601,7 +24897,7 @@
                 <w:rFonts w:ascii="Arial" w:hAnsi="Arial"/>
                 <w:sz w:val="16"/>
               </w:rPr>
-              <w:t>0,82</w:t>
+              <w:t>0,73</w:t>
             </w:r>
           </w:p>
         </w:tc>
@@ -25619,7 +24915,7 @@
                 <w:rFonts w:ascii="Arial" w:hAnsi="Arial"/>
                 <w:sz w:val="16"/>
               </w:rPr>
-              <w:t>0,17</w:t>
+              <w:t>0,16</w:t>
             </w:r>
           </w:p>
         </w:tc>
@@ -25779,7 +25075,7 @@
                 <w:rFonts w:ascii="Arial" w:hAnsi="Arial"/>
                 <w:sz w:val="16"/>
               </w:rPr>
-              <w:t>0,14</w:t>
+              <w:t>0,12</w:t>
             </w:r>
           </w:p>
         </w:tc>
@@ -25797,7 +25093,7 @@
                 <w:rFonts w:ascii="Arial" w:hAnsi="Arial"/>
                 <w:sz w:val="16"/>
               </w:rPr>
-              <w:t>0,12</w:t>
+              <w:t>0,10</w:t>
             </w:r>
           </w:p>
         </w:tc>
@@ -25868,7 +25164,7 @@
                 <w:rFonts w:ascii="Arial" w:hAnsi="Arial"/>
                 <w:sz w:val="16"/>
               </w:rPr>
-              <w:t>0,43</w:t>
+              <w:t>0,35</w:t>
             </w:r>
           </w:p>
         </w:tc>
@@ -25886,7 +25182,7 @@
                 <w:rFonts w:ascii="Arial" w:hAnsi="Arial"/>
                 <w:sz w:val="16"/>
               </w:rPr>
-              <w:t>0,12</w:t>
+              <w:t>0,09</w:t>
             </w:r>
           </w:p>
         </w:tc>
@@ -25957,7 +25253,7 @@
                 <w:rFonts w:ascii="Arial" w:hAnsi="Arial"/>
                 <w:sz w:val="16"/>
               </w:rPr>
-              <w:t>0,09</w:t>
+              <w:t>0,07</w:t>
             </w:r>
           </w:p>
         </w:tc>
@@ -25975,7 +25271,7 @@
                 <w:rFonts w:ascii="Arial" w:hAnsi="Arial"/>
                 <w:sz w:val="16"/>
               </w:rPr>
-              <w:t>0,09</w:t>
+              <w:t>0,08</w:t>
             </w:r>
           </w:p>
         </w:tc>
@@ -26010,7 +25306,7 @@
                 <w:rFonts w:ascii="Arial" w:hAnsi="Arial"/>
                 <w:sz w:val="16"/>
               </w:rPr>
-              <w:t>Пересмотреть закупку — остальное</w:t>
+              <w:t>Уценить — мелочь пакетом</w:t>
             </w:r>
           </w:p>
         </w:tc>
@@ -26046,7 +25342,7 @@
                 <w:rFonts w:ascii="Arial" w:hAnsi="Arial"/>
                 <w:sz w:val="16"/>
               </w:rPr>
-              <w:t>0,47</w:t>
+              <w:t>0,08</w:t>
             </w:r>
           </w:p>
         </w:tc>
@@ -26064,7 +25360,7 @@
                 <w:rFonts w:ascii="Arial" w:hAnsi="Arial"/>
                 <w:sz w:val="16"/>
               </w:rPr>
-              <w:t>0,09</w:t>
+              <w:t>0,07</w:t>
             </w:r>
           </w:p>
         </w:tc>
@@ -26082,7 +25378,7 @@
                 <w:rFonts w:ascii="Arial" w:hAnsi="Arial"/>
                 <w:sz w:val="16"/>
               </w:rPr>
-              <w:t>2026-10-14</w:t>
+              <w:t>2026-10-23</w:t>
             </w:r>
           </w:p>
         </w:tc>
@@ -26099,7 +25395,7 @@
                 <w:rFonts w:ascii="Arial" w:hAnsi="Arial"/>
                 <w:sz w:val="16"/>
               </w:rPr>
-              <w:t>Уценить — мелочь пакетом</w:t>
+              <w:t>Вывести — мелочь пакетом</w:t>
             </w:r>
           </w:p>
         </w:tc>
@@ -26135,7 +25431,7 @@
                 <w:rFonts w:ascii="Arial" w:hAnsi="Arial"/>
                 <w:sz w:val="16"/>
               </w:rPr>
-              <w:t>0,09</w:t>
+              <w:t>0,03</w:t>
             </w:r>
           </w:p>
         </w:tc>
@@ -26171,7 +25467,7 @@
                 <w:rFonts w:ascii="Arial" w:hAnsi="Arial"/>
                 <w:sz w:val="16"/>
               </w:rPr>
-              <w:t>2026-10-23</w:t>
+              <w:t>2026-11-08</w:t>
             </w:r>
           </w:p>
         </w:tc>
@@ -26188,7 +25484,7 @@
                 <w:rFonts w:ascii="Arial" w:hAnsi="Arial"/>
                 <w:sz w:val="16"/>
               </w:rPr>
-              <w:t>Вывести — мелочь пакетом</w:t>
+              <w:t>Дозаказать — остальное</w:t>
             </w:r>
           </w:p>
         </w:tc>
@@ -26224,7 +25520,7 @@
                 <w:rFonts w:ascii="Arial" w:hAnsi="Arial"/>
                 <w:sz w:val="16"/>
               </w:rPr>
-              <w:t>0,03</w:t>
+              <w:t>0,48</w:t>
             </w:r>
           </w:p>
         </w:tc>
@@ -26260,7 +25556,7 @@
                 <w:rFonts w:ascii="Arial" w:hAnsi="Arial"/>
                 <w:sz w:val="16"/>
               </w:rPr>
-              <w:t>2026-11-08</w:t>
+              <w:t>2026-10-14</w:t>
             </w:r>
           </w:p>
         </w:tc>
@@ -26277,7 +25573,7 @@
                 <w:rFonts w:ascii="Arial" w:hAnsi="Arial"/>
                 <w:sz w:val="16"/>
               </w:rPr>
-              <w:t>Дозаказать — остальное</w:t>
+              <w:t>Пересмотреть закупку — остальное</w:t>
             </w:r>
           </w:p>
         </w:tc>
@@ -26313,7 +25609,7 @@
                 <w:rFonts w:ascii="Arial" w:hAnsi="Arial"/>
                 <w:sz w:val="16"/>
               </w:rPr>
-              <w:t>0,48</w:t>
+              <w:t>0,38</w:t>
             </w:r>
           </w:p>
         </w:tc>
@@ -26331,7 +25627,7 @@
                 <w:rFonts w:ascii="Arial" w:hAnsi="Arial"/>
                 <w:sz w:val="16"/>
               </w:rPr>
-              <w:t>0,07</w:t>
+              <w:t>0,06</w:t>
             </w:r>
           </w:p>
         </w:tc>
@@ -26402,7 +25698,7 @@
                 <w:rFonts w:ascii="Arial" w:hAnsi="Arial"/>
                 <w:sz w:val="16"/>
               </w:rPr>
-              <w:t>0,47</w:t>
+              <w:t>0,45</w:t>
             </w:r>
           </w:p>
         </w:tc>
@@ -26420,7 +25716,7 @@
                 <w:rFonts w:ascii="Arial" w:hAnsi="Arial"/>
                 <w:sz w:val="16"/>
               </w:rPr>
-              <w:t>0,06</w:t>
+              <w:t>0,05</w:t>
             </w:r>
           </w:p>
         </w:tc>
@@ -26491,7 +25787,7 @@
                 <w:rFonts w:ascii="Arial" w:hAnsi="Arial"/>
                 <w:sz w:val="16"/>
               </w:rPr>
-              <w:t>0,11</w:t>
+              <w:t>0,03</w:t>
             </w:r>
           </w:p>
         </w:tc>
@@ -26509,7 +25805,7 @@
                 <w:rFonts w:ascii="Arial" w:hAnsi="Arial"/>
                 <w:sz w:val="16"/>
               </w:rPr>
-              <w:t>0,01</w:t>
+              <w:t>0,00</w:t>
             </w:r>
           </w:p>
         </w:tc>
@@ -26726,7 +26022,7 @@
                 <w:rFonts w:ascii="Arial" w:hAnsi="Arial"/>
                 <w:sz w:val="16"/>
               </w:rPr>
-              <w:t>1,02</w:t>
+              <w:t>0,98</w:t>
             </w:r>
           </w:p>
         </w:tc>
@@ -26761,7 +26057,7 @@
                 <w:rFonts w:ascii="Arial" w:hAnsi="Arial"/>
                 <w:sz w:val="16"/>
               </w:rPr>
-              <w:t>1,21</w:t>
+              <w:t>1,13</w:t>
             </w:r>
           </w:p>
         </w:tc>
@@ -26796,7 +26092,7 @@
                 <w:rFonts w:ascii="Arial" w:hAnsi="Arial"/>
                 <w:sz w:val="16"/>
               </w:rPr>
-              <w:t>0,40</w:t>
+              <w:t>0,38</w:t>
             </w:r>
           </w:p>
         </w:tc>
@@ -26831,7 +26127,7 @@
                 <w:rFonts w:ascii="Arial" w:hAnsi="Arial"/>
                 <w:sz w:val="16"/>
               </w:rPr>
-              <w:t>2,62</w:t>
+              <w:t>2,50</w:t>
             </w:r>
           </w:p>
         </w:tc>
@@ -26866,7 +26162,7 @@
                 <w:rFonts w:ascii="Arial" w:hAnsi="Arial"/>
                 <w:sz w:val="16"/>
               </w:rPr>
-              <w:t>10,33</w:t>
+              <w:t>9,83</w:t>
             </w:r>
           </w:p>
         </w:tc>
@@ -26998,7 +26294,7 @@
                 <w:rFonts w:ascii="Arial" w:hAnsi="Arial"/>
                 <w:sz w:val="16"/>
               </w:rPr>
-              <w:t>303 строк</w:t>
+              <w:t>290 строк</w:t>
             </w:r>
           </w:p>
         </w:tc>
@@ -27157,7 +26453,7 @@
                 <w:rFonts w:ascii="Arial" w:hAnsi="Arial"/>
                 <w:sz w:val="16"/>
               </w:rPr>
-              <w:t>120 SKU</w:t>
+              <w:t>66 SKU</w:t>
             </w:r>
           </w:p>
         </w:tc>
@@ -27210,7 +26506,7 @@
                 <w:rFonts w:ascii="Arial" w:hAnsi="Arial"/>
                 <w:sz w:val="16"/>
               </w:rPr>
-              <w:t>16112 SKU</w:t>
+              <w:t>14998 SKU</w:t>
             </w:r>
           </w:p>
         </w:tc>
